--- a/Knowledge/3-Work knowledge/1-Software Engineering/1-Testing/5-My Source/1-ISTQB Foundation Level/5-Test Management/5-Test Techniques/3-Types of Experience-Based Techniques/3-Exploratory Testing.docx
+++ b/Knowledge/3-Work knowledge/1-Software Engineering/1-Testing/5-My Source/1-ISTQB Foundation Level/5-Test Management/5-Test Techniques/3-Types of Experience-Based Techniques/3-Exploratory Testing.docx
@@ -44,21 +44,12 @@
         </w:rPr>
         <w:t xml:space="preserve">: </w:t>
       </w:r>
-      <w:proofErr w:type="spellStart"/>
       <w:r>
         <w:rPr>
           <w:b/>
           <w:shd w:val="clear" w:color="auto" w:fill="B7B7B7"/>
         </w:rPr>
-        <w:t>Chatgpt</w:t>
-      </w:r>
-      <w:proofErr w:type="spellEnd"/>
-      <w:r>
-        <w:rPr>
-          <w:b/>
-          <w:shd w:val="clear" w:color="auto" w:fill="B7B7B7"/>
-        </w:rPr>
-        <w:t xml:space="preserve"> </w:t>
+        <w:t xml:space="preserve">Chatgpt </w:t>
       </w:r>
       <w:r>
         <w:rPr>
@@ -67,7 +58,26 @@
           <w:szCs w:val="14"/>
           <w:shd w:val="clear" w:color="auto" w:fill="B7B7B7"/>
         </w:rPr>
-        <w:t>(GPT-5-Standard) at [8/16/2025]</w:t>
+        <w:t>(GPT</w:t>
+      </w:r>
+      <w:r>
+        <w:rPr>
+          <w:rFonts w:ascii="Cambria Math" w:hAnsi="Cambria Math" w:cs="Cambria Math"/>
+          <w:b/>
+          <w:sz w:val="14"/>
+          <w:szCs w:val="14"/>
+          <w:shd w:val="clear" w:color="auto" w:fill="B7B7B7"/>
+        </w:rPr>
+        <w:t>‑</w:t>
+      </w:r>
+      <w:r>
+        <w:rPr>
+          <w:b/>
+          <w:sz w:val="14"/>
+          <w:szCs w:val="14"/>
+          <w:shd w:val="clear" w:color="auto" w:fill="B7B7B7"/>
+        </w:rPr>
+        <w:t>5 Mini) at [8/16/2025]</w:t>
       </w:r>
     </w:p>
     <w:p>
@@ -159,7 +169,7 @@
     </w:p>
     <w:p>
       <w:r>
-        <w:pict w14:anchorId="01BF13C6">
+        <w:pict w14:anchorId="118372BA">
           <v:rect id="_x0000_i1025" style="width:0;height:1.5pt" o:hralign="center" o:hrstd="t" o:hr="t" fillcolor="#a0a0a0" stroked="f"/>
         </w:pict>
       </w:r>
@@ -194,21 +204,12 @@
         </w:rPr>
         <w:t xml:space="preserve">: </w:t>
       </w:r>
-      <w:proofErr w:type="spellStart"/>
       <w:r>
         <w:rPr>
           <w:b/>
           <w:shd w:val="clear" w:color="auto" w:fill="B7B7B7"/>
         </w:rPr>
-        <w:t>Chatgpt</w:t>
-      </w:r>
-      <w:proofErr w:type="spellEnd"/>
-      <w:r>
-        <w:rPr>
-          <w:b/>
-          <w:shd w:val="clear" w:color="auto" w:fill="B7B7B7"/>
-        </w:rPr>
-        <w:t xml:space="preserve"> </w:t>
+        <w:t xml:space="preserve">Chatgpt </w:t>
       </w:r>
       <w:r>
         <w:rPr>
@@ -217,7 +218,26 @@
           <w:szCs w:val="14"/>
           <w:shd w:val="clear" w:color="auto" w:fill="B7B7B7"/>
         </w:rPr>
-        <w:t>(GPT-5-Standard) at [8/16/2025]</w:t>
+        <w:t>(GPT</w:t>
+      </w:r>
+      <w:r>
+        <w:rPr>
+          <w:rFonts w:ascii="Cambria Math" w:hAnsi="Cambria Math" w:cs="Cambria Math"/>
+          <w:b/>
+          <w:sz w:val="14"/>
+          <w:szCs w:val="14"/>
+          <w:shd w:val="clear" w:color="auto" w:fill="B7B7B7"/>
+        </w:rPr>
+        <w:t>‑</w:t>
+      </w:r>
+      <w:r>
+        <w:rPr>
+          <w:b/>
+          <w:sz w:val="14"/>
+          <w:szCs w:val="14"/>
+          <w:shd w:val="clear" w:color="auto" w:fill="B7B7B7"/>
+        </w:rPr>
+        <w:t>5 Mini) at [8/16/2025]</w:t>
       </w:r>
     </w:p>
     <w:p>
@@ -332,7 +352,7 @@
     </w:p>
     <w:p>
       <w:r>
-        <w:pict w14:anchorId="30D7F6D3">
+        <w:pict w14:anchorId="7AD4F241">
           <v:rect id="_x0000_i1026" style="width:0;height:1.5pt" o:hralign="center" o:hrstd="t" o:hr="t" fillcolor="#a0a0a0" stroked="f"/>
         </w:pict>
       </w:r>
@@ -367,21 +387,12 @@
         </w:rPr>
         <w:t xml:space="preserve">: </w:t>
       </w:r>
-      <w:proofErr w:type="spellStart"/>
       <w:r>
         <w:rPr>
           <w:b/>
           <w:shd w:val="clear" w:color="auto" w:fill="B7B7B7"/>
         </w:rPr>
-        <w:t>Chatgpt</w:t>
-      </w:r>
-      <w:proofErr w:type="spellEnd"/>
-      <w:r>
-        <w:rPr>
-          <w:b/>
-          <w:shd w:val="clear" w:color="auto" w:fill="B7B7B7"/>
-        </w:rPr>
-        <w:t xml:space="preserve"> </w:t>
+        <w:t xml:space="preserve">Chatgpt </w:t>
       </w:r>
       <w:r>
         <w:rPr>
@@ -390,7 +401,26 @@
           <w:szCs w:val="14"/>
           <w:shd w:val="clear" w:color="auto" w:fill="B7B7B7"/>
         </w:rPr>
-        <w:t>(GPT-5-Standard) at [8/16/2025]</w:t>
+        <w:t>(GPT</w:t>
+      </w:r>
+      <w:r>
+        <w:rPr>
+          <w:rFonts w:ascii="Cambria Math" w:hAnsi="Cambria Math" w:cs="Cambria Math"/>
+          <w:b/>
+          <w:sz w:val="14"/>
+          <w:szCs w:val="14"/>
+          <w:shd w:val="clear" w:color="auto" w:fill="B7B7B7"/>
+        </w:rPr>
+        <w:t>‑</w:t>
+      </w:r>
+      <w:r>
+        <w:rPr>
+          <w:b/>
+          <w:sz w:val="14"/>
+          <w:szCs w:val="14"/>
+          <w:shd w:val="clear" w:color="auto" w:fill="B7B7B7"/>
+        </w:rPr>
+        <w:t>5 Mini) at [8/16/2025]</w:t>
       </w:r>
     </w:p>
     <w:p>
@@ -435,7 +465,6 @@
         <w:rPr>
           <w:rFonts w:ascii="Nova Mono" w:eastAsia="Nova Mono" w:hAnsi="Nova Mono" w:cs="Nova Mono"/>
         </w:rPr>
-        <w:lastRenderedPageBreak/>
         <w:t>You add 1 item → checkout works.</w:t>
       </w:r>
       <w:r>
@@ -459,6 +488,7 @@
         <w:rPr>
           <w:rFonts w:ascii="Nova Mono" w:eastAsia="Nova Mono" w:hAnsi="Nova Mono" w:cs="Nova Mono"/>
         </w:rPr>
+        <w:lastRenderedPageBreak/>
         <w:t>You try adding 100 items → check system response.</w:t>
       </w:r>
       <w:r>
@@ -544,7 +574,7 @@
     </w:p>
     <w:p>
       <w:r>
-        <w:pict w14:anchorId="302D4108">
+        <w:pict w14:anchorId="565E99A7">
           <v:rect id="_x0000_i1027" style="width:0;height:1.5pt" o:hralign="center" o:hrstd="t" o:hr="t" fillcolor="#a0a0a0" stroked="f"/>
         </w:pict>
       </w:r>
@@ -582,21 +612,12 @@
         </w:rPr>
         <w:t xml:space="preserve">: </w:t>
       </w:r>
-      <w:proofErr w:type="spellStart"/>
       <w:r>
         <w:rPr>
           <w:b/>
           <w:shd w:val="clear" w:color="auto" w:fill="B7B7B7"/>
         </w:rPr>
-        <w:t>Chatgpt</w:t>
-      </w:r>
-      <w:proofErr w:type="spellEnd"/>
-      <w:r>
-        <w:rPr>
-          <w:b/>
-          <w:shd w:val="clear" w:color="auto" w:fill="B7B7B7"/>
-        </w:rPr>
-        <w:t xml:space="preserve"> </w:t>
+        <w:t xml:space="preserve">Chatgpt </w:t>
       </w:r>
       <w:r>
         <w:rPr>
@@ -605,7 +626,26 @@
           <w:szCs w:val="14"/>
           <w:shd w:val="clear" w:color="auto" w:fill="B7B7B7"/>
         </w:rPr>
-        <w:t>(GPT-5-Standard) at [8/16/2025]</w:t>
+        <w:t>(GPT</w:t>
+      </w:r>
+      <w:r>
+        <w:rPr>
+          <w:rFonts w:ascii="Cambria Math" w:hAnsi="Cambria Math" w:cs="Cambria Math"/>
+          <w:b/>
+          <w:sz w:val="14"/>
+          <w:szCs w:val="14"/>
+          <w:shd w:val="clear" w:color="auto" w:fill="B7B7B7"/>
+        </w:rPr>
+        <w:t>‑</w:t>
+      </w:r>
+      <w:r>
+        <w:rPr>
+          <w:b/>
+          <w:sz w:val="14"/>
+          <w:szCs w:val="14"/>
+          <w:shd w:val="clear" w:color="auto" w:fill="B7B7B7"/>
+        </w:rPr>
+        <w:t>5 Mini) at [8/16/2025]</w:t>
       </w:r>
     </w:p>
     <w:p>
@@ -729,7 +769,7 @@
     </w:p>
     <w:p>
       <w:r>
-        <w:pict w14:anchorId="7B269C7D">
+        <w:pict w14:anchorId="06398732">
           <v:rect id="_x0000_i1028" style="width:0;height:1.5pt" o:hralign="center" o:hrstd="t" o:hr="t" fillcolor="#a0a0a0" stroked="f"/>
         </w:pict>
       </w:r>
@@ -764,21 +804,12 @@
         </w:rPr>
         <w:t xml:space="preserve">: </w:t>
       </w:r>
-      <w:proofErr w:type="spellStart"/>
       <w:r>
         <w:rPr>
           <w:b/>
           <w:shd w:val="clear" w:color="auto" w:fill="B7B7B7"/>
         </w:rPr>
-        <w:t>Chatgpt</w:t>
-      </w:r>
-      <w:proofErr w:type="spellEnd"/>
-      <w:r>
-        <w:rPr>
-          <w:b/>
-          <w:shd w:val="clear" w:color="auto" w:fill="B7B7B7"/>
-        </w:rPr>
-        <w:t xml:space="preserve"> </w:t>
+        <w:t xml:space="preserve">Chatgpt </w:t>
       </w:r>
       <w:r>
         <w:rPr>
@@ -787,7 +818,26 @@
           <w:szCs w:val="14"/>
           <w:shd w:val="clear" w:color="auto" w:fill="B7B7B7"/>
         </w:rPr>
-        <w:t>(GPT-5-Standard) at [8/16/2025]</w:t>
+        <w:t>(GPT</w:t>
+      </w:r>
+      <w:r>
+        <w:rPr>
+          <w:rFonts w:ascii="Cambria Math" w:hAnsi="Cambria Math" w:cs="Cambria Math"/>
+          <w:b/>
+          <w:sz w:val="14"/>
+          <w:szCs w:val="14"/>
+          <w:shd w:val="clear" w:color="auto" w:fill="B7B7B7"/>
+        </w:rPr>
+        <w:t>‑</w:t>
+      </w:r>
+      <w:r>
+        <w:rPr>
+          <w:b/>
+          <w:sz w:val="14"/>
+          <w:szCs w:val="14"/>
+          <w:shd w:val="clear" w:color="auto" w:fill="B7B7B7"/>
+        </w:rPr>
+        <w:t>5 Mini) at [8/16/2025]</w:t>
       </w:r>
     </w:p>
     <w:p>
@@ -857,7 +907,6 @@
         <w:rPr>
           <w:rFonts w:ascii="Roboto Mono" w:eastAsia="Roboto Mono" w:hAnsi="Roboto Mono" w:cs="Roboto Mono"/>
         </w:rPr>
-        <w:lastRenderedPageBreak/>
         <w:t xml:space="preserve">Harder to measure </w:t>
       </w:r>
       <w:r>
@@ -882,7 +931,7 @@
     </w:p>
     <w:p>
       <w:r>
-        <w:pict w14:anchorId="34B8EE2C">
+        <w:pict w14:anchorId="68042F60">
           <v:rect id="_x0000_i1029" style="width:0;height:1.5pt" o:hralign="center" o:hrstd="t" o:hr="t" fillcolor="#a0a0a0" stroked="f"/>
         </w:pict>
       </w:r>
@@ -897,6 +946,7 @@
         <w:rPr>
           <w:rFonts w:ascii="Segoe UI Emoji" w:hAnsi="Segoe UI Emoji" w:cs="Segoe UI Emoji"/>
         </w:rPr>
+        <w:lastRenderedPageBreak/>
         <w:t>🔑</w:t>
       </w:r>
       <w:r>
@@ -920,21 +970,12 @@
         </w:rPr>
         <w:t xml:space="preserve">: </w:t>
       </w:r>
-      <w:proofErr w:type="spellStart"/>
       <w:r>
         <w:rPr>
           <w:b/>
           <w:shd w:val="clear" w:color="auto" w:fill="B7B7B7"/>
         </w:rPr>
-        <w:t>Chatgpt</w:t>
-      </w:r>
-      <w:proofErr w:type="spellEnd"/>
-      <w:r>
-        <w:rPr>
-          <w:b/>
-          <w:shd w:val="clear" w:color="auto" w:fill="B7B7B7"/>
-        </w:rPr>
-        <w:t xml:space="preserve"> </w:t>
+        <w:t xml:space="preserve">Chatgpt </w:t>
       </w:r>
       <w:r>
         <w:rPr>
@@ -943,7 +984,26 @@
           <w:szCs w:val="14"/>
           <w:shd w:val="clear" w:color="auto" w:fill="B7B7B7"/>
         </w:rPr>
-        <w:t>(GPT-5-Standard) at [8/16/2025]</w:t>
+        <w:t>(GPT</w:t>
+      </w:r>
+      <w:r>
+        <w:rPr>
+          <w:rFonts w:ascii="Cambria Math" w:hAnsi="Cambria Math" w:cs="Cambria Math"/>
+          <w:b/>
+          <w:sz w:val="14"/>
+          <w:szCs w:val="14"/>
+          <w:shd w:val="clear" w:color="auto" w:fill="B7B7B7"/>
+        </w:rPr>
+        <w:t>‑</w:t>
+      </w:r>
+      <w:r>
+        <w:rPr>
+          <w:b/>
+          <w:sz w:val="14"/>
+          <w:szCs w:val="14"/>
+          <w:shd w:val="clear" w:color="auto" w:fill="B7B7B7"/>
+        </w:rPr>
+        <w:t>5 Mini) at [8/16/2025]</w:t>
       </w:r>
     </w:p>
     <w:p>
@@ -1026,8 +1086,6 @@
       <w:r>
         <w:rPr>
           <w:rStyle w:val="Strong"/>
-          <w:b w:val="0"/>
-          <w:bCs w:val="0"/>
         </w:rPr>
         <w:t>Session-Based Exploratory Testing (SBET)</w:t>
       </w:r>
@@ -1049,21 +1107,12 @@
         </w:rPr>
         <w:t xml:space="preserve">: </w:t>
       </w:r>
-      <w:proofErr w:type="spellStart"/>
       <w:r>
         <w:rPr>
           <w:b/>
           <w:shd w:val="clear" w:color="auto" w:fill="B7B7B7"/>
         </w:rPr>
-        <w:t>Chatgpt</w:t>
-      </w:r>
-      <w:proofErr w:type="spellEnd"/>
-      <w:r>
-        <w:rPr>
-          <w:b/>
-          <w:shd w:val="clear" w:color="auto" w:fill="B7B7B7"/>
-        </w:rPr>
-        <w:t xml:space="preserve"> </w:t>
+        <w:t xml:space="preserve">Chatgpt </w:t>
       </w:r>
       <w:r>
         <w:rPr>
@@ -1072,16 +1121,17 @@
           <w:szCs w:val="14"/>
           <w:shd w:val="clear" w:color="auto" w:fill="B7B7B7"/>
         </w:rPr>
-        <w:t>(GPT-5-Standard) at [</w:t>
-      </w:r>
-      <w:r>
-        <w:rPr>
+        <w:t>(GPT</w:t>
+      </w:r>
+      <w:r>
+        <w:rPr>
+          <w:rFonts w:ascii="Cambria Math" w:hAnsi="Cambria Math" w:cs="Cambria Math"/>
           <w:b/>
           <w:sz w:val="14"/>
           <w:szCs w:val="14"/>
           <w:shd w:val="clear" w:color="auto" w:fill="B7B7B7"/>
         </w:rPr>
-        <w:t>9</w:t>
+        <w:t>‑</w:t>
       </w:r>
       <w:r>
         <w:rPr>
@@ -1090,7 +1140,220 @@
           <w:szCs w:val="14"/>
           <w:shd w:val="clear" w:color="auto" w:fill="B7B7B7"/>
         </w:rPr>
-        <w:t>/1</w:t>
+        <w:t>5 Mini) at [9/13/2025]</w:t>
+      </w:r>
+    </w:p>
+    <w:p>
+      <w:pPr>
+        <w:spacing w:after="240"/>
+        <w:rPr>
+          <w:rFonts w:ascii="Roboto Mono" w:hAnsi="Roboto Mono"/>
+          <w:b/>
+          <w:bCs/>
+          <w:lang w:val="en-US"/>
+        </w:rPr>
+      </w:pPr>
+      <w:r>
+        <w:rPr>
+          <w:rFonts w:ascii="Segoe UI Emoji" w:hAnsi="Segoe UI Emoji" w:cs="Segoe UI Emoji"/>
+          <w:b/>
+          <w:bCs/>
+          <w:lang w:val="en-US"/>
+        </w:rPr>
+        <w:t>🔹</w:t>
+      </w:r>
+      <w:r>
+        <w:rPr>
+          <w:rFonts w:ascii="Roboto Mono" w:hAnsi="Roboto Mono"/>
+          <w:b/>
+          <w:bCs/>
+          <w:lang w:val="en-US"/>
+        </w:rPr>
+        <w:t xml:space="preserve"> Session-Based Exploratory Testing (SBET)</w:t>
+      </w:r>
+    </w:p>
+    <w:p>
+      <w:pPr>
+        <w:spacing w:after="240"/>
+        <w:rPr>
+          <w:rFonts w:ascii="Roboto Mono" w:hAnsi="Roboto Mono"/>
+          <w:lang w:val="en-US"/>
+        </w:rPr>
+      </w:pPr>
+      <w:r>
+        <w:rPr>
+          <w:rFonts w:ascii="Roboto Mono" w:hAnsi="Roboto Mono"/>
+          <w:lang w:val="en-US"/>
+        </w:rPr>
+        <w:t xml:space="preserve">SBET is a </w:t>
+      </w:r>
+      <w:r>
+        <w:rPr>
+          <w:rFonts w:ascii="Roboto Mono" w:hAnsi="Roboto Mono"/>
+          <w:b/>
+          <w:bCs/>
+          <w:lang w:val="en-US"/>
+        </w:rPr>
+        <w:t>structured approach</w:t>
+      </w:r>
+      <w:r>
+        <w:rPr>
+          <w:rFonts w:ascii="Roboto Mono" w:hAnsi="Roboto Mono"/>
+          <w:lang w:val="en-US"/>
+        </w:rPr>
+        <w:t xml:space="preserve"> to exploratory testing.</w:t>
+      </w:r>
+    </w:p>
+    <w:p>
+      <w:pPr>
+        <w:numPr>
+          <w:ilvl w:val="0"/>
+          <w:numId w:val="6"/>
+        </w:numPr>
+        <w:spacing w:after="240"/>
+        <w:rPr>
+          <w:rFonts w:ascii="Roboto Mono" w:hAnsi="Roboto Mono"/>
+          <w:lang w:val="en-US"/>
+        </w:rPr>
+      </w:pPr>
+      <w:r>
+        <w:rPr>
+          <w:rFonts w:ascii="Roboto Mono" w:hAnsi="Roboto Mono"/>
+          <w:lang w:val="en-US"/>
+        </w:rPr>
+        <w:t xml:space="preserve">It was introduced by Jonathan Bach and James Bach to make exploratory testing more </w:t>
+      </w:r>
+      <w:r>
+        <w:rPr>
+          <w:rFonts w:ascii="Roboto Mono" w:hAnsi="Roboto Mono"/>
+          <w:b/>
+          <w:bCs/>
+          <w:lang w:val="en-US"/>
+        </w:rPr>
+        <w:t>measurable and manageable</w:t>
+      </w:r>
+      <w:r>
+        <w:rPr>
+          <w:rFonts w:ascii="Roboto Mono" w:hAnsi="Roboto Mono"/>
+          <w:lang w:val="en-US"/>
+        </w:rPr>
+        <w:t>.</w:t>
+      </w:r>
+    </w:p>
+    <w:p>
+      <w:pPr>
+        <w:numPr>
+          <w:ilvl w:val="0"/>
+          <w:numId w:val="6"/>
+        </w:numPr>
+        <w:spacing w:after="240"/>
+        <w:rPr>
+          <w:rFonts w:ascii="Roboto Mono" w:hAnsi="Roboto Mono"/>
+          <w:lang w:val="en-US"/>
+        </w:rPr>
+      </w:pPr>
+      <w:r>
+        <w:rPr>
+          <w:rFonts w:ascii="Roboto Mono" w:hAnsi="Roboto Mono"/>
+          <w:lang w:val="en-US"/>
+        </w:rPr>
+        <w:t xml:space="preserve">The key idea: exploratory testing is divided into </w:t>
+      </w:r>
+      <w:r>
+        <w:rPr>
+          <w:rFonts w:ascii="Roboto Mono" w:hAnsi="Roboto Mono"/>
+          <w:b/>
+          <w:bCs/>
+          <w:lang w:val="en-US"/>
+        </w:rPr>
+        <w:t>time-boxed sessions</w:t>
+      </w:r>
+      <w:r>
+        <w:rPr>
+          <w:rFonts w:ascii="Roboto Mono" w:hAnsi="Roboto Mono"/>
+          <w:lang w:val="en-US"/>
+        </w:rPr>
+        <w:t xml:space="preserve">, each with a specific </w:t>
+      </w:r>
+      <w:r>
+        <w:rPr>
+          <w:rFonts w:ascii="Roboto Mono" w:hAnsi="Roboto Mono"/>
+          <w:b/>
+          <w:bCs/>
+          <w:lang w:val="en-US"/>
+        </w:rPr>
+        <w:t>charter</w:t>
+      </w:r>
+      <w:r>
+        <w:rPr>
+          <w:rFonts w:ascii="Roboto Mono" w:hAnsi="Roboto Mono"/>
+          <w:lang w:val="en-US"/>
+        </w:rPr>
+        <w:t xml:space="preserve"> (goal or focus).</w:t>
+      </w:r>
+    </w:p>
+    <w:p>
+      <w:pPr>
+        <w:spacing w:after="240"/>
+        <w:rPr>
+          <w:rFonts w:ascii="Roboto Mono" w:hAnsi="Roboto Mono"/>
+          <w:lang w:val="en-US"/>
+        </w:rPr>
+      </w:pPr>
+      <w:r>
+        <w:rPr>
+          <w:rFonts w:ascii="Roboto Mono" w:hAnsi="Roboto Mono"/>
+          <w:lang w:val="en-US"/>
+        </w:rPr>
+        <w:pict w14:anchorId="039A6825">
+          <v:rect id="_x0000_i1030" style="width:0;height:1.5pt" o:hralign="center" o:hrstd="t" o:hr="t" fillcolor="#a0a0a0" stroked="f"/>
+        </w:pict>
+      </w:r>
+    </w:p>
+    <w:p>
+      <w:pPr>
+        <w:pStyle w:val="Heading3"/>
+        <w:rPr>
+          <w:lang w:val="en-US"/>
+        </w:rPr>
+      </w:pPr>
+      <w:r>
+        <w:rPr>
+          <w:rFonts w:ascii="Segoe UI Emoji" w:hAnsi="Segoe UI Emoji" w:cs="Segoe UI Emoji"/>
+          <w:lang w:val="en-US"/>
+        </w:rPr>
+        <w:t>🔹</w:t>
+      </w:r>
+      <w:r>
+        <w:rPr>
+          <w:lang w:val="en-US"/>
+        </w:rPr>
+        <w:t xml:space="preserve"> Key Elements of SBET</w:t>
+      </w:r>
+    </w:p>
+    <w:p>
+      <w:pPr>
+        <w:spacing w:before="240" w:after="240"/>
+      </w:pPr>
+      <w:r>
+        <w:rPr>
+          <w:b/>
+          <w:shd w:val="clear" w:color="auto" w:fill="B7B7B7"/>
+        </w:rPr>
+        <w:t># Source</w:t>
+      </w:r>
+      <w:r>
+        <w:rPr>
+          <w:shd w:val="clear" w:color="auto" w:fill="B7B7B7"/>
+        </w:rPr>
+        <w:t xml:space="preserve">: </w:t>
+      </w:r>
+      <w:r>
+        <w:rPr>
+          <w:b/>
+          <w:shd w:val="clear" w:color="auto" w:fill="B7B7B7"/>
+        </w:rPr>
+        <w:t xml:space="preserve">Chatgpt </w:t>
       </w:r>
       <w:r>
         <w:rPr>
@@ -1099,77 +1362,26 @@
           <w:szCs w:val="14"/>
           <w:shd w:val="clear" w:color="auto" w:fill="B7B7B7"/>
         </w:rPr>
-        <w:t>3</w:t>
-      </w:r>
-      <w:r>
-        <w:rPr>
+        <w:t>(GPT</w:t>
+      </w:r>
+      <w:r>
+        <w:rPr>
+          <w:rFonts w:ascii="Cambria Math" w:hAnsi="Cambria Math" w:cs="Cambria Math"/>
           <w:b/>
           <w:sz w:val="14"/>
           <w:szCs w:val="14"/>
           <w:shd w:val="clear" w:color="auto" w:fill="B7B7B7"/>
         </w:rPr>
-        <w:t>/2025]</w:t>
-      </w:r>
-    </w:p>
-    <w:p>
-      <w:pPr>
-        <w:spacing w:after="240"/>
-        <w:rPr>
-          <w:rFonts w:ascii="Roboto Mono" w:hAnsi="Roboto Mono"/>
-          <w:b/>
-          <w:bCs/>
-          <w:lang w:val="en-US"/>
-        </w:rPr>
-      </w:pPr>
-      <w:r>
-        <w:rPr>
-          <w:rFonts w:ascii="Segoe UI Emoji" w:hAnsi="Segoe UI Emoji" w:cs="Segoe UI Emoji"/>
-          <w:b/>
-          <w:bCs/>
-          <w:lang w:val="en-US"/>
-        </w:rPr>
-        <w:t>🔹</w:t>
-      </w:r>
-      <w:r>
-        <w:rPr>
-          <w:rFonts w:ascii="Roboto Mono" w:hAnsi="Roboto Mono"/>
-          <w:b/>
-          <w:bCs/>
-          <w:lang w:val="en-US"/>
-        </w:rPr>
-        <w:t xml:space="preserve"> Session-Based Exploratory Testing (SBET)</w:t>
-      </w:r>
-    </w:p>
-    <w:p>
-      <w:pPr>
-        <w:spacing w:after="240"/>
-        <w:rPr>
-          <w:rFonts w:ascii="Roboto Mono" w:hAnsi="Roboto Mono"/>
-          <w:lang w:val="en-US"/>
-        </w:rPr>
-      </w:pPr>
-      <w:r>
-        <w:rPr>
-          <w:rFonts w:ascii="Roboto Mono" w:hAnsi="Roboto Mono"/>
-          <w:lang w:val="en-US"/>
-        </w:rPr>
-        <w:t xml:space="preserve">SBET is a </w:t>
-      </w:r>
-      <w:r>
-        <w:rPr>
-          <w:rFonts w:ascii="Roboto Mono" w:hAnsi="Roboto Mono"/>
-          <w:b/>
-          <w:bCs/>
-          <w:lang w:val="en-US"/>
-        </w:rPr>
-        <w:t>structured approach</w:t>
-      </w:r>
-      <w:r>
-        <w:rPr>
-          <w:rFonts w:ascii="Roboto Mono" w:hAnsi="Roboto Mono"/>
-          <w:lang w:val="en-US"/>
-        </w:rPr>
-        <w:t xml:space="preserve"> to exploratory testing.</w:t>
+        <w:t>‑</w:t>
+      </w:r>
+      <w:r>
+        <w:rPr>
+          <w:b/>
+          <w:sz w:val="14"/>
+          <w:szCs w:val="14"/>
+          <w:shd w:val="clear" w:color="auto" w:fill="B7B7B7"/>
+        </w:rPr>
+        <w:t>5 Mini) at [9/13/2025]</w:t>
       </w:r>
     </w:p>
     <w:p>
@@ -1187,26 +1399,552 @@
       <w:r>
         <w:rPr>
           <w:rFonts w:ascii="Roboto Mono" w:hAnsi="Roboto Mono"/>
-          <w:lang w:val="en-US"/>
-        </w:rPr>
-        <w:t xml:space="preserve">It was introduced by Jonathan Bach and James Bach to make exploratory testing more </w:t>
-      </w:r>
-      <w:r>
-        <w:rPr>
-          <w:rFonts w:ascii="Roboto Mono" w:hAnsi="Roboto Mono"/>
-          <w:b/>
-          <w:bCs/>
-          <w:lang w:val="en-US"/>
-        </w:rPr>
-        <w:t>measurable and manageable</w:t>
-      </w:r>
-      <w:r>
-        <w:rPr>
-          <w:rFonts w:ascii="Roboto Mono" w:hAnsi="Roboto Mono"/>
-          <w:lang w:val="en-US"/>
-        </w:rPr>
-        <w:t>.</w:t>
-      </w:r>
+          <w:b/>
+          <w:bCs/>
+          <w:lang w:val="en-US"/>
+        </w:rPr>
+        <w:t>Time-boxed sessions</w:t>
+      </w:r>
+      <w:r>
+        <w:rPr>
+          <w:rFonts w:ascii="Roboto Mono" w:hAnsi="Roboto Mono"/>
+          <w:lang w:val="en-US"/>
+        </w:rPr>
+        <w:t xml:space="preserve"> </w:t>
+      </w:r>
+      <w:r>
+        <w:rPr>
+          <w:rFonts w:ascii="Segoe UI Emoji" w:hAnsi="Segoe UI Emoji" w:cs="Segoe UI Emoji"/>
+          <w:lang w:val="en-US"/>
+        </w:rPr>
+        <w:t>⏱️</w:t>
+      </w:r>
+    </w:p>
+    <w:p>
+      <w:pPr>
+        <w:numPr>
+          <w:ilvl w:val="1"/>
+          <w:numId w:val="7"/>
+        </w:numPr>
+        <w:spacing w:after="240"/>
+        <w:rPr>
+          <w:rFonts w:ascii="Roboto Mono" w:hAnsi="Roboto Mono"/>
+          <w:lang w:val="en-US"/>
+        </w:rPr>
+      </w:pPr>
+      <w:r>
+        <w:rPr>
+          <w:rFonts w:ascii="Roboto Mono" w:hAnsi="Roboto Mono"/>
+          <w:lang w:val="en-US"/>
+        </w:rPr>
+        <w:t>Typically 60–120 minutes.</w:t>
+      </w:r>
+    </w:p>
+    <w:p>
+      <w:pPr>
+        <w:numPr>
+          <w:ilvl w:val="1"/>
+          <w:numId w:val="7"/>
+        </w:numPr>
+        <w:spacing w:after="240"/>
+        <w:rPr>
+          <w:rFonts w:ascii="Roboto Mono" w:hAnsi="Roboto Mono"/>
+          <w:lang w:val="en-US"/>
+        </w:rPr>
+      </w:pPr>
+      <w:r>
+        <w:rPr>
+          <w:rFonts w:ascii="Roboto Mono" w:hAnsi="Roboto Mono"/>
+          <w:lang w:val="en-US"/>
+        </w:rPr>
+        <w:t>Testers focus without distractions.</w:t>
+      </w:r>
+    </w:p>
+    <w:p>
+      <w:pPr>
+        <w:spacing w:after="240"/>
+        <w:ind w:left="1440"/>
+        <w:rPr>
+          <w:rFonts w:ascii="Roboto Mono" w:hAnsi="Roboto Mono"/>
+          <w:lang w:val="en-US"/>
+        </w:rPr>
+      </w:pPr>
+      <w:r>
+        <w:rPr>
+          <w:rFonts w:ascii="Roboto Mono" w:hAnsi="Roboto Mono"/>
+          <w:lang w:val="en-US"/>
+        </w:rPr>
+        <w:t xml:space="preserve">A </w:t>
+      </w:r>
+      <w:r>
+        <w:rPr>
+          <w:rFonts w:ascii="Roboto Mono" w:hAnsi="Roboto Mono"/>
+          <w:b/>
+          <w:bCs/>
+          <w:lang w:val="en-US"/>
+        </w:rPr>
+        <w:t>time-boxed session</w:t>
+      </w:r>
+      <w:r>
+        <w:rPr>
+          <w:rFonts w:ascii="Roboto Mono" w:hAnsi="Roboto Mono"/>
+          <w:lang w:val="en-US"/>
+        </w:rPr>
+        <w:t xml:space="preserve"> means the work is done within a </w:t>
+      </w:r>
+      <w:r>
+        <w:rPr>
+          <w:rFonts w:ascii="Roboto Mono" w:hAnsi="Roboto Mono"/>
+          <w:b/>
+          <w:bCs/>
+          <w:lang w:val="en-US"/>
+        </w:rPr>
+        <w:t>fixed, limited period of time</w:t>
+      </w:r>
+      <w:r>
+        <w:rPr>
+          <w:rFonts w:ascii="Roboto Mono" w:hAnsi="Roboto Mono"/>
+          <w:lang w:val="en-US"/>
+        </w:rPr>
+        <w:t>, after which the session ends—no matter what.</w:t>
+      </w:r>
+    </w:p>
+    <w:p>
+      <w:pPr>
+        <w:spacing w:after="240"/>
+        <w:ind w:left="1440"/>
+        <w:rPr>
+          <w:rFonts w:ascii="Roboto Mono" w:hAnsi="Roboto Mono"/>
+          <w:lang w:val="en-US"/>
+        </w:rPr>
+      </w:pPr>
+      <w:r>
+        <w:rPr>
+          <w:rFonts w:ascii="Roboto Mono" w:hAnsi="Roboto Mono"/>
+          <w:lang w:val="en-US"/>
+        </w:rPr>
+        <w:t xml:space="preserve">In the context of </w:t>
+      </w:r>
+      <w:r>
+        <w:rPr>
+          <w:rFonts w:ascii="Roboto Mono" w:hAnsi="Roboto Mono"/>
+          <w:b/>
+          <w:bCs/>
+          <w:lang w:val="en-US"/>
+        </w:rPr>
+        <w:t>Session-Based Exploratory Testing (SBET):</w:t>
+      </w:r>
+    </w:p>
+    <w:p>
+      <w:pPr>
+        <w:numPr>
+          <w:ilvl w:val="0"/>
+          <w:numId w:val="12"/>
+        </w:numPr>
+        <w:tabs>
+          <w:tab w:val="num" w:pos="720"/>
+        </w:tabs>
+        <w:spacing w:after="240"/>
+        <w:rPr>
+          <w:rFonts w:ascii="Roboto Mono" w:hAnsi="Roboto Mono"/>
+          <w:lang w:val="en-US"/>
+        </w:rPr>
+      </w:pPr>
+      <w:r>
+        <w:rPr>
+          <w:rFonts w:ascii="Roboto Mono" w:hAnsi="Roboto Mono"/>
+          <w:lang w:val="en-US"/>
+        </w:rPr>
+        <w:lastRenderedPageBreak/>
+        <w:t xml:space="preserve">A session is usually </w:t>
+      </w:r>
+      <w:r>
+        <w:rPr>
+          <w:rFonts w:ascii="Roboto Mono" w:hAnsi="Roboto Mono"/>
+          <w:b/>
+          <w:bCs/>
+          <w:lang w:val="en-US"/>
+        </w:rPr>
+        <w:t>60–120 minutes long</w:t>
+      </w:r>
+      <w:r>
+        <w:rPr>
+          <w:rFonts w:ascii="Roboto Mono" w:hAnsi="Roboto Mono"/>
+          <w:lang w:val="en-US"/>
+        </w:rPr>
+        <w:t xml:space="preserve"> (though teams can choose their own length).</w:t>
+      </w:r>
+    </w:p>
+    <w:p>
+      <w:pPr>
+        <w:numPr>
+          <w:ilvl w:val="0"/>
+          <w:numId w:val="12"/>
+        </w:numPr>
+        <w:tabs>
+          <w:tab w:val="num" w:pos="720"/>
+        </w:tabs>
+        <w:spacing w:after="240"/>
+        <w:rPr>
+          <w:rFonts w:ascii="Roboto Mono" w:hAnsi="Roboto Mono"/>
+          <w:lang w:val="en-US"/>
+        </w:rPr>
+      </w:pPr>
+      <w:r>
+        <w:rPr>
+          <w:rFonts w:ascii="Roboto Mono" w:hAnsi="Roboto Mono"/>
+          <w:lang w:val="en-US"/>
+        </w:rPr>
+        <w:t xml:space="preserve">During that time, the tester focuses only on the </w:t>
+      </w:r>
+      <w:r>
+        <w:rPr>
+          <w:rFonts w:ascii="Roboto Mono" w:hAnsi="Roboto Mono"/>
+          <w:b/>
+          <w:bCs/>
+          <w:lang w:val="en-US"/>
+        </w:rPr>
+        <w:t>specific test charter</w:t>
+      </w:r>
+      <w:r>
+        <w:rPr>
+          <w:rFonts w:ascii="Roboto Mono" w:hAnsi="Roboto Mono"/>
+          <w:lang w:val="en-US"/>
+        </w:rPr>
+        <w:t xml:space="preserve"> (mission or goal).</w:t>
+      </w:r>
+    </w:p>
+    <w:p>
+      <w:pPr>
+        <w:numPr>
+          <w:ilvl w:val="0"/>
+          <w:numId w:val="12"/>
+        </w:numPr>
+        <w:tabs>
+          <w:tab w:val="num" w:pos="720"/>
+        </w:tabs>
+        <w:spacing w:after="240"/>
+        <w:rPr>
+          <w:rFonts w:ascii="Roboto Mono" w:hAnsi="Roboto Mono"/>
+          <w:lang w:val="en-US"/>
+        </w:rPr>
+      </w:pPr>
+      <w:r>
+        <w:rPr>
+          <w:rFonts w:ascii="Roboto Mono" w:hAnsi="Roboto Mono"/>
+          <w:lang w:val="en-US"/>
+        </w:rPr>
+        <w:t>At the end of the time-box, the tester stops—even if not everything was covered—and documents results.</w:t>
+      </w:r>
+    </w:p>
+    <w:p>
+      <w:pPr>
+        <w:numPr>
+          <w:ilvl w:val="0"/>
+          <w:numId w:val="12"/>
+        </w:numPr>
+        <w:tabs>
+          <w:tab w:val="num" w:pos="720"/>
+        </w:tabs>
+        <w:spacing w:after="240"/>
+        <w:rPr>
+          <w:rFonts w:ascii="Roboto Mono" w:hAnsi="Roboto Mono"/>
+          <w:lang w:val="en-US"/>
+        </w:rPr>
+      </w:pPr>
+      <w:r>
+        <w:rPr>
+          <w:rFonts w:ascii="Roboto Mono" w:hAnsi="Roboto Mono"/>
+          <w:lang w:val="en-US"/>
+        </w:rPr>
+        <w:t xml:space="preserve">A </w:t>
+      </w:r>
+      <w:r>
+        <w:rPr>
+          <w:rFonts w:ascii="Roboto Mono" w:hAnsi="Roboto Mono"/>
+          <w:b/>
+          <w:bCs/>
+          <w:lang w:val="en-US"/>
+        </w:rPr>
+        <w:t>debriefing</w:t>
+      </w:r>
+      <w:r>
+        <w:rPr>
+          <w:rFonts w:ascii="Roboto Mono" w:hAnsi="Roboto Mono"/>
+          <w:lang w:val="en-US"/>
+        </w:rPr>
+        <w:t xml:space="preserve"> usually follows, where findings, coverage, and obstacles are discussed.</w:t>
+      </w:r>
+    </w:p>
+    <w:p>
+      <w:pPr>
+        <w:spacing w:after="240"/>
+        <w:ind w:left="1440"/>
+        <w:rPr>
+          <w:rFonts w:ascii="Roboto Mono" w:hAnsi="Roboto Mono"/>
+          <w:b/>
+          <w:bCs/>
+          <w:lang w:val="en-US"/>
+        </w:rPr>
+      </w:pPr>
+      <w:r>
+        <w:rPr>
+          <w:rFonts w:ascii="Segoe UI Emoji" w:hAnsi="Segoe UI Emoji" w:cs="Segoe UI Emoji"/>
+          <w:b/>
+          <w:bCs/>
+          <w:lang w:val="en-US"/>
+        </w:rPr>
+        <w:t>🎯</w:t>
+      </w:r>
+      <w:r>
+        <w:rPr>
+          <w:rFonts w:ascii="Roboto Mono" w:hAnsi="Roboto Mono"/>
+          <w:b/>
+          <w:bCs/>
+          <w:lang w:val="en-US"/>
+        </w:rPr>
+        <w:t xml:space="preserve"> Why time-boxing is important:</w:t>
+      </w:r>
+    </w:p>
+    <w:p>
+      <w:pPr>
+        <w:numPr>
+          <w:ilvl w:val="0"/>
+          <w:numId w:val="13"/>
+        </w:numPr>
+        <w:tabs>
+          <w:tab w:val="clear" w:pos="720"/>
+          <w:tab w:val="num" w:pos="1440"/>
+        </w:tabs>
+        <w:spacing w:after="240"/>
+        <w:ind w:left="1440"/>
+        <w:rPr>
+          <w:rFonts w:ascii="Roboto Mono" w:hAnsi="Roboto Mono"/>
+          <w:lang w:val="en-US"/>
+        </w:rPr>
+      </w:pPr>
+      <w:r>
+        <w:rPr>
+          <w:rFonts w:ascii="Roboto Mono" w:hAnsi="Roboto Mono"/>
+          <w:b/>
+          <w:bCs/>
+          <w:lang w:val="en-US"/>
+        </w:rPr>
+        <w:t>Focus</w:t>
+      </w:r>
+      <w:r>
+        <w:rPr>
+          <w:rFonts w:ascii="Roboto Mono" w:hAnsi="Roboto Mono"/>
+          <w:lang w:val="en-US"/>
+        </w:rPr>
+        <w:t xml:space="preserve"> </w:t>
+      </w:r>
+      <w:r>
+        <w:rPr>
+          <w:lang w:val="en-US"/>
+        </w:rPr>
+        <w:t>→</w:t>
+      </w:r>
+      <w:r>
+        <w:rPr>
+          <w:rFonts w:ascii="Roboto Mono" w:hAnsi="Roboto Mono"/>
+          <w:lang w:val="en-US"/>
+        </w:rPr>
+        <w:t xml:space="preserve"> Forces the tester to concentrate without distractions.</w:t>
+      </w:r>
+    </w:p>
+    <w:p>
+      <w:pPr>
+        <w:numPr>
+          <w:ilvl w:val="0"/>
+          <w:numId w:val="13"/>
+        </w:numPr>
+        <w:tabs>
+          <w:tab w:val="clear" w:pos="720"/>
+          <w:tab w:val="num" w:pos="1440"/>
+        </w:tabs>
+        <w:spacing w:after="240"/>
+        <w:ind w:left="1440"/>
+        <w:rPr>
+          <w:rFonts w:ascii="Roboto Mono" w:hAnsi="Roboto Mono"/>
+          <w:lang w:val="en-US"/>
+        </w:rPr>
+      </w:pPr>
+      <w:r>
+        <w:rPr>
+          <w:rFonts w:ascii="Roboto Mono" w:hAnsi="Roboto Mono"/>
+          <w:b/>
+          <w:bCs/>
+          <w:lang w:val="en-US"/>
+        </w:rPr>
+        <w:t>Efficiency</w:t>
+      </w:r>
+      <w:r>
+        <w:rPr>
+          <w:rFonts w:ascii="Roboto Mono" w:hAnsi="Roboto Mono"/>
+          <w:lang w:val="en-US"/>
+        </w:rPr>
+        <w:t xml:space="preserve"> </w:t>
+      </w:r>
+      <w:r>
+        <w:rPr>
+          <w:lang w:val="en-US"/>
+        </w:rPr>
+        <w:t>→</w:t>
+      </w:r>
+      <w:r>
+        <w:rPr>
+          <w:rFonts w:ascii="Roboto Mono" w:hAnsi="Roboto Mono"/>
+          <w:lang w:val="en-US"/>
+        </w:rPr>
+        <w:t xml:space="preserve"> Prevents testing from dragging on indefinitely.</w:t>
+      </w:r>
+    </w:p>
+    <w:p>
+      <w:pPr>
+        <w:numPr>
+          <w:ilvl w:val="0"/>
+          <w:numId w:val="13"/>
+        </w:numPr>
+        <w:tabs>
+          <w:tab w:val="clear" w:pos="720"/>
+          <w:tab w:val="num" w:pos="1440"/>
+        </w:tabs>
+        <w:spacing w:after="240"/>
+        <w:ind w:left="1440"/>
+        <w:rPr>
+          <w:rFonts w:ascii="Roboto Mono" w:hAnsi="Roboto Mono"/>
+          <w:lang w:val="en-US"/>
+        </w:rPr>
+      </w:pPr>
+      <w:r>
+        <w:rPr>
+          <w:rFonts w:ascii="Roboto Mono" w:hAnsi="Roboto Mono"/>
+          <w:b/>
+          <w:bCs/>
+          <w:lang w:val="en-US"/>
+        </w:rPr>
+        <w:t>Measurability</w:t>
+      </w:r>
+      <w:r>
+        <w:rPr>
+          <w:rFonts w:ascii="Roboto Mono" w:hAnsi="Roboto Mono"/>
+          <w:lang w:val="en-US"/>
+        </w:rPr>
+        <w:t xml:space="preserve"> </w:t>
+      </w:r>
+      <w:r>
+        <w:rPr>
+          <w:lang w:val="en-US"/>
+        </w:rPr>
+        <w:t>→</w:t>
+      </w:r>
+      <w:r>
+        <w:rPr>
+          <w:rFonts w:ascii="Roboto Mono" w:hAnsi="Roboto Mono"/>
+          <w:lang w:val="en-US"/>
+        </w:rPr>
+        <w:t xml:space="preserve"> Makes it easier to track effort and progress.</w:t>
+      </w:r>
+    </w:p>
+    <w:p>
+      <w:pPr>
+        <w:numPr>
+          <w:ilvl w:val="0"/>
+          <w:numId w:val="13"/>
+        </w:numPr>
+        <w:tabs>
+          <w:tab w:val="clear" w:pos="720"/>
+          <w:tab w:val="num" w:pos="1440"/>
+        </w:tabs>
+        <w:spacing w:after="240"/>
+        <w:ind w:left="1440"/>
+        <w:rPr>
+          <w:rFonts w:ascii="Roboto Mono" w:hAnsi="Roboto Mono"/>
+          <w:lang w:val="en-US"/>
+        </w:rPr>
+      </w:pPr>
+      <w:r>
+        <w:rPr>
+          <w:rFonts w:ascii="Roboto Mono" w:hAnsi="Roboto Mono"/>
+          <w:b/>
+          <w:bCs/>
+          <w:lang w:val="en-US"/>
+        </w:rPr>
+        <w:t>Accountability</w:t>
+      </w:r>
+      <w:r>
+        <w:rPr>
+          <w:rFonts w:ascii="Roboto Mono" w:hAnsi="Roboto Mono"/>
+          <w:lang w:val="en-US"/>
+        </w:rPr>
+        <w:t xml:space="preserve"> </w:t>
+      </w:r>
+      <w:r>
+        <w:rPr>
+          <w:lang w:val="en-US"/>
+        </w:rPr>
+        <w:t>→</w:t>
+      </w:r>
+      <w:r>
+        <w:rPr>
+          <w:rFonts w:ascii="Roboto Mono" w:hAnsi="Roboto Mono"/>
+          <w:lang w:val="en-US"/>
+        </w:rPr>
+        <w:t xml:space="preserve"> Each session produces a tangible report (coverage, bugs, notes).</w:t>
+      </w:r>
+    </w:p>
+    <w:p>
+      <w:pPr>
+        <w:spacing w:after="240"/>
+        <w:ind w:left="2160"/>
+        <w:rPr>
+          <w:rFonts w:ascii="Roboto Mono" w:hAnsi="Roboto Mono"/>
+          <w:lang w:val="en-US"/>
+        </w:rPr>
+      </w:pPr>
+      <w:r>
+        <w:rPr>
+          <w:rFonts w:ascii="Segoe UI Emoji" w:hAnsi="Segoe UI Emoji" w:cs="Segoe UI Emoji"/>
+          <w:lang w:val="en-US"/>
+        </w:rPr>
+        <w:t>👉</w:t>
+      </w:r>
+      <w:r>
+        <w:rPr>
+          <w:rFonts w:ascii="Roboto Mono" w:hAnsi="Roboto Mono"/>
+          <w:lang w:val="en-US"/>
+        </w:rPr>
+        <w:t xml:space="preserve"> In simple terms: </w:t>
+      </w:r>
+      <w:r>
+        <w:rPr>
+          <w:rFonts w:ascii="Roboto Mono" w:hAnsi="Roboto Mono"/>
+          <w:b/>
+          <w:bCs/>
+          <w:lang w:val="en-US"/>
+        </w:rPr>
+        <w:t>Time-boxing = putting a fixed “budget of time” around an exploratory test session.</w:t>
+      </w:r>
+    </w:p>
+    <w:p>
+      <w:pPr>
+        <w:spacing w:after="240"/>
+        <w:ind w:left="1440"/>
+        <w:rPr>
+          <w:rFonts w:ascii="Roboto Mono" w:hAnsi="Roboto Mono"/>
+          <w:lang w:val="en-US"/>
+        </w:rPr>
+      </w:pPr>
+    </w:p>
+    <w:p>
+      <w:pPr>
+        <w:spacing w:after="240"/>
+        <w:rPr>
+          <w:rFonts w:ascii="Roboto Mono" w:hAnsi="Roboto Mono"/>
+          <w:lang w:val="en-US"/>
+        </w:rPr>
+      </w:pPr>
     </w:p>
     <w:p>
       <w:pPr>
@@ -1223,25 +1961,91 @@
       <w:r>
         <w:rPr>
           <w:rFonts w:ascii="Roboto Mono" w:hAnsi="Roboto Mono"/>
-          <w:lang w:val="en-US"/>
-        </w:rPr>
-        <w:t xml:space="preserve">The key idea: exploratory testing is divided into </w:t>
-      </w:r>
-      <w:r>
-        <w:rPr>
-          <w:rFonts w:ascii="Roboto Mono" w:hAnsi="Roboto Mono"/>
-          <w:b/>
-          <w:bCs/>
-          <w:lang w:val="en-US"/>
-        </w:rPr>
-        <w:t>time-boxed sessions</w:t>
-      </w:r>
-      <w:r>
-        <w:rPr>
-          <w:rFonts w:ascii="Roboto Mono" w:hAnsi="Roboto Mono"/>
-          <w:lang w:val="en-US"/>
-        </w:rPr>
-        <w:t xml:space="preserve">, each with a specific </w:t>
+          <w:b/>
+          <w:bCs/>
+          <w:lang w:val="en-US"/>
+        </w:rPr>
+        <w:t>Charters</w:t>
+      </w:r>
+      <w:r>
+        <w:rPr>
+          <w:rFonts w:ascii="Roboto Mono" w:hAnsi="Roboto Mono"/>
+          <w:lang w:val="en-US"/>
+        </w:rPr>
+        <w:t xml:space="preserve"> </w:t>
+      </w:r>
+      <w:r>
+        <w:rPr>
+          <w:rFonts w:ascii="Segoe UI Emoji" w:hAnsi="Segoe UI Emoji" w:cs="Segoe UI Emoji"/>
+          <w:lang w:val="en-US"/>
+        </w:rPr>
+        <w:t>🎯</w:t>
+      </w:r>
+    </w:p>
+    <w:p>
+      <w:pPr>
+        <w:numPr>
+          <w:ilvl w:val="1"/>
+          <w:numId w:val="7"/>
+        </w:numPr>
+        <w:spacing w:after="240"/>
+        <w:rPr>
+          <w:rFonts w:ascii="Roboto Mono" w:hAnsi="Roboto Mono"/>
+          <w:lang w:val="en-US"/>
+        </w:rPr>
+      </w:pPr>
+      <w:r>
+        <w:rPr>
+          <w:rFonts w:ascii="Roboto Mono" w:hAnsi="Roboto Mono"/>
+          <w:lang w:val="en-US"/>
+        </w:rPr>
+        <w:t>Each session has a charter = what to explore.</w:t>
+      </w:r>
+    </w:p>
+    <w:p>
+      <w:pPr>
+        <w:numPr>
+          <w:ilvl w:val="1"/>
+          <w:numId w:val="7"/>
+        </w:numPr>
+        <w:spacing w:after="240"/>
+        <w:rPr>
+          <w:rFonts w:ascii="Roboto Mono" w:hAnsi="Roboto Mono"/>
+          <w:lang w:val="en-US"/>
+        </w:rPr>
+      </w:pPr>
+      <w:r>
+        <w:rPr>
+          <w:rFonts w:ascii="Roboto Mono" w:hAnsi="Roboto Mono"/>
+          <w:lang w:val="en-US"/>
+        </w:rPr>
+        <w:t xml:space="preserve">Example: </w:t>
+      </w:r>
+      <w:r>
+        <w:rPr>
+          <w:rFonts w:ascii="Roboto Mono" w:hAnsi="Roboto Mono"/>
+          <w:i/>
+          <w:iCs/>
+          <w:lang w:val="en-US"/>
+        </w:rPr>
+        <w:t>“Explore the login process with invalid inputs.”</w:t>
+      </w:r>
+    </w:p>
+    <w:p>
+      <w:pPr>
+        <w:spacing w:after="240"/>
+        <w:ind w:left="1080"/>
+        <w:rPr>
+          <w:rFonts w:ascii="Roboto Mono" w:hAnsi="Roboto Mono"/>
+          <w:lang w:val="en-US"/>
+        </w:rPr>
+      </w:pPr>
+      <w:r>
+        <w:rPr>
+          <w:rFonts w:ascii="Roboto Mono" w:hAnsi="Roboto Mono"/>
+          <w:lang w:val="en-US"/>
+        </w:rPr>
+        <w:t xml:space="preserve">A </w:t>
       </w:r>
       <w:r>
         <w:rPr>
@@ -1257,29 +2061,839 @@
           <w:rFonts w:ascii="Roboto Mono" w:hAnsi="Roboto Mono"/>
           <w:lang w:val="en-US"/>
         </w:rPr>
-        <w:t xml:space="preserve"> (goal or focus).</w:t>
+        <w:t xml:space="preserve"> in testing (especially in </w:t>
+      </w:r>
+      <w:r>
+        <w:rPr>
+          <w:rFonts w:ascii="Roboto Mono" w:hAnsi="Roboto Mono"/>
+          <w:b/>
+          <w:bCs/>
+          <w:lang w:val="en-US"/>
+        </w:rPr>
+        <w:t>Session-Based Exploratory Testing – SBET</w:t>
+      </w:r>
+      <w:r>
+        <w:rPr>
+          <w:rFonts w:ascii="Roboto Mono" w:hAnsi="Roboto Mono"/>
+          <w:lang w:val="en-US"/>
+        </w:rPr>
+        <w:t xml:space="preserve">) is a </w:t>
+      </w:r>
+      <w:r>
+        <w:rPr>
+          <w:rFonts w:ascii="Roboto Mono" w:hAnsi="Roboto Mono"/>
+          <w:b/>
+          <w:bCs/>
+          <w:lang w:val="en-US"/>
+        </w:rPr>
+        <w:t>short mission statement</w:t>
+      </w:r>
+      <w:r>
+        <w:rPr>
+          <w:rFonts w:ascii="Roboto Mono" w:hAnsi="Roboto Mono"/>
+          <w:lang w:val="en-US"/>
+        </w:rPr>
+        <w:t xml:space="preserve"> that guides what the tester should focus on during a time-boxed session.</w:t>
       </w:r>
     </w:p>
     <w:p>
       <w:pPr>
         <w:spacing w:after="240"/>
-        <w:rPr>
-          <w:rFonts w:ascii="Roboto Mono" w:hAnsi="Roboto Mono"/>
-          <w:lang w:val="en-US"/>
-        </w:rPr>
-      </w:pPr>
-      <w:r>
-        <w:rPr>
-          <w:rFonts w:ascii="Roboto Mono" w:hAnsi="Roboto Mono"/>
-          <w:lang w:val="en-US"/>
-        </w:rPr>
-        <w:pict w14:anchorId="132A7C51">
-          <v:rect id="_x0000_i1070" style="width:0;height:1.5pt" o:hralign="center" o:hrstd="t" o:hr="t" fillcolor="#a0a0a0" stroked="f"/>
+        <w:ind w:left="1080"/>
+        <w:rPr>
+          <w:rFonts w:ascii="Roboto Mono" w:hAnsi="Roboto Mono"/>
+          <w:lang w:val="en-US"/>
+        </w:rPr>
+      </w:pPr>
+      <w:r>
+        <w:rPr>
+          <w:rFonts w:ascii="Roboto Mono" w:hAnsi="Roboto Mono"/>
+          <w:lang w:val="en-US"/>
+        </w:rPr>
+        <w:lastRenderedPageBreak/>
+        <w:t xml:space="preserve">It answers the question: </w:t>
+      </w:r>
+      <w:r>
+        <w:rPr>
+          <w:rFonts w:ascii="Roboto Mono" w:hAnsi="Roboto Mono"/>
+          <w:b/>
+          <w:bCs/>
+          <w:lang w:val="en-US"/>
+        </w:rPr>
+        <w:t>“What are we trying to achieve in this test session?”</w:t>
+      </w:r>
+    </w:p>
+    <w:p>
+      <w:pPr>
+        <w:spacing w:after="240"/>
+        <w:ind w:left="2160"/>
+        <w:rPr>
+          <w:rFonts w:ascii="Roboto Mono" w:hAnsi="Roboto Mono"/>
+          <w:lang w:val="en-US"/>
+        </w:rPr>
+      </w:pPr>
+      <w:r>
+        <w:rPr>
+          <w:rFonts w:ascii="Roboto Mono" w:hAnsi="Roboto Mono"/>
+          <w:lang w:val="en-US"/>
+        </w:rPr>
+        <w:pict w14:anchorId="559A06FE">
+          <v:rect id="_x0000_i1031" style="width:0;height:1.5pt" o:hralign="center" o:hrstd="t" o:hr="t" fillcolor="#a0a0a0" stroked="f"/>
         </w:pict>
       </w:r>
     </w:p>
     <w:p>
       <w:pPr>
+        <w:spacing w:after="240"/>
+        <w:ind w:left="2160"/>
+        <w:rPr>
+          <w:rFonts w:ascii="Roboto Mono" w:hAnsi="Roboto Mono"/>
+          <w:b/>
+          <w:bCs/>
+          <w:lang w:val="en-US"/>
+        </w:rPr>
+      </w:pPr>
+      <w:r>
+        <w:rPr>
+          <w:rFonts w:ascii="Segoe UI Emoji" w:hAnsi="Segoe UI Emoji" w:cs="Segoe UI Emoji"/>
+          <w:b/>
+          <w:bCs/>
+          <w:lang w:val="en-US"/>
+        </w:rPr>
+        <w:t>🔑</w:t>
+      </w:r>
+      <w:r>
+        <w:rPr>
+          <w:rFonts w:ascii="Roboto Mono" w:hAnsi="Roboto Mono"/>
+          <w:b/>
+          <w:bCs/>
+          <w:lang w:val="en-US"/>
+        </w:rPr>
+        <w:t xml:space="preserve"> Key points about a test charter:</w:t>
+      </w:r>
+    </w:p>
+    <w:p>
+      <w:pPr>
+        <w:numPr>
+          <w:ilvl w:val="0"/>
+          <w:numId w:val="14"/>
+        </w:numPr>
+        <w:tabs>
+          <w:tab w:val="clear" w:pos="720"/>
+          <w:tab w:val="num" w:pos="1800"/>
+        </w:tabs>
+        <w:spacing w:after="240"/>
+        <w:ind w:left="1800"/>
+        <w:rPr>
+          <w:rFonts w:ascii="Roboto Mono" w:hAnsi="Roboto Mono"/>
+          <w:lang w:val="en-US"/>
+        </w:rPr>
+      </w:pPr>
+      <w:r>
+        <w:rPr>
+          <w:rFonts w:ascii="Roboto Mono" w:hAnsi="Roboto Mono"/>
+          <w:b/>
+          <w:bCs/>
+          <w:lang w:val="en-US"/>
+        </w:rPr>
+        <w:t>Purpose / Mission</w:t>
+      </w:r>
+      <w:r>
+        <w:rPr>
+          <w:rFonts w:ascii="Roboto Mono" w:hAnsi="Roboto Mono"/>
+          <w:lang w:val="en-US"/>
+        </w:rPr>
+        <w:t xml:space="preserve"> </w:t>
+      </w:r>
+      <w:r>
+        <w:rPr>
+          <w:lang w:val="en-US"/>
+        </w:rPr>
+        <w:t>→</w:t>
+      </w:r>
+      <w:r>
+        <w:rPr>
+          <w:rFonts w:ascii="Roboto Mono" w:hAnsi="Roboto Mono"/>
+          <w:lang w:val="en-US"/>
+        </w:rPr>
+        <w:t xml:space="preserve"> Describes the goal of the session.</w:t>
+      </w:r>
+    </w:p>
+    <w:p>
+      <w:pPr>
+        <w:numPr>
+          <w:ilvl w:val="0"/>
+          <w:numId w:val="14"/>
+        </w:numPr>
+        <w:tabs>
+          <w:tab w:val="clear" w:pos="720"/>
+          <w:tab w:val="num" w:pos="1080"/>
+        </w:tabs>
+        <w:spacing w:after="240"/>
+        <w:ind w:left="1800"/>
+        <w:rPr>
+          <w:rFonts w:ascii="Roboto Mono" w:hAnsi="Roboto Mono"/>
+          <w:lang w:val="en-US"/>
+        </w:rPr>
+      </w:pPr>
+      <w:r>
+        <w:rPr>
+          <w:rFonts w:ascii="Roboto Mono" w:hAnsi="Roboto Mono"/>
+          <w:b/>
+          <w:bCs/>
+          <w:lang w:val="en-US"/>
+        </w:rPr>
+        <w:t>Scope</w:t>
+      </w:r>
+      <w:r>
+        <w:rPr>
+          <w:rFonts w:ascii="Roboto Mono" w:hAnsi="Roboto Mono"/>
+          <w:lang w:val="en-US"/>
+        </w:rPr>
+        <w:t xml:space="preserve"> </w:t>
+      </w:r>
+      <w:r>
+        <w:rPr>
+          <w:lang w:val="en-US"/>
+        </w:rPr>
+        <w:t>→</w:t>
+      </w:r>
+      <w:r>
+        <w:rPr>
+          <w:rFonts w:ascii="Roboto Mono" w:hAnsi="Roboto Mono"/>
+          <w:lang w:val="en-US"/>
+        </w:rPr>
+        <w:t xml:space="preserve"> Defines what to explore (a feature, module, risk area, user flow, etc.).</w:t>
+      </w:r>
+    </w:p>
+    <w:p>
+      <w:pPr>
+        <w:numPr>
+          <w:ilvl w:val="0"/>
+          <w:numId w:val="14"/>
+        </w:numPr>
+        <w:tabs>
+          <w:tab w:val="clear" w:pos="720"/>
+          <w:tab w:val="num" w:pos="1080"/>
+        </w:tabs>
+        <w:spacing w:after="240"/>
+        <w:ind w:left="1800"/>
+        <w:rPr>
+          <w:rFonts w:ascii="Roboto Mono" w:hAnsi="Roboto Mono"/>
+          <w:lang w:val="en-US"/>
+        </w:rPr>
+      </w:pPr>
+      <w:r>
+        <w:rPr>
+          <w:rFonts w:ascii="Roboto Mono" w:hAnsi="Roboto Mono"/>
+          <w:b/>
+          <w:bCs/>
+          <w:lang w:val="en-US"/>
+        </w:rPr>
+        <w:t>Focus</w:t>
+      </w:r>
+      <w:r>
+        <w:rPr>
+          <w:rFonts w:ascii="Roboto Mono" w:hAnsi="Roboto Mono"/>
+          <w:lang w:val="en-US"/>
+        </w:rPr>
+        <w:t xml:space="preserve"> </w:t>
+      </w:r>
+      <w:r>
+        <w:rPr>
+          <w:lang w:val="en-US"/>
+        </w:rPr>
+        <w:t>→</w:t>
+      </w:r>
+      <w:r>
+        <w:rPr>
+          <w:rFonts w:ascii="Roboto Mono" w:hAnsi="Roboto Mono"/>
+          <w:lang w:val="en-US"/>
+        </w:rPr>
+        <w:t xml:space="preserve"> Helps the tester stay on track within the time box.</w:t>
+      </w:r>
+    </w:p>
+    <w:p>
+      <w:pPr>
+        <w:numPr>
+          <w:ilvl w:val="0"/>
+          <w:numId w:val="14"/>
+        </w:numPr>
+        <w:tabs>
+          <w:tab w:val="clear" w:pos="720"/>
+          <w:tab w:val="num" w:pos="1080"/>
+        </w:tabs>
+        <w:spacing w:after="240"/>
+        <w:ind w:left="1800"/>
+        <w:rPr>
+          <w:rFonts w:ascii="Roboto Mono" w:hAnsi="Roboto Mono"/>
+          <w:lang w:val="en-US"/>
+        </w:rPr>
+      </w:pPr>
+      <w:r>
+        <w:rPr>
+          <w:rFonts w:ascii="Roboto Mono" w:hAnsi="Roboto Mono"/>
+          <w:b/>
+          <w:bCs/>
+          <w:lang w:val="en-US"/>
+        </w:rPr>
+        <w:t>Flexibility</w:t>
+      </w:r>
+      <w:r>
+        <w:rPr>
+          <w:rFonts w:ascii="Roboto Mono" w:hAnsi="Roboto Mono"/>
+          <w:lang w:val="en-US"/>
+        </w:rPr>
+        <w:t xml:space="preserve"> </w:t>
+      </w:r>
+      <w:r>
+        <w:rPr>
+          <w:lang w:val="en-US"/>
+        </w:rPr>
+        <w:t>→</w:t>
+      </w:r>
+      <w:r>
+        <w:rPr>
+          <w:rFonts w:ascii="Roboto Mono" w:hAnsi="Roboto Mono"/>
+          <w:lang w:val="en-US"/>
+        </w:rPr>
+        <w:t xml:space="preserve"> Not a step-by-step script; it allows the tester to think and adapt.</w:t>
+      </w:r>
+    </w:p>
+    <w:p>
+      <w:pPr>
+        <w:spacing w:after="240"/>
+        <w:ind w:left="2160"/>
+        <w:rPr>
+          <w:rFonts w:ascii="Roboto Mono" w:hAnsi="Roboto Mono"/>
+          <w:lang w:val="en-US"/>
+        </w:rPr>
+      </w:pPr>
+      <w:r>
+        <w:rPr>
+          <w:rFonts w:ascii="Roboto Mono" w:hAnsi="Roboto Mono"/>
+          <w:lang w:val="en-US"/>
+        </w:rPr>
+        <w:pict w14:anchorId="110B16EB">
+          <v:rect id="_x0000_i1032" style="width:0;height:1.5pt" o:hralign="center" o:hrstd="t" o:hr="t" fillcolor="#a0a0a0" stroked="f"/>
+        </w:pict>
+      </w:r>
+    </w:p>
+    <w:p>
+      <w:pPr>
+        <w:spacing w:after="240"/>
+        <w:ind w:left="2160"/>
+        <w:rPr>
+          <w:rFonts w:ascii="Roboto Mono" w:hAnsi="Roboto Mono"/>
+          <w:b/>
+          <w:bCs/>
+          <w:lang w:val="en-US"/>
+        </w:rPr>
+      </w:pPr>
+      <w:r>
+        <w:rPr>
+          <w:rFonts w:ascii="Segoe UI Emoji" w:hAnsi="Segoe UI Emoji" w:cs="Segoe UI Emoji"/>
+          <w:b/>
+          <w:bCs/>
+          <w:lang w:val="en-US"/>
+        </w:rPr>
+        <w:t>📝</w:t>
+      </w:r>
+      <w:r>
+        <w:rPr>
+          <w:rFonts w:ascii="Roboto Mono" w:hAnsi="Roboto Mono"/>
+          <w:b/>
+          <w:bCs/>
+          <w:lang w:val="en-US"/>
+        </w:rPr>
+        <w:t xml:space="preserve"> Example charters:</w:t>
+      </w:r>
+    </w:p>
+    <w:p>
+      <w:pPr>
+        <w:numPr>
+          <w:ilvl w:val="0"/>
+          <w:numId w:val="15"/>
+        </w:numPr>
+        <w:tabs>
+          <w:tab w:val="clear" w:pos="720"/>
+          <w:tab w:val="num" w:pos="1080"/>
+        </w:tabs>
+        <w:spacing w:after="240"/>
+        <w:ind w:left="1800"/>
+        <w:rPr>
+          <w:rFonts w:ascii="Roboto Mono" w:hAnsi="Roboto Mono"/>
+          <w:lang w:val="en-US"/>
+        </w:rPr>
+      </w:pPr>
+      <w:r>
+        <w:rPr>
+          <w:rFonts w:ascii="Roboto Mono" w:hAnsi="Roboto Mono"/>
+          <w:i/>
+          <w:iCs/>
+          <w:lang w:val="en-US"/>
+        </w:rPr>
+        <w:t>“Explore the login functionality with valid and invalid credentials to check input validation and error messages.”</w:t>
+      </w:r>
+    </w:p>
+    <w:p>
+      <w:pPr>
+        <w:numPr>
+          <w:ilvl w:val="0"/>
+          <w:numId w:val="15"/>
+        </w:numPr>
+        <w:tabs>
+          <w:tab w:val="clear" w:pos="720"/>
+          <w:tab w:val="num" w:pos="1080"/>
+        </w:tabs>
+        <w:spacing w:after="240"/>
+        <w:ind w:left="1800"/>
+        <w:rPr>
+          <w:rFonts w:ascii="Roboto Mono" w:hAnsi="Roboto Mono"/>
+          <w:lang w:val="en-US"/>
+        </w:rPr>
+      </w:pPr>
+      <w:r>
+        <w:rPr>
+          <w:rFonts w:ascii="Roboto Mono" w:hAnsi="Roboto Mono"/>
+          <w:i/>
+          <w:iCs/>
+          <w:lang w:val="en-US"/>
+        </w:rPr>
+        <w:t>“Investigate how the shopping cart behaves when multiple users update quantities simultaneously.”</w:t>
+      </w:r>
+    </w:p>
+    <w:p>
+      <w:pPr>
+        <w:numPr>
+          <w:ilvl w:val="0"/>
+          <w:numId w:val="15"/>
+        </w:numPr>
+        <w:tabs>
+          <w:tab w:val="clear" w:pos="720"/>
+          <w:tab w:val="num" w:pos="1080"/>
+        </w:tabs>
+        <w:spacing w:after="240"/>
+        <w:ind w:left="1800"/>
+        <w:rPr>
+          <w:rFonts w:ascii="Roboto Mono" w:hAnsi="Roboto Mono"/>
+          <w:lang w:val="en-US"/>
+        </w:rPr>
+      </w:pPr>
+      <w:r>
+        <w:rPr>
+          <w:rFonts w:ascii="Roboto Mono" w:hAnsi="Roboto Mono"/>
+          <w:i/>
+          <w:iCs/>
+          <w:lang w:val="en-US"/>
+        </w:rPr>
+        <w:t>“Test the reporting module’s export feature to find issues with large datasets.”</w:t>
+      </w:r>
+    </w:p>
+    <w:p>
+      <w:pPr>
+        <w:spacing w:after="240"/>
+        <w:ind w:left="2160"/>
+        <w:rPr>
+          <w:rFonts w:ascii="Roboto Mono" w:hAnsi="Roboto Mono"/>
+          <w:lang w:val="en-US"/>
+        </w:rPr>
+      </w:pPr>
+      <w:r>
+        <w:rPr>
+          <w:rFonts w:ascii="Roboto Mono" w:hAnsi="Roboto Mono"/>
+          <w:lang w:val="en-US"/>
+        </w:rPr>
+        <w:pict w14:anchorId="717AE446">
+          <v:rect id="_x0000_i1033" style="width:0;height:1.5pt" o:hralign="center" o:hrstd="t" o:hr="t" fillcolor="#a0a0a0" stroked="f"/>
+        </w:pict>
+      </w:r>
+    </w:p>
+    <w:p>
+      <w:pPr>
+        <w:spacing w:after="240"/>
+        <w:ind w:left="2160"/>
+        <w:rPr>
+          <w:rFonts w:ascii="Roboto Mono" w:hAnsi="Roboto Mono"/>
+          <w:lang w:val="en-US"/>
+        </w:rPr>
+      </w:pPr>
+      <w:r>
+        <w:rPr>
+          <w:rFonts w:ascii="Segoe UI Emoji" w:hAnsi="Segoe UI Emoji" w:cs="Segoe UI Emoji"/>
+          <w:lang w:val="en-US"/>
+        </w:rPr>
+        <w:t>👉</w:t>
+      </w:r>
+      <w:r>
+        <w:rPr>
+          <w:rFonts w:ascii="Roboto Mono" w:hAnsi="Roboto Mono"/>
+          <w:lang w:val="en-US"/>
+        </w:rPr>
+        <w:t xml:space="preserve"> In short: A </w:t>
+      </w:r>
+      <w:r>
+        <w:rPr>
+          <w:rFonts w:ascii="Roboto Mono" w:hAnsi="Roboto Mono"/>
+          <w:b/>
+          <w:bCs/>
+          <w:lang w:val="en-US"/>
+        </w:rPr>
+        <w:t>charter = a testing mission for one session</w:t>
+      </w:r>
+      <w:r>
+        <w:rPr>
+          <w:rFonts w:ascii="Roboto Mono" w:hAnsi="Roboto Mono"/>
+          <w:lang w:val="en-US"/>
+        </w:rPr>
+        <w:t>.</w:t>
+      </w:r>
+      <w:r>
+        <w:rPr>
+          <w:rFonts w:ascii="Roboto Mono" w:hAnsi="Roboto Mono"/>
+          <w:lang w:val="en-US"/>
+        </w:rPr>
+        <w:br/>
+        <w:t xml:space="preserve">It sets </w:t>
+      </w:r>
+      <w:r>
+        <w:rPr>
+          <w:rFonts w:ascii="Roboto Mono" w:hAnsi="Roboto Mono"/>
+          <w:b/>
+          <w:bCs/>
+          <w:lang w:val="en-US"/>
+        </w:rPr>
+        <w:t>direction</w:t>
+      </w:r>
+      <w:r>
+        <w:rPr>
+          <w:rFonts w:ascii="Roboto Mono" w:hAnsi="Roboto Mono"/>
+          <w:lang w:val="en-US"/>
+        </w:rPr>
+        <w:t xml:space="preserve"> (what to test and why), while still leaving room for </w:t>
+      </w:r>
+      <w:r>
+        <w:rPr>
+          <w:rFonts w:ascii="Roboto Mono" w:hAnsi="Roboto Mono"/>
+          <w:b/>
+          <w:bCs/>
+          <w:lang w:val="en-US"/>
+        </w:rPr>
+        <w:t>exploration and discovery</w:t>
+      </w:r>
+      <w:r>
+        <w:rPr>
+          <w:rFonts w:ascii="Roboto Mono" w:hAnsi="Roboto Mono"/>
+          <w:lang w:val="en-US"/>
+        </w:rPr>
+        <w:t>.</w:t>
+      </w:r>
+    </w:p>
+    <w:p>
+      <w:pPr>
+        <w:spacing w:after="240"/>
+        <w:ind w:left="2160"/>
+        <w:rPr>
+          <w:rFonts w:ascii="Roboto Mono" w:hAnsi="Roboto Mono"/>
+          <w:lang w:val="en-US"/>
+        </w:rPr>
+      </w:pPr>
+      <w:r>
+        <w:rPr>
+          <w:rFonts w:ascii="Roboto Mono" w:hAnsi="Roboto Mono"/>
+          <w:lang w:val="en-US"/>
+        </w:rPr>
+        <w:t xml:space="preserve">Do you want me to show you a </w:t>
+      </w:r>
+      <w:r>
+        <w:rPr>
+          <w:rFonts w:ascii="Roboto Mono" w:hAnsi="Roboto Mono"/>
+          <w:b/>
+          <w:bCs/>
+          <w:lang w:val="en-US"/>
+        </w:rPr>
+        <w:t>charter template</w:t>
+      </w:r>
+      <w:r>
+        <w:rPr>
+          <w:rFonts w:ascii="Roboto Mono" w:hAnsi="Roboto Mono"/>
+          <w:lang w:val="en-US"/>
+        </w:rPr>
+        <w:t xml:space="preserve"> (with fields like objective, risks, notes, etc.) that testers often use?</w:t>
+      </w:r>
+    </w:p>
+    <w:p>
+      <w:pPr>
+        <w:spacing w:after="240"/>
+        <w:ind w:left="1080"/>
+        <w:rPr>
+          <w:rFonts w:ascii="Roboto Mono" w:hAnsi="Roboto Mono"/>
+          <w:lang w:val="en-US"/>
+        </w:rPr>
+      </w:pPr>
+    </w:p>
+    <w:p>
+      <w:pPr>
+        <w:numPr>
+          <w:ilvl w:val="0"/>
+          <w:numId w:val="7"/>
+        </w:numPr>
+        <w:spacing w:after="240"/>
+        <w:rPr>
+          <w:rFonts w:ascii="Roboto Mono" w:hAnsi="Roboto Mono"/>
+          <w:lang w:val="en-US"/>
+        </w:rPr>
+      </w:pPr>
+      <w:r>
+        <w:rPr>
+          <w:rFonts w:ascii="Roboto Mono" w:hAnsi="Roboto Mono"/>
+          <w:b/>
+          <w:bCs/>
+          <w:lang w:val="en-US"/>
+        </w:rPr>
+        <w:lastRenderedPageBreak/>
+        <w:t>Session notes</w:t>
+      </w:r>
+      <w:r>
+        <w:rPr>
+          <w:rFonts w:ascii="Roboto Mono" w:hAnsi="Roboto Mono"/>
+          <w:lang w:val="en-US"/>
+        </w:rPr>
+        <w:t xml:space="preserve"> </w:t>
+      </w:r>
+      <w:r>
+        <w:rPr>
+          <w:rFonts w:ascii="Segoe UI Emoji" w:hAnsi="Segoe UI Emoji" w:cs="Segoe UI Emoji"/>
+          <w:lang w:val="en-US"/>
+        </w:rPr>
+        <w:t>📝</w:t>
+      </w:r>
+    </w:p>
+    <w:p>
+      <w:pPr>
+        <w:numPr>
+          <w:ilvl w:val="1"/>
+          <w:numId w:val="7"/>
+        </w:numPr>
+        <w:spacing w:after="240"/>
+        <w:rPr>
+          <w:rFonts w:ascii="Roboto Mono" w:hAnsi="Roboto Mono"/>
+          <w:lang w:val="en-US"/>
+        </w:rPr>
+      </w:pPr>
+      <w:r>
+        <w:rPr>
+          <w:rFonts w:ascii="Roboto Mono" w:hAnsi="Roboto Mono"/>
+          <w:lang w:val="en-US"/>
+        </w:rPr>
+        <w:t>Testers record what they tested, what defects they found, and what ideas/questions came up.</w:t>
+      </w:r>
+    </w:p>
+    <w:p>
+      <w:pPr>
+        <w:numPr>
+          <w:ilvl w:val="0"/>
+          <w:numId w:val="7"/>
+        </w:numPr>
+        <w:spacing w:after="240"/>
+        <w:rPr>
+          <w:rFonts w:ascii="Roboto Mono" w:hAnsi="Roboto Mono"/>
+          <w:lang w:val="en-US"/>
+        </w:rPr>
+      </w:pPr>
+      <w:r>
+        <w:rPr>
+          <w:rFonts w:ascii="Roboto Mono" w:hAnsi="Roboto Mono"/>
+          <w:b/>
+          <w:bCs/>
+          <w:lang w:val="en-US"/>
+        </w:rPr>
+        <w:t>Debriefing</w:t>
+      </w:r>
+      <w:r>
+        <w:rPr>
+          <w:rFonts w:ascii="Roboto Mono" w:hAnsi="Roboto Mono"/>
+          <w:lang w:val="en-US"/>
+        </w:rPr>
+        <w:t xml:space="preserve"> </w:t>
+      </w:r>
+      <w:r>
+        <w:rPr>
+          <w:rFonts w:ascii="Segoe UI Emoji" w:hAnsi="Segoe UI Emoji" w:cs="Segoe UI Emoji"/>
+          <w:lang w:val="en-US"/>
+        </w:rPr>
+        <w:t>💬</w:t>
+      </w:r>
+    </w:p>
+    <w:p>
+      <w:pPr>
+        <w:numPr>
+          <w:ilvl w:val="1"/>
+          <w:numId w:val="7"/>
+        </w:numPr>
+        <w:spacing w:after="240"/>
+        <w:rPr>
+          <w:rFonts w:ascii="Roboto Mono" w:hAnsi="Roboto Mono"/>
+          <w:lang w:val="en-US"/>
+        </w:rPr>
+      </w:pPr>
+      <w:r>
+        <w:rPr>
+          <w:rFonts w:ascii="Roboto Mono" w:hAnsi="Roboto Mono"/>
+          <w:lang w:val="en-US"/>
+        </w:rPr>
+        <w:t>After the session, the tester and test lead/manager review:</w:t>
+      </w:r>
+    </w:p>
+    <w:p>
+      <w:pPr>
+        <w:numPr>
+          <w:ilvl w:val="2"/>
+          <w:numId w:val="7"/>
+        </w:numPr>
+        <w:spacing w:after="240"/>
+        <w:rPr>
+          <w:rFonts w:ascii="Roboto Mono" w:hAnsi="Roboto Mono"/>
+          <w:lang w:val="en-US"/>
+        </w:rPr>
+      </w:pPr>
+      <w:r>
+        <w:rPr>
+          <w:rFonts w:ascii="Roboto Mono" w:hAnsi="Roboto Mono"/>
+          <w:lang w:val="en-US"/>
+        </w:rPr>
+        <w:t>What was done.</w:t>
+      </w:r>
+    </w:p>
+    <w:p>
+      <w:pPr>
+        <w:numPr>
+          <w:ilvl w:val="2"/>
+          <w:numId w:val="7"/>
+        </w:numPr>
+        <w:spacing w:after="240"/>
+        <w:rPr>
+          <w:rFonts w:ascii="Roboto Mono" w:hAnsi="Roboto Mono"/>
+          <w:lang w:val="en-US"/>
+        </w:rPr>
+      </w:pPr>
+      <w:r>
+        <w:rPr>
+          <w:rFonts w:ascii="Roboto Mono" w:hAnsi="Roboto Mono"/>
+          <w:lang w:val="en-US"/>
+        </w:rPr>
+        <w:t>What was found.</w:t>
+      </w:r>
+    </w:p>
+    <w:p>
+      <w:pPr>
+        <w:numPr>
+          <w:ilvl w:val="2"/>
+          <w:numId w:val="7"/>
+        </w:numPr>
+        <w:spacing w:after="240"/>
+        <w:rPr>
+          <w:rFonts w:ascii="Roboto Mono" w:hAnsi="Roboto Mono"/>
+          <w:lang w:val="en-US"/>
+        </w:rPr>
+      </w:pPr>
+      <w:r>
+        <w:rPr>
+          <w:rFonts w:ascii="Roboto Mono" w:hAnsi="Roboto Mono"/>
+          <w:lang w:val="en-US"/>
+        </w:rPr>
+        <w:t>What should be tested next.</w:t>
+      </w:r>
+    </w:p>
+    <w:p>
+      <w:pPr>
+        <w:numPr>
+          <w:ilvl w:val="0"/>
+          <w:numId w:val="7"/>
+        </w:numPr>
+        <w:spacing w:after="240"/>
+        <w:rPr>
+          <w:rFonts w:ascii="Roboto Mono" w:hAnsi="Roboto Mono"/>
+          <w:lang w:val="en-US"/>
+        </w:rPr>
+      </w:pPr>
+      <w:r>
+        <w:rPr>
+          <w:rFonts w:ascii="Roboto Mono" w:hAnsi="Roboto Mono"/>
+          <w:b/>
+          <w:bCs/>
+          <w:lang w:val="en-US"/>
+        </w:rPr>
+        <w:t>Metrics</w:t>
+      </w:r>
+      <w:r>
+        <w:rPr>
+          <w:rFonts w:ascii="Roboto Mono" w:hAnsi="Roboto Mono"/>
+          <w:lang w:val="en-US"/>
+        </w:rPr>
+        <w:t xml:space="preserve"> </w:t>
+      </w:r>
+      <w:r>
+        <w:rPr>
+          <w:rFonts w:ascii="Segoe UI Emoji" w:hAnsi="Segoe UI Emoji" w:cs="Segoe UI Emoji"/>
+          <w:lang w:val="en-US"/>
+        </w:rPr>
+        <w:t>📊</w:t>
+      </w:r>
+    </w:p>
+    <w:p>
+      <w:pPr>
+        <w:numPr>
+          <w:ilvl w:val="1"/>
+          <w:numId w:val="7"/>
+        </w:numPr>
+        <w:spacing w:after="240"/>
+        <w:rPr>
+          <w:rFonts w:ascii="Roboto Mono" w:hAnsi="Roboto Mono"/>
+          <w:lang w:val="en-US"/>
+        </w:rPr>
+      </w:pPr>
+      <w:r>
+        <w:rPr>
+          <w:rFonts w:ascii="Roboto Mono" w:hAnsi="Roboto Mono"/>
+          <w:lang w:val="en-US"/>
+        </w:rPr>
+        <w:t xml:space="preserve">SBET allows tracking coverage, time spent, defects found </w:t>
+      </w:r>
+      <w:r>
+        <w:rPr>
+          <w:lang w:val="en-US"/>
+        </w:rPr>
+        <w:t>→</w:t>
+      </w:r>
+      <w:r>
+        <w:rPr>
+          <w:rFonts w:ascii="Roboto Mono" w:hAnsi="Roboto Mono"/>
+          <w:lang w:val="en-US"/>
+        </w:rPr>
+        <w:t xml:space="preserve"> makes exploratory testing measurable.</w:t>
+      </w:r>
+    </w:p>
+    <w:p>
+      <w:pPr>
+        <w:spacing w:after="240"/>
+        <w:rPr>
+          <w:rFonts w:ascii="Roboto Mono" w:hAnsi="Roboto Mono"/>
+          <w:lang w:val="en-US"/>
+        </w:rPr>
+      </w:pPr>
+      <w:r>
+        <w:rPr>
+          <w:rFonts w:ascii="Roboto Mono" w:hAnsi="Roboto Mono"/>
+          <w:lang w:val="en-US"/>
+        </w:rPr>
+        <w:pict w14:anchorId="12944665">
+          <v:rect id="_x0000_i1034" style="width:0;height:1.5pt" o:hralign="center" o:hrstd="t" o:hr="t" fillcolor="#a0a0a0" stroked="f"/>
+        </w:pict>
+      </w:r>
+    </w:p>
+    <w:p>
+      <w:pPr>
         <w:pStyle w:val="Heading3"/>
         <w:rPr>
           <w:lang w:val="en-US"/>
@@ -1290,13 +2904,13 @@
           <w:rFonts w:ascii="Segoe UI Emoji" w:hAnsi="Segoe UI Emoji" w:cs="Segoe UI Emoji"/>
           <w:lang w:val="en-US"/>
         </w:rPr>
-        <w:t>🔹</w:t>
-      </w:r>
-      <w:r>
-        <w:rPr>
-          <w:lang w:val="en-US"/>
-        </w:rPr>
-        <w:t xml:space="preserve"> Key Elements of SBET</w:t>
+        <w:t>💡</w:t>
+      </w:r>
+      <w:r>
+        <w:rPr>
+          <w:lang w:val="en-US"/>
+        </w:rPr>
+        <w:t xml:space="preserve"> Example</w:t>
       </w:r>
     </w:p>
     <w:p>
@@ -1316,21 +2930,12 @@
         </w:rPr>
         <w:t xml:space="preserve">: </w:t>
       </w:r>
-      <w:proofErr w:type="spellStart"/>
       <w:r>
         <w:rPr>
           <w:b/>
           <w:shd w:val="clear" w:color="auto" w:fill="B7B7B7"/>
         </w:rPr>
-        <w:t>Chatgpt</w:t>
-      </w:r>
-      <w:proofErr w:type="spellEnd"/>
-      <w:r>
-        <w:rPr>
-          <w:b/>
-          <w:shd w:val="clear" w:color="auto" w:fill="B7B7B7"/>
-        </w:rPr>
-        <w:t xml:space="preserve"> </w:t>
+        <w:t xml:space="preserve">Chatgpt </w:t>
       </w:r>
       <w:r>
         <w:rPr>
@@ -1339,7 +2944,58 @@
           <w:szCs w:val="14"/>
           <w:shd w:val="clear" w:color="auto" w:fill="B7B7B7"/>
         </w:rPr>
-        <w:t>(GPT-5-Standard) at [9/13/2025]</w:t>
+        <w:t>(GPT</w:t>
+      </w:r>
+      <w:r>
+        <w:rPr>
+          <w:rFonts w:ascii="Cambria Math" w:hAnsi="Cambria Math" w:cs="Cambria Math"/>
+          <w:b/>
+          <w:sz w:val="14"/>
+          <w:szCs w:val="14"/>
+          <w:shd w:val="clear" w:color="auto" w:fill="B7B7B7"/>
+        </w:rPr>
+        <w:t>‑</w:t>
+      </w:r>
+      <w:r>
+        <w:rPr>
+          <w:b/>
+          <w:sz w:val="14"/>
+          <w:szCs w:val="14"/>
+          <w:shd w:val="clear" w:color="auto" w:fill="B7B7B7"/>
+        </w:rPr>
+        <w:t>5 Mini) at [9/13/2025]</w:t>
+      </w:r>
+    </w:p>
+    <w:p>
+      <w:pPr>
+        <w:spacing w:after="240"/>
+        <w:rPr>
+          <w:rFonts w:ascii="Roboto Mono" w:hAnsi="Roboto Mono"/>
+          <w:lang w:val="en-US"/>
+        </w:rPr>
+      </w:pPr>
+      <w:r>
+        <w:rPr>
+          <w:rFonts w:ascii="Roboto Mono" w:hAnsi="Roboto Mono"/>
+          <w:lang w:val="en-US"/>
+        </w:rPr>
+        <w:t xml:space="preserve">Suppose you’re testing an </w:t>
+      </w:r>
+      <w:r>
+        <w:rPr>
+          <w:rFonts w:ascii="Roboto Mono" w:hAnsi="Roboto Mono"/>
+          <w:b/>
+          <w:bCs/>
+          <w:lang w:val="en-US"/>
+        </w:rPr>
+        <w:t>e-commerce checkout system</w:t>
+      </w:r>
+      <w:r>
+        <w:rPr>
+          <w:rFonts w:ascii="Roboto Mono" w:hAnsi="Roboto Mono"/>
+          <w:lang w:val="en-US"/>
+        </w:rPr>
+        <w:t>:</w:t>
       </w:r>
     </w:p>
     <w:p>
@@ -1361,21 +3017,43 @@
           <w:bCs/>
           <w:lang w:val="en-US"/>
         </w:rPr>
-        <w:t>Time-boxed sessions</w:t>
-      </w:r>
-      <w:r>
-        <w:rPr>
-          <w:rFonts w:ascii="Roboto Mono" w:hAnsi="Roboto Mono"/>
-          <w:lang w:val="en-US"/>
-        </w:rPr>
-        <w:t xml:space="preserve"> </w:t>
-      </w:r>
-      <w:r>
-        <w:rPr>
-          <w:rFonts w:ascii="Segoe UI Emoji" w:hAnsi="Segoe UI Emoji" w:cs="Segoe UI Emoji"/>
-          <w:lang w:val="en-US"/>
-        </w:rPr>
-        <w:t>⏱️</w:t>
+        <w:t>Charter</w:t>
+      </w:r>
+      <w:r>
+        <w:rPr>
+          <w:rFonts w:ascii="Roboto Mono" w:hAnsi="Roboto Mono"/>
+          <w:lang w:val="en-US"/>
+        </w:rPr>
+        <w:t>: Explore checkout with different payment methods.</w:t>
+      </w:r>
+    </w:p>
+    <w:p>
+      <w:pPr>
+        <w:numPr>
+          <w:ilvl w:val="0"/>
+          <w:numId w:val="8"/>
+        </w:numPr>
+        <w:spacing w:after="240"/>
+        <w:rPr>
+          <w:rFonts w:ascii="Roboto Mono" w:hAnsi="Roboto Mono"/>
+          <w:lang w:val="en-US"/>
+        </w:rPr>
+      </w:pPr>
+      <w:r>
+        <w:rPr>
+          <w:rFonts w:ascii="Roboto Mono" w:hAnsi="Roboto Mono"/>
+          <w:b/>
+          <w:bCs/>
+          <w:lang w:val="en-US"/>
+        </w:rPr>
+        <w:t>Session</w:t>
+      </w:r>
+      <w:r>
+        <w:rPr>
+          <w:rFonts w:ascii="Roboto Mono" w:hAnsi="Roboto Mono"/>
+          <w:lang w:val="en-US"/>
+        </w:rPr>
+        <w:t xml:space="preserve"> (90 minutes):</w:t>
       </w:r>
     </w:p>
     <w:p>
@@ -1390,21 +3068,12 @@
           <w:lang w:val="en-US"/>
         </w:rPr>
       </w:pPr>
-      <w:proofErr w:type="gramStart"/>
-      <w:r>
-        <w:rPr>
-          <w:rFonts w:ascii="Roboto Mono" w:hAnsi="Roboto Mono"/>
-          <w:lang w:val="en-US"/>
-        </w:rPr>
-        <w:t>Typically</w:t>
-      </w:r>
-      <w:proofErr w:type="gramEnd"/>
-      <w:r>
-        <w:rPr>
-          <w:rFonts w:ascii="Roboto Mono" w:hAnsi="Roboto Mono"/>
-          <w:lang w:val="en-US"/>
-        </w:rPr>
-        <w:t xml:space="preserve"> 60–120 minutes.</w:t>
+      <w:r>
+        <w:rPr>
+          <w:rFonts w:ascii="Roboto Mono" w:hAnsi="Roboto Mono"/>
+          <w:lang w:val="en-US"/>
+        </w:rPr>
+        <w:t>Try Visa, MasterCard, invalid card numbers, expired cards, PayPal.</w:t>
       </w:r>
     </w:p>
     <w:p>
@@ -1424,494 +3093,8 @@
           <w:rFonts w:ascii="Roboto Mono" w:hAnsi="Roboto Mono"/>
           <w:lang w:val="en-US"/>
         </w:rPr>
-        <w:t>Testers focus without distractions.</w:t>
-      </w:r>
-    </w:p>
-    <w:p>
-      <w:pPr>
-        <w:spacing w:after="240"/>
-        <w:ind w:left="1440"/>
-        <w:rPr>
-          <w:rFonts w:ascii="Roboto Mono" w:hAnsi="Roboto Mono"/>
-          <w:lang w:val="en-US"/>
-        </w:rPr>
-      </w:pPr>
-      <w:r>
-        <w:rPr>
-          <w:rFonts w:ascii="Roboto Mono" w:hAnsi="Roboto Mono"/>
-          <w:lang w:val="en-US"/>
-        </w:rPr>
-        <w:lastRenderedPageBreak/>
-        <w:t xml:space="preserve">A </w:t>
-      </w:r>
-      <w:r>
-        <w:rPr>
-          <w:rFonts w:ascii="Roboto Mono" w:hAnsi="Roboto Mono"/>
-          <w:b/>
-          <w:bCs/>
-          <w:lang w:val="en-US"/>
-        </w:rPr>
-        <w:t>time-boxed session</w:t>
-      </w:r>
-      <w:r>
-        <w:rPr>
-          <w:rFonts w:ascii="Roboto Mono" w:hAnsi="Roboto Mono"/>
-          <w:lang w:val="en-US"/>
-        </w:rPr>
-        <w:t xml:space="preserve"> means the work is done within a </w:t>
-      </w:r>
-      <w:r>
-        <w:rPr>
-          <w:rFonts w:ascii="Roboto Mono" w:hAnsi="Roboto Mono"/>
-          <w:b/>
-          <w:bCs/>
-          <w:lang w:val="en-US"/>
-        </w:rPr>
-        <w:t>fixed, limited period of time</w:t>
-      </w:r>
-      <w:r>
-        <w:rPr>
-          <w:rFonts w:ascii="Roboto Mono" w:hAnsi="Roboto Mono"/>
-          <w:lang w:val="en-US"/>
-        </w:rPr>
-        <w:t>, after which the session ends—no matter what.</w:t>
-      </w:r>
-    </w:p>
-    <w:p>
-      <w:pPr>
-        <w:spacing w:after="240"/>
-        <w:ind w:left="1440"/>
-        <w:rPr>
-          <w:rFonts w:ascii="Roboto Mono" w:hAnsi="Roboto Mono"/>
-          <w:lang w:val="en-US"/>
-        </w:rPr>
-      </w:pPr>
-      <w:r>
-        <w:rPr>
-          <w:rFonts w:ascii="Roboto Mono" w:hAnsi="Roboto Mono"/>
-          <w:lang w:val="en-US"/>
-        </w:rPr>
-        <w:t xml:space="preserve">In the context of </w:t>
-      </w:r>
-      <w:r>
-        <w:rPr>
-          <w:rFonts w:ascii="Roboto Mono" w:hAnsi="Roboto Mono"/>
-          <w:b/>
-          <w:bCs/>
-          <w:lang w:val="en-US"/>
-        </w:rPr>
-        <w:t>Session-Based Exploratory Testing (SBET):</w:t>
-      </w:r>
-    </w:p>
-    <w:p>
-      <w:pPr>
-        <w:numPr>
-          <w:ilvl w:val="0"/>
-          <w:numId w:val="13"/>
-        </w:numPr>
-        <w:tabs>
-          <w:tab w:val="num" w:pos="720"/>
-        </w:tabs>
-        <w:spacing w:after="240"/>
-        <w:rPr>
-          <w:rFonts w:ascii="Roboto Mono" w:hAnsi="Roboto Mono"/>
-          <w:lang w:val="en-US"/>
-        </w:rPr>
-      </w:pPr>
-      <w:r>
-        <w:rPr>
-          <w:rFonts w:ascii="Roboto Mono" w:hAnsi="Roboto Mono"/>
-          <w:lang w:val="en-US"/>
-        </w:rPr>
-        <w:t xml:space="preserve">A session is usually </w:t>
-      </w:r>
-      <w:r>
-        <w:rPr>
-          <w:rFonts w:ascii="Roboto Mono" w:hAnsi="Roboto Mono"/>
-          <w:b/>
-          <w:bCs/>
-          <w:lang w:val="en-US"/>
-        </w:rPr>
-        <w:t>60–120 minutes long</w:t>
-      </w:r>
-      <w:r>
-        <w:rPr>
-          <w:rFonts w:ascii="Roboto Mono" w:hAnsi="Roboto Mono"/>
-          <w:lang w:val="en-US"/>
-        </w:rPr>
-        <w:t xml:space="preserve"> (though teams can choose their own length).</w:t>
-      </w:r>
-    </w:p>
-    <w:p>
-      <w:pPr>
-        <w:numPr>
-          <w:ilvl w:val="0"/>
-          <w:numId w:val="13"/>
-        </w:numPr>
-        <w:tabs>
-          <w:tab w:val="num" w:pos="720"/>
-        </w:tabs>
-        <w:spacing w:after="240"/>
-        <w:rPr>
-          <w:rFonts w:ascii="Roboto Mono" w:hAnsi="Roboto Mono"/>
-          <w:lang w:val="en-US"/>
-        </w:rPr>
-      </w:pPr>
-      <w:r>
-        <w:rPr>
-          <w:rFonts w:ascii="Roboto Mono" w:hAnsi="Roboto Mono"/>
-          <w:lang w:val="en-US"/>
-        </w:rPr>
-        <w:t xml:space="preserve">During that time, the tester focuses only on the </w:t>
-      </w:r>
-      <w:r>
-        <w:rPr>
-          <w:rFonts w:ascii="Roboto Mono" w:hAnsi="Roboto Mono"/>
-          <w:b/>
-          <w:bCs/>
-          <w:lang w:val="en-US"/>
-        </w:rPr>
-        <w:t>specific test charter</w:t>
-      </w:r>
-      <w:r>
-        <w:rPr>
-          <w:rFonts w:ascii="Roboto Mono" w:hAnsi="Roboto Mono"/>
-          <w:lang w:val="en-US"/>
-        </w:rPr>
-        <w:t xml:space="preserve"> (mission or goal).</w:t>
-      </w:r>
-    </w:p>
-    <w:p>
-      <w:pPr>
-        <w:numPr>
-          <w:ilvl w:val="0"/>
-          <w:numId w:val="13"/>
-        </w:numPr>
-        <w:tabs>
-          <w:tab w:val="num" w:pos="720"/>
-        </w:tabs>
-        <w:spacing w:after="240"/>
-        <w:rPr>
-          <w:rFonts w:ascii="Roboto Mono" w:hAnsi="Roboto Mono"/>
-          <w:lang w:val="en-US"/>
-        </w:rPr>
-      </w:pPr>
-      <w:r>
-        <w:rPr>
-          <w:rFonts w:ascii="Roboto Mono" w:hAnsi="Roboto Mono"/>
-          <w:lang w:val="en-US"/>
-        </w:rPr>
-        <w:t>At the end of the time-box, the tester stops—even if not everything was covered—and documents results.</w:t>
-      </w:r>
-    </w:p>
-    <w:p>
-      <w:pPr>
-        <w:numPr>
-          <w:ilvl w:val="0"/>
-          <w:numId w:val="13"/>
-        </w:numPr>
-        <w:tabs>
-          <w:tab w:val="num" w:pos="720"/>
-        </w:tabs>
-        <w:spacing w:after="240"/>
-        <w:rPr>
-          <w:rFonts w:ascii="Roboto Mono" w:hAnsi="Roboto Mono"/>
-          <w:lang w:val="en-US"/>
-        </w:rPr>
-      </w:pPr>
-      <w:r>
-        <w:rPr>
-          <w:rFonts w:ascii="Roboto Mono" w:hAnsi="Roboto Mono"/>
-          <w:lang w:val="en-US"/>
-        </w:rPr>
-        <w:t xml:space="preserve">A </w:t>
-      </w:r>
-      <w:r>
-        <w:rPr>
-          <w:rFonts w:ascii="Roboto Mono" w:hAnsi="Roboto Mono"/>
-          <w:b/>
-          <w:bCs/>
-          <w:lang w:val="en-US"/>
-        </w:rPr>
-        <w:t>debriefing</w:t>
-      </w:r>
-      <w:r>
-        <w:rPr>
-          <w:rFonts w:ascii="Roboto Mono" w:hAnsi="Roboto Mono"/>
-          <w:lang w:val="en-US"/>
-        </w:rPr>
-        <w:t xml:space="preserve"> usually follows, where findings, coverage, and obstacles are discussed.</w:t>
-      </w:r>
-    </w:p>
-    <w:p>
-      <w:pPr>
-        <w:spacing w:after="240"/>
-        <w:ind w:left="1440"/>
-        <w:rPr>
-          <w:rFonts w:ascii="Roboto Mono" w:hAnsi="Roboto Mono"/>
-          <w:b/>
-          <w:bCs/>
-          <w:lang w:val="en-US"/>
-        </w:rPr>
-      </w:pPr>
-      <w:r>
-        <w:rPr>
-          <w:rFonts w:ascii="Segoe UI Emoji" w:hAnsi="Segoe UI Emoji" w:cs="Segoe UI Emoji"/>
-          <w:b/>
-          <w:bCs/>
-          <w:lang w:val="en-US"/>
-        </w:rPr>
-        <w:t>🎯</w:t>
-      </w:r>
-      <w:r>
-        <w:rPr>
-          <w:rFonts w:ascii="Roboto Mono" w:hAnsi="Roboto Mono"/>
-          <w:b/>
-          <w:bCs/>
-          <w:lang w:val="en-US"/>
-        </w:rPr>
-        <w:t xml:space="preserve"> Why time-boxing is important:</w:t>
-      </w:r>
-    </w:p>
-    <w:p>
-      <w:pPr>
-        <w:numPr>
-          <w:ilvl w:val="0"/>
-          <w:numId w:val="14"/>
-        </w:numPr>
-        <w:tabs>
-          <w:tab w:val="clear" w:pos="720"/>
-          <w:tab w:val="num" w:pos="1440"/>
-        </w:tabs>
-        <w:spacing w:after="240"/>
-        <w:ind w:left="1440"/>
-        <w:rPr>
-          <w:rFonts w:ascii="Roboto Mono" w:hAnsi="Roboto Mono"/>
-          <w:lang w:val="en-US"/>
-        </w:rPr>
-      </w:pPr>
-      <w:r>
-        <w:rPr>
-          <w:rFonts w:ascii="Roboto Mono" w:hAnsi="Roboto Mono"/>
-          <w:b/>
-          <w:bCs/>
-          <w:lang w:val="en-US"/>
-        </w:rPr>
-        <w:t>Focus</w:t>
-      </w:r>
-      <w:r>
-        <w:rPr>
-          <w:rFonts w:ascii="Roboto Mono" w:hAnsi="Roboto Mono"/>
-          <w:lang w:val="en-US"/>
-        </w:rPr>
-        <w:t xml:space="preserve"> </w:t>
-      </w:r>
-      <w:r>
-        <w:rPr>
-          <w:lang w:val="en-US"/>
-        </w:rPr>
-        <w:t>→</w:t>
-      </w:r>
-      <w:r>
-        <w:rPr>
-          <w:rFonts w:ascii="Roboto Mono" w:hAnsi="Roboto Mono"/>
-          <w:lang w:val="en-US"/>
-        </w:rPr>
-        <w:t xml:space="preserve"> Forces the tester to concentrate without distractions.</w:t>
-      </w:r>
-    </w:p>
-    <w:p>
-      <w:pPr>
-        <w:numPr>
-          <w:ilvl w:val="0"/>
-          <w:numId w:val="14"/>
-        </w:numPr>
-        <w:tabs>
-          <w:tab w:val="clear" w:pos="720"/>
-          <w:tab w:val="num" w:pos="1440"/>
-        </w:tabs>
-        <w:spacing w:after="240"/>
-        <w:ind w:left="1440"/>
-        <w:rPr>
-          <w:rFonts w:ascii="Roboto Mono" w:hAnsi="Roboto Mono"/>
-          <w:lang w:val="en-US"/>
-        </w:rPr>
-      </w:pPr>
-      <w:r>
-        <w:rPr>
-          <w:rFonts w:ascii="Roboto Mono" w:hAnsi="Roboto Mono"/>
-          <w:b/>
-          <w:bCs/>
-          <w:lang w:val="en-US"/>
-        </w:rPr>
-        <w:t>Efficiency</w:t>
-      </w:r>
-      <w:r>
-        <w:rPr>
-          <w:rFonts w:ascii="Roboto Mono" w:hAnsi="Roboto Mono"/>
-          <w:lang w:val="en-US"/>
-        </w:rPr>
-        <w:t xml:space="preserve"> </w:t>
-      </w:r>
-      <w:r>
-        <w:rPr>
-          <w:lang w:val="en-US"/>
-        </w:rPr>
-        <w:t>→</w:t>
-      </w:r>
-      <w:r>
-        <w:rPr>
-          <w:rFonts w:ascii="Roboto Mono" w:hAnsi="Roboto Mono"/>
-          <w:lang w:val="en-US"/>
-        </w:rPr>
-        <w:t xml:space="preserve"> Prevents testing from dragging on indefinitely.</w:t>
-      </w:r>
-    </w:p>
-    <w:p>
-      <w:pPr>
-        <w:numPr>
-          <w:ilvl w:val="0"/>
-          <w:numId w:val="14"/>
-        </w:numPr>
-        <w:tabs>
-          <w:tab w:val="clear" w:pos="720"/>
-          <w:tab w:val="num" w:pos="1440"/>
-        </w:tabs>
-        <w:spacing w:after="240"/>
-        <w:ind w:left="1440"/>
-        <w:rPr>
-          <w:rFonts w:ascii="Roboto Mono" w:hAnsi="Roboto Mono"/>
-          <w:lang w:val="en-US"/>
-        </w:rPr>
-      </w:pPr>
-      <w:r>
-        <w:rPr>
-          <w:rFonts w:ascii="Roboto Mono" w:hAnsi="Roboto Mono"/>
-          <w:b/>
-          <w:bCs/>
-          <w:lang w:val="en-US"/>
-        </w:rPr>
-        <w:t>Measurability</w:t>
-      </w:r>
-      <w:r>
-        <w:rPr>
-          <w:rFonts w:ascii="Roboto Mono" w:hAnsi="Roboto Mono"/>
-          <w:lang w:val="en-US"/>
-        </w:rPr>
-        <w:t xml:space="preserve"> </w:t>
-      </w:r>
-      <w:r>
-        <w:rPr>
-          <w:lang w:val="en-US"/>
-        </w:rPr>
-        <w:t>→</w:t>
-      </w:r>
-      <w:r>
-        <w:rPr>
-          <w:rFonts w:ascii="Roboto Mono" w:hAnsi="Roboto Mono"/>
-          <w:lang w:val="en-US"/>
-        </w:rPr>
-        <w:t xml:space="preserve"> Makes it easier to track effort and progress.</w:t>
-      </w:r>
-    </w:p>
-    <w:p>
-      <w:pPr>
-        <w:numPr>
-          <w:ilvl w:val="0"/>
-          <w:numId w:val="14"/>
-        </w:numPr>
-        <w:tabs>
-          <w:tab w:val="clear" w:pos="720"/>
-          <w:tab w:val="num" w:pos="1440"/>
-        </w:tabs>
-        <w:spacing w:after="240"/>
-        <w:ind w:left="1440"/>
-        <w:rPr>
-          <w:rFonts w:ascii="Roboto Mono" w:hAnsi="Roboto Mono"/>
-          <w:lang w:val="en-US"/>
-        </w:rPr>
-      </w:pPr>
-      <w:r>
-        <w:rPr>
-          <w:rFonts w:ascii="Roboto Mono" w:hAnsi="Roboto Mono"/>
-          <w:b/>
-          <w:bCs/>
-          <w:lang w:val="en-US"/>
-        </w:rPr>
-        <w:t>Accountability</w:t>
-      </w:r>
-      <w:r>
-        <w:rPr>
-          <w:rFonts w:ascii="Roboto Mono" w:hAnsi="Roboto Mono"/>
-          <w:lang w:val="en-US"/>
-        </w:rPr>
-        <w:t xml:space="preserve"> </w:t>
-      </w:r>
-      <w:r>
-        <w:rPr>
-          <w:lang w:val="en-US"/>
-        </w:rPr>
-        <w:t>→</w:t>
-      </w:r>
-      <w:r>
-        <w:rPr>
-          <w:rFonts w:ascii="Roboto Mono" w:hAnsi="Roboto Mono"/>
-          <w:lang w:val="en-US"/>
-        </w:rPr>
-        <w:t xml:space="preserve"> Each session produces a tangible report (coverage, bugs, notes).</w:t>
-      </w:r>
-    </w:p>
-    <w:p>
-      <w:pPr>
-        <w:spacing w:after="240"/>
-        <w:ind w:left="2160"/>
-        <w:rPr>
-          <w:rFonts w:ascii="Roboto Mono" w:hAnsi="Roboto Mono"/>
-          <w:lang w:val="en-US"/>
-        </w:rPr>
-      </w:pPr>
-      <w:r>
-        <w:rPr>
-          <w:rFonts w:ascii="Segoe UI Emoji" w:hAnsi="Segoe UI Emoji" w:cs="Segoe UI Emoji"/>
-          <w:lang w:val="en-US"/>
-        </w:rPr>
-        <w:t>👉</w:t>
-      </w:r>
-      <w:r>
-        <w:rPr>
-          <w:rFonts w:ascii="Roboto Mono" w:hAnsi="Roboto Mono"/>
-          <w:lang w:val="en-US"/>
-        </w:rPr>
-        <w:t xml:space="preserve"> In simple terms: </w:t>
-      </w:r>
-      <w:r>
-        <w:rPr>
-          <w:rFonts w:ascii="Roboto Mono" w:hAnsi="Roboto Mono"/>
-          <w:b/>
-          <w:bCs/>
-          <w:lang w:val="en-US"/>
-        </w:rPr>
-        <w:t>Time-boxing = putting a fixed “budget of time” around an exploratory test session.</w:t>
-      </w:r>
-    </w:p>
-    <w:p>
-      <w:pPr>
-        <w:spacing w:after="240"/>
-        <w:ind w:left="1440"/>
-        <w:rPr>
-          <w:rFonts w:ascii="Roboto Mono" w:hAnsi="Roboto Mono"/>
-          <w:lang w:val="en-US"/>
-        </w:rPr>
-      </w:pPr>
-    </w:p>
-    <w:p>
-      <w:pPr>
-        <w:spacing w:after="240"/>
-        <w:rPr>
-          <w:rFonts w:ascii="Roboto Mono" w:hAnsi="Roboto Mono"/>
-          <w:lang w:val="en-US"/>
-        </w:rPr>
-      </w:pPr>
+        <w:t>Document results and issues (e.g., PayPal redirects not working).</w:t>
+      </w:r>
     </w:p>
     <w:p>
       <w:pPr>
@@ -1932,952 +3115,22 @@
           <w:bCs/>
           <w:lang w:val="en-US"/>
         </w:rPr>
-        <w:t>Charters</w:t>
-      </w:r>
-      <w:r>
-        <w:rPr>
-          <w:rFonts w:ascii="Roboto Mono" w:hAnsi="Roboto Mono"/>
-          <w:lang w:val="en-US"/>
-        </w:rPr>
-        <w:t xml:space="preserve"> </w:t>
-      </w:r>
-      <w:r>
-        <w:rPr>
-          <w:rFonts w:ascii="Segoe UI Emoji" w:hAnsi="Segoe UI Emoji" w:cs="Segoe UI Emoji"/>
-          <w:lang w:val="en-US"/>
-        </w:rPr>
-        <w:t>🎯</w:t>
-      </w:r>
-    </w:p>
-    <w:p>
-      <w:pPr>
-        <w:numPr>
-          <w:ilvl w:val="1"/>
-          <w:numId w:val="8"/>
-        </w:numPr>
-        <w:spacing w:after="240"/>
-        <w:rPr>
-          <w:rFonts w:ascii="Roboto Mono" w:hAnsi="Roboto Mono"/>
-          <w:lang w:val="en-US"/>
-        </w:rPr>
-      </w:pPr>
-      <w:r>
-        <w:rPr>
-          <w:rFonts w:ascii="Roboto Mono" w:hAnsi="Roboto Mono"/>
-          <w:lang w:val="en-US"/>
-        </w:rPr>
-        <w:t>Each session has a charter = what to explore.</w:t>
-      </w:r>
-    </w:p>
-    <w:p>
-      <w:pPr>
-        <w:numPr>
-          <w:ilvl w:val="1"/>
-          <w:numId w:val="8"/>
-        </w:numPr>
-        <w:spacing w:after="240"/>
-        <w:rPr>
-          <w:rFonts w:ascii="Roboto Mono" w:hAnsi="Roboto Mono"/>
-          <w:lang w:val="en-US"/>
-        </w:rPr>
-      </w:pPr>
-      <w:r>
-        <w:rPr>
-          <w:rFonts w:ascii="Roboto Mono" w:hAnsi="Roboto Mono"/>
-          <w:lang w:val="en-US"/>
-        </w:rPr>
-        <w:lastRenderedPageBreak/>
-        <w:t xml:space="preserve">Example: </w:t>
-      </w:r>
-      <w:r>
-        <w:rPr>
-          <w:rFonts w:ascii="Roboto Mono" w:hAnsi="Roboto Mono"/>
-          <w:i/>
-          <w:iCs/>
-          <w:lang w:val="en-US"/>
-        </w:rPr>
-        <w:t>“Explore the login process with invalid inputs.”</w:t>
-      </w:r>
-    </w:p>
-    <w:p>
-      <w:pPr>
-        <w:spacing w:after="240"/>
-        <w:ind w:left="1080"/>
-        <w:rPr>
-          <w:rFonts w:ascii="Roboto Mono" w:hAnsi="Roboto Mono"/>
-          <w:lang w:val="en-US"/>
-        </w:rPr>
-      </w:pPr>
-      <w:r>
-        <w:rPr>
-          <w:rFonts w:ascii="Roboto Mono" w:hAnsi="Roboto Mono"/>
-          <w:lang w:val="en-US"/>
-        </w:rPr>
-        <w:t xml:space="preserve">A </w:t>
-      </w:r>
-      <w:r>
-        <w:rPr>
-          <w:rFonts w:ascii="Roboto Mono" w:hAnsi="Roboto Mono"/>
-          <w:b/>
-          <w:bCs/>
-          <w:lang w:val="en-US"/>
-        </w:rPr>
-        <w:t>charter</w:t>
-      </w:r>
-      <w:r>
-        <w:rPr>
-          <w:rFonts w:ascii="Roboto Mono" w:hAnsi="Roboto Mono"/>
-          <w:lang w:val="en-US"/>
-        </w:rPr>
-        <w:t xml:space="preserve"> in testing (especially in </w:t>
-      </w:r>
-      <w:r>
-        <w:rPr>
-          <w:rFonts w:ascii="Roboto Mono" w:hAnsi="Roboto Mono"/>
-          <w:b/>
-          <w:bCs/>
-          <w:lang w:val="en-US"/>
-        </w:rPr>
-        <w:t>Session-Based Exploratory Testing – SBET</w:t>
-      </w:r>
-      <w:r>
-        <w:rPr>
-          <w:rFonts w:ascii="Roboto Mono" w:hAnsi="Roboto Mono"/>
-          <w:lang w:val="en-US"/>
-        </w:rPr>
-        <w:t xml:space="preserve">) is a </w:t>
-      </w:r>
-      <w:r>
-        <w:rPr>
-          <w:rFonts w:ascii="Roboto Mono" w:hAnsi="Roboto Mono"/>
-          <w:b/>
-          <w:bCs/>
-          <w:lang w:val="en-US"/>
-        </w:rPr>
-        <w:t>short mission statement</w:t>
-      </w:r>
-      <w:r>
-        <w:rPr>
-          <w:rFonts w:ascii="Roboto Mono" w:hAnsi="Roboto Mono"/>
-          <w:lang w:val="en-US"/>
-        </w:rPr>
-        <w:t xml:space="preserve"> that guides what the tester should focus on during a time-boxed session.</w:t>
-      </w:r>
-    </w:p>
-    <w:p>
-      <w:pPr>
-        <w:spacing w:after="240"/>
-        <w:ind w:left="1080"/>
-        <w:rPr>
-          <w:rFonts w:ascii="Roboto Mono" w:hAnsi="Roboto Mono"/>
-          <w:lang w:val="en-US"/>
-        </w:rPr>
-      </w:pPr>
-      <w:r>
-        <w:rPr>
-          <w:rFonts w:ascii="Roboto Mono" w:hAnsi="Roboto Mono"/>
-          <w:lang w:val="en-US"/>
-        </w:rPr>
-        <w:t xml:space="preserve">It answers the question: </w:t>
-      </w:r>
-      <w:r>
-        <w:rPr>
-          <w:rFonts w:ascii="Roboto Mono" w:hAnsi="Roboto Mono"/>
-          <w:b/>
-          <w:bCs/>
-          <w:lang w:val="en-US"/>
-        </w:rPr>
-        <w:t>“What are we trying to achieve in this test session?”</w:t>
-      </w:r>
-    </w:p>
-    <w:p>
-      <w:pPr>
-        <w:spacing w:after="240"/>
-        <w:ind w:left="2160"/>
-        <w:rPr>
-          <w:rFonts w:ascii="Roboto Mono" w:hAnsi="Roboto Mono"/>
-          <w:lang w:val="en-US"/>
-        </w:rPr>
-      </w:pPr>
-      <w:r>
-        <w:rPr>
-          <w:rFonts w:ascii="Roboto Mono" w:hAnsi="Roboto Mono"/>
-          <w:lang w:val="en-US"/>
-        </w:rPr>
-        <w:pict w14:anchorId="698F0048">
-          <v:rect id="_x0000_i1185" style="width:0;height:1.5pt" o:hralign="center" o:hrstd="t" o:hr="t" fillcolor="#a0a0a0" stroked="f"/>
-        </w:pict>
-      </w:r>
-    </w:p>
-    <w:p>
-      <w:pPr>
-        <w:spacing w:after="240"/>
-        <w:ind w:left="2160"/>
-        <w:rPr>
-          <w:rFonts w:ascii="Roboto Mono" w:hAnsi="Roboto Mono"/>
-          <w:b/>
-          <w:bCs/>
-          <w:lang w:val="en-US"/>
-        </w:rPr>
-      </w:pPr>
-      <w:r>
-        <w:rPr>
-          <w:rFonts w:ascii="Segoe UI Emoji" w:hAnsi="Segoe UI Emoji" w:cs="Segoe UI Emoji"/>
-          <w:b/>
-          <w:bCs/>
-          <w:lang w:val="en-US"/>
-        </w:rPr>
-        <w:t>🔑</w:t>
-      </w:r>
-      <w:r>
-        <w:rPr>
-          <w:rFonts w:ascii="Roboto Mono" w:hAnsi="Roboto Mono"/>
-          <w:b/>
-          <w:bCs/>
-          <w:lang w:val="en-US"/>
-        </w:rPr>
-        <w:t xml:space="preserve"> Key points about a test charter:</w:t>
-      </w:r>
-    </w:p>
-    <w:p>
-      <w:pPr>
-        <w:numPr>
-          <w:ilvl w:val="0"/>
-          <w:numId w:val="15"/>
-        </w:numPr>
-        <w:tabs>
-          <w:tab w:val="clear" w:pos="720"/>
-          <w:tab w:val="num" w:pos="1800"/>
-        </w:tabs>
-        <w:spacing w:after="240"/>
-        <w:ind w:left="1800"/>
-        <w:rPr>
-          <w:rFonts w:ascii="Roboto Mono" w:hAnsi="Roboto Mono"/>
-          <w:lang w:val="en-US"/>
-        </w:rPr>
-      </w:pPr>
-      <w:r>
-        <w:rPr>
-          <w:rFonts w:ascii="Roboto Mono" w:hAnsi="Roboto Mono"/>
-          <w:b/>
-          <w:bCs/>
-          <w:lang w:val="en-US"/>
-        </w:rPr>
-        <w:t>Purpose / Mission</w:t>
-      </w:r>
-      <w:r>
-        <w:rPr>
-          <w:rFonts w:ascii="Roboto Mono" w:hAnsi="Roboto Mono"/>
-          <w:lang w:val="en-US"/>
-        </w:rPr>
-        <w:t xml:space="preserve"> </w:t>
-      </w:r>
-      <w:r>
-        <w:rPr>
-          <w:lang w:val="en-US"/>
-        </w:rPr>
-        <w:t>→</w:t>
-      </w:r>
-      <w:r>
-        <w:rPr>
-          <w:rFonts w:ascii="Roboto Mono" w:hAnsi="Roboto Mono"/>
-          <w:lang w:val="en-US"/>
-        </w:rPr>
-        <w:t xml:space="preserve"> Describes the goal of the session.</w:t>
-      </w:r>
-    </w:p>
-    <w:p>
-      <w:pPr>
-        <w:numPr>
-          <w:ilvl w:val="0"/>
-          <w:numId w:val="15"/>
-        </w:numPr>
-        <w:tabs>
-          <w:tab w:val="clear" w:pos="720"/>
-          <w:tab w:val="num" w:pos="1080"/>
-        </w:tabs>
-        <w:spacing w:after="240"/>
-        <w:ind w:left="1800"/>
-        <w:rPr>
-          <w:rFonts w:ascii="Roboto Mono" w:hAnsi="Roboto Mono"/>
-          <w:lang w:val="en-US"/>
-        </w:rPr>
-      </w:pPr>
-      <w:r>
-        <w:rPr>
-          <w:rFonts w:ascii="Roboto Mono" w:hAnsi="Roboto Mono"/>
-          <w:b/>
-          <w:bCs/>
-          <w:lang w:val="en-US"/>
-        </w:rPr>
-        <w:t>Scope</w:t>
-      </w:r>
-      <w:r>
-        <w:rPr>
-          <w:rFonts w:ascii="Roboto Mono" w:hAnsi="Roboto Mono"/>
-          <w:lang w:val="en-US"/>
-        </w:rPr>
-        <w:t xml:space="preserve"> </w:t>
-      </w:r>
-      <w:r>
-        <w:rPr>
-          <w:lang w:val="en-US"/>
-        </w:rPr>
-        <w:t>→</w:t>
-      </w:r>
-      <w:r>
-        <w:rPr>
-          <w:rFonts w:ascii="Roboto Mono" w:hAnsi="Roboto Mono"/>
-          <w:lang w:val="en-US"/>
-        </w:rPr>
-        <w:t xml:space="preserve"> Defines what to explore (a feature, module, risk area, user flow, etc.).</w:t>
-      </w:r>
-    </w:p>
-    <w:p>
-      <w:pPr>
-        <w:numPr>
-          <w:ilvl w:val="0"/>
-          <w:numId w:val="15"/>
-        </w:numPr>
-        <w:tabs>
-          <w:tab w:val="clear" w:pos="720"/>
-          <w:tab w:val="num" w:pos="1080"/>
-        </w:tabs>
-        <w:spacing w:after="240"/>
-        <w:ind w:left="1800"/>
-        <w:rPr>
-          <w:rFonts w:ascii="Roboto Mono" w:hAnsi="Roboto Mono"/>
-          <w:lang w:val="en-US"/>
-        </w:rPr>
-      </w:pPr>
-      <w:r>
-        <w:rPr>
-          <w:rFonts w:ascii="Roboto Mono" w:hAnsi="Roboto Mono"/>
-          <w:b/>
-          <w:bCs/>
-          <w:lang w:val="en-US"/>
-        </w:rPr>
-        <w:t>Focus</w:t>
-      </w:r>
-      <w:r>
-        <w:rPr>
-          <w:rFonts w:ascii="Roboto Mono" w:hAnsi="Roboto Mono"/>
-          <w:lang w:val="en-US"/>
-        </w:rPr>
-        <w:t xml:space="preserve"> </w:t>
-      </w:r>
-      <w:r>
-        <w:rPr>
-          <w:lang w:val="en-US"/>
-        </w:rPr>
-        <w:t>→</w:t>
-      </w:r>
-      <w:r>
-        <w:rPr>
-          <w:rFonts w:ascii="Roboto Mono" w:hAnsi="Roboto Mono"/>
-          <w:lang w:val="en-US"/>
-        </w:rPr>
-        <w:t xml:space="preserve"> Helps the tester stay on track within the time box.</w:t>
-      </w:r>
-    </w:p>
-    <w:p>
-      <w:pPr>
-        <w:numPr>
-          <w:ilvl w:val="0"/>
-          <w:numId w:val="15"/>
-        </w:numPr>
-        <w:tabs>
-          <w:tab w:val="clear" w:pos="720"/>
-          <w:tab w:val="num" w:pos="1080"/>
-        </w:tabs>
-        <w:spacing w:after="240"/>
-        <w:ind w:left="1800"/>
-        <w:rPr>
-          <w:rFonts w:ascii="Roboto Mono" w:hAnsi="Roboto Mono"/>
-          <w:lang w:val="en-US"/>
-        </w:rPr>
-      </w:pPr>
-      <w:r>
-        <w:rPr>
-          <w:rFonts w:ascii="Roboto Mono" w:hAnsi="Roboto Mono"/>
-          <w:b/>
-          <w:bCs/>
-          <w:lang w:val="en-US"/>
-        </w:rPr>
-        <w:t>Flexibility</w:t>
-      </w:r>
-      <w:r>
-        <w:rPr>
-          <w:rFonts w:ascii="Roboto Mono" w:hAnsi="Roboto Mono"/>
-          <w:lang w:val="en-US"/>
-        </w:rPr>
-        <w:t xml:space="preserve"> </w:t>
-      </w:r>
-      <w:r>
-        <w:rPr>
-          <w:lang w:val="en-US"/>
-        </w:rPr>
-        <w:t>→</w:t>
-      </w:r>
-      <w:r>
-        <w:rPr>
-          <w:rFonts w:ascii="Roboto Mono" w:hAnsi="Roboto Mono"/>
-          <w:lang w:val="en-US"/>
-        </w:rPr>
-        <w:t xml:space="preserve"> Not a step-by-step script; it allows the tester to think and adapt.</w:t>
-      </w:r>
-    </w:p>
-    <w:p>
-      <w:pPr>
-        <w:spacing w:after="240"/>
-        <w:ind w:left="2160"/>
-        <w:rPr>
-          <w:rFonts w:ascii="Roboto Mono" w:hAnsi="Roboto Mono"/>
-          <w:lang w:val="en-US"/>
-        </w:rPr>
-      </w:pPr>
-      <w:r>
-        <w:rPr>
-          <w:rFonts w:ascii="Roboto Mono" w:hAnsi="Roboto Mono"/>
-          <w:lang w:val="en-US"/>
-        </w:rPr>
-        <w:pict w14:anchorId="2E0AC8DD">
-          <v:rect id="_x0000_i1199" style="width:0;height:1.5pt" o:hralign="center" o:hrstd="t" o:hr="t" fillcolor="#a0a0a0" stroked="f"/>
-        </w:pict>
-      </w:r>
-    </w:p>
-    <w:p>
-      <w:pPr>
-        <w:spacing w:after="240"/>
-        <w:ind w:left="2160"/>
-        <w:rPr>
-          <w:rFonts w:ascii="Roboto Mono" w:hAnsi="Roboto Mono"/>
-          <w:b/>
-          <w:bCs/>
-          <w:lang w:val="en-US"/>
-        </w:rPr>
-      </w:pPr>
-      <w:r>
-        <w:rPr>
-          <w:rFonts w:ascii="Segoe UI Emoji" w:hAnsi="Segoe UI Emoji" w:cs="Segoe UI Emoji"/>
-          <w:b/>
-          <w:bCs/>
-          <w:lang w:val="en-US"/>
-        </w:rPr>
-        <w:t>📝</w:t>
-      </w:r>
-      <w:r>
-        <w:rPr>
-          <w:rFonts w:ascii="Roboto Mono" w:hAnsi="Roboto Mono"/>
-          <w:b/>
-          <w:bCs/>
-          <w:lang w:val="en-US"/>
-        </w:rPr>
-        <w:t xml:space="preserve"> Example charters:</w:t>
-      </w:r>
-    </w:p>
-    <w:p>
-      <w:pPr>
-        <w:numPr>
-          <w:ilvl w:val="0"/>
-          <w:numId w:val="16"/>
-        </w:numPr>
-        <w:tabs>
-          <w:tab w:val="clear" w:pos="720"/>
-          <w:tab w:val="num" w:pos="1080"/>
-        </w:tabs>
-        <w:spacing w:after="240"/>
-        <w:ind w:left="1800"/>
-        <w:rPr>
-          <w:rFonts w:ascii="Roboto Mono" w:hAnsi="Roboto Mono"/>
-          <w:lang w:val="en-US"/>
-        </w:rPr>
-      </w:pPr>
-      <w:r>
-        <w:rPr>
-          <w:rFonts w:ascii="Roboto Mono" w:hAnsi="Roboto Mono"/>
-          <w:i/>
-          <w:iCs/>
-          <w:lang w:val="en-US"/>
-        </w:rPr>
-        <w:t>“Explore the login functionality with valid and invalid credentials to check input validation and error messages.”</w:t>
-      </w:r>
-    </w:p>
-    <w:p>
-      <w:pPr>
-        <w:numPr>
-          <w:ilvl w:val="0"/>
-          <w:numId w:val="16"/>
-        </w:numPr>
-        <w:tabs>
-          <w:tab w:val="clear" w:pos="720"/>
-          <w:tab w:val="num" w:pos="1080"/>
-        </w:tabs>
-        <w:spacing w:after="240"/>
-        <w:ind w:left="1800"/>
-        <w:rPr>
-          <w:rFonts w:ascii="Roboto Mono" w:hAnsi="Roboto Mono"/>
-          <w:lang w:val="en-US"/>
-        </w:rPr>
-      </w:pPr>
-      <w:r>
-        <w:rPr>
-          <w:rFonts w:ascii="Roboto Mono" w:hAnsi="Roboto Mono"/>
-          <w:i/>
-          <w:iCs/>
-          <w:lang w:val="en-US"/>
-        </w:rPr>
-        <w:t>“Investigate how the shopping cart behaves when multiple users update quantities simultaneously.”</w:t>
-      </w:r>
-    </w:p>
-    <w:p>
-      <w:pPr>
-        <w:numPr>
-          <w:ilvl w:val="0"/>
-          <w:numId w:val="16"/>
-        </w:numPr>
-        <w:tabs>
-          <w:tab w:val="clear" w:pos="720"/>
-          <w:tab w:val="num" w:pos="1080"/>
-        </w:tabs>
-        <w:spacing w:after="240"/>
-        <w:ind w:left="1800"/>
-        <w:rPr>
-          <w:rFonts w:ascii="Roboto Mono" w:hAnsi="Roboto Mono"/>
-          <w:lang w:val="en-US"/>
-        </w:rPr>
-      </w:pPr>
-      <w:r>
-        <w:rPr>
-          <w:rFonts w:ascii="Roboto Mono" w:hAnsi="Roboto Mono"/>
-          <w:i/>
-          <w:iCs/>
-          <w:lang w:val="en-US"/>
-        </w:rPr>
-        <w:t>“Test the reporting module’s export feature to find issues with large datasets.”</w:t>
-      </w:r>
-    </w:p>
-    <w:p>
-      <w:pPr>
-        <w:spacing w:after="240"/>
-        <w:ind w:left="2160"/>
-        <w:rPr>
-          <w:rFonts w:ascii="Roboto Mono" w:hAnsi="Roboto Mono"/>
-          <w:lang w:val="en-US"/>
-        </w:rPr>
-      </w:pPr>
-      <w:r>
-        <w:rPr>
-          <w:rFonts w:ascii="Roboto Mono" w:hAnsi="Roboto Mono"/>
-          <w:lang w:val="en-US"/>
-        </w:rPr>
-        <w:pict w14:anchorId="6EC87FAD">
-          <v:rect id="_x0000_i1200" style="width:0;height:1.5pt" o:hralign="center" o:hrstd="t" o:hr="t" fillcolor="#a0a0a0" stroked="f"/>
-        </w:pict>
-      </w:r>
-    </w:p>
-    <w:p>
-      <w:pPr>
-        <w:spacing w:after="240"/>
-        <w:ind w:left="2160"/>
-        <w:rPr>
-          <w:rFonts w:ascii="Roboto Mono" w:hAnsi="Roboto Mono"/>
-          <w:lang w:val="en-US"/>
-        </w:rPr>
-      </w:pPr>
-      <w:r>
-        <w:rPr>
-          <w:rFonts w:ascii="Segoe UI Emoji" w:hAnsi="Segoe UI Emoji" w:cs="Segoe UI Emoji"/>
-          <w:lang w:val="en-US"/>
-        </w:rPr>
-        <w:t>👉</w:t>
-      </w:r>
-      <w:r>
-        <w:rPr>
-          <w:rFonts w:ascii="Roboto Mono" w:hAnsi="Roboto Mono"/>
-          <w:lang w:val="en-US"/>
-        </w:rPr>
-        <w:t xml:space="preserve"> In short: A </w:t>
-      </w:r>
-      <w:r>
-        <w:rPr>
-          <w:rFonts w:ascii="Roboto Mono" w:hAnsi="Roboto Mono"/>
-          <w:b/>
-          <w:bCs/>
-          <w:lang w:val="en-US"/>
-        </w:rPr>
-        <w:t>charter = a testing mission for one session</w:t>
-      </w:r>
-      <w:r>
-        <w:rPr>
-          <w:rFonts w:ascii="Roboto Mono" w:hAnsi="Roboto Mono"/>
-          <w:lang w:val="en-US"/>
-        </w:rPr>
-        <w:t>.</w:t>
-      </w:r>
-      <w:r>
-        <w:rPr>
-          <w:rFonts w:ascii="Roboto Mono" w:hAnsi="Roboto Mono"/>
-          <w:lang w:val="en-US"/>
-        </w:rPr>
-        <w:br/>
-        <w:t xml:space="preserve">It sets </w:t>
-      </w:r>
-      <w:r>
-        <w:rPr>
-          <w:rFonts w:ascii="Roboto Mono" w:hAnsi="Roboto Mono"/>
-          <w:b/>
-          <w:bCs/>
-          <w:lang w:val="en-US"/>
-        </w:rPr>
-        <w:t>direction</w:t>
-      </w:r>
-      <w:r>
-        <w:rPr>
-          <w:rFonts w:ascii="Roboto Mono" w:hAnsi="Roboto Mono"/>
-          <w:lang w:val="en-US"/>
-        </w:rPr>
-        <w:t xml:space="preserve"> (what to test and why), while still leaving room for </w:t>
-      </w:r>
-      <w:r>
-        <w:rPr>
-          <w:rFonts w:ascii="Roboto Mono" w:hAnsi="Roboto Mono"/>
-          <w:b/>
-          <w:bCs/>
-          <w:lang w:val="en-US"/>
-        </w:rPr>
-        <w:t>exploration and discovery</w:t>
-      </w:r>
-      <w:r>
-        <w:rPr>
-          <w:rFonts w:ascii="Roboto Mono" w:hAnsi="Roboto Mono"/>
-          <w:lang w:val="en-US"/>
-        </w:rPr>
-        <w:t>.</w:t>
-      </w:r>
-    </w:p>
-    <w:p>
-      <w:pPr>
-        <w:spacing w:after="240"/>
-        <w:ind w:left="2160"/>
-        <w:rPr>
-          <w:rFonts w:ascii="Roboto Mono" w:hAnsi="Roboto Mono"/>
-          <w:lang w:val="en-US"/>
-        </w:rPr>
-      </w:pPr>
-      <w:r>
-        <w:rPr>
-          <w:rFonts w:ascii="Roboto Mono" w:hAnsi="Roboto Mono"/>
-          <w:lang w:val="en-US"/>
-        </w:rPr>
-        <w:lastRenderedPageBreak/>
-        <w:t xml:space="preserve">Do you want me to show you a </w:t>
-      </w:r>
-      <w:r>
-        <w:rPr>
-          <w:rFonts w:ascii="Roboto Mono" w:hAnsi="Roboto Mono"/>
-          <w:b/>
-          <w:bCs/>
-          <w:lang w:val="en-US"/>
-        </w:rPr>
-        <w:t>charter template</w:t>
-      </w:r>
-      <w:r>
-        <w:rPr>
-          <w:rFonts w:ascii="Roboto Mono" w:hAnsi="Roboto Mono"/>
-          <w:lang w:val="en-US"/>
-        </w:rPr>
-        <w:t xml:space="preserve"> (with fields like objective, risks, notes, etc.) that testers often use?</w:t>
-      </w:r>
-    </w:p>
-    <w:p>
-      <w:pPr>
-        <w:spacing w:after="240"/>
-        <w:ind w:left="1080"/>
-        <w:rPr>
-          <w:rFonts w:ascii="Roboto Mono" w:hAnsi="Roboto Mono"/>
-          <w:lang w:val="en-US"/>
-        </w:rPr>
-      </w:pPr>
-    </w:p>
-    <w:p>
-      <w:pPr>
-        <w:numPr>
-          <w:ilvl w:val="0"/>
-          <w:numId w:val="8"/>
-        </w:numPr>
-        <w:spacing w:after="240"/>
-        <w:rPr>
-          <w:rFonts w:ascii="Roboto Mono" w:hAnsi="Roboto Mono"/>
-          <w:lang w:val="en-US"/>
-        </w:rPr>
-      </w:pPr>
-      <w:r>
-        <w:rPr>
-          <w:rFonts w:ascii="Roboto Mono" w:hAnsi="Roboto Mono"/>
-          <w:b/>
-          <w:bCs/>
-          <w:lang w:val="en-US"/>
-        </w:rPr>
-        <w:t>Session notes</w:t>
-      </w:r>
-      <w:r>
-        <w:rPr>
-          <w:rFonts w:ascii="Roboto Mono" w:hAnsi="Roboto Mono"/>
-          <w:lang w:val="en-US"/>
-        </w:rPr>
-        <w:t xml:space="preserve"> </w:t>
-      </w:r>
-      <w:r>
-        <w:rPr>
-          <w:rFonts w:ascii="Segoe UI Emoji" w:hAnsi="Segoe UI Emoji" w:cs="Segoe UI Emoji"/>
-          <w:lang w:val="en-US"/>
-        </w:rPr>
-        <w:t>📝</w:t>
-      </w:r>
-    </w:p>
-    <w:p>
-      <w:pPr>
-        <w:numPr>
-          <w:ilvl w:val="1"/>
-          <w:numId w:val="8"/>
-        </w:numPr>
-        <w:spacing w:after="240"/>
-        <w:rPr>
-          <w:rFonts w:ascii="Roboto Mono" w:hAnsi="Roboto Mono"/>
-          <w:lang w:val="en-US"/>
-        </w:rPr>
-      </w:pPr>
-      <w:r>
-        <w:rPr>
-          <w:rFonts w:ascii="Roboto Mono" w:hAnsi="Roboto Mono"/>
-          <w:lang w:val="en-US"/>
-        </w:rPr>
-        <w:t>Testers record what they tested, what defects they found, and what ideas/questions came up.</w:t>
-      </w:r>
-    </w:p>
-    <w:p>
-      <w:pPr>
-        <w:numPr>
-          <w:ilvl w:val="0"/>
-          <w:numId w:val="8"/>
-        </w:numPr>
-        <w:spacing w:after="240"/>
-        <w:rPr>
-          <w:rFonts w:ascii="Roboto Mono" w:hAnsi="Roboto Mono"/>
-          <w:lang w:val="en-US"/>
-        </w:rPr>
-      </w:pPr>
-      <w:r>
-        <w:rPr>
-          <w:rFonts w:ascii="Roboto Mono" w:hAnsi="Roboto Mono"/>
-          <w:b/>
-          <w:bCs/>
-          <w:lang w:val="en-US"/>
-        </w:rPr>
-        <w:t>Debriefing</w:t>
-      </w:r>
-      <w:r>
-        <w:rPr>
-          <w:rFonts w:ascii="Roboto Mono" w:hAnsi="Roboto Mono"/>
-          <w:lang w:val="en-US"/>
-        </w:rPr>
-        <w:t xml:space="preserve"> </w:t>
-      </w:r>
-      <w:r>
-        <w:rPr>
-          <w:rFonts w:ascii="Segoe UI Emoji" w:hAnsi="Segoe UI Emoji" w:cs="Segoe UI Emoji"/>
-          <w:lang w:val="en-US"/>
-        </w:rPr>
-        <w:t>💬</w:t>
-      </w:r>
-    </w:p>
-    <w:p>
-      <w:pPr>
-        <w:numPr>
-          <w:ilvl w:val="1"/>
-          <w:numId w:val="8"/>
-        </w:numPr>
-        <w:spacing w:after="240"/>
-        <w:rPr>
-          <w:rFonts w:ascii="Roboto Mono" w:hAnsi="Roboto Mono"/>
-          <w:lang w:val="en-US"/>
-        </w:rPr>
-      </w:pPr>
-      <w:r>
-        <w:rPr>
-          <w:rFonts w:ascii="Roboto Mono" w:hAnsi="Roboto Mono"/>
-          <w:lang w:val="en-US"/>
-        </w:rPr>
-        <w:t>After the session, the tester and test lead/manager review:</w:t>
-      </w:r>
-    </w:p>
-    <w:p>
-      <w:pPr>
-        <w:numPr>
-          <w:ilvl w:val="2"/>
-          <w:numId w:val="8"/>
-        </w:numPr>
-        <w:spacing w:after="240"/>
-        <w:rPr>
-          <w:rFonts w:ascii="Roboto Mono" w:hAnsi="Roboto Mono"/>
-          <w:lang w:val="en-US"/>
-        </w:rPr>
-      </w:pPr>
-      <w:r>
-        <w:rPr>
-          <w:rFonts w:ascii="Roboto Mono" w:hAnsi="Roboto Mono"/>
-          <w:lang w:val="en-US"/>
-        </w:rPr>
-        <w:t>What was done.</w:t>
-      </w:r>
-    </w:p>
-    <w:p>
-      <w:pPr>
-        <w:numPr>
-          <w:ilvl w:val="2"/>
-          <w:numId w:val="8"/>
-        </w:numPr>
-        <w:spacing w:after="240"/>
-        <w:rPr>
-          <w:rFonts w:ascii="Roboto Mono" w:hAnsi="Roboto Mono"/>
-          <w:lang w:val="en-US"/>
-        </w:rPr>
-      </w:pPr>
-      <w:r>
-        <w:rPr>
-          <w:rFonts w:ascii="Roboto Mono" w:hAnsi="Roboto Mono"/>
-          <w:lang w:val="en-US"/>
-        </w:rPr>
-        <w:t>What was found.</w:t>
-      </w:r>
-    </w:p>
-    <w:p>
-      <w:pPr>
-        <w:numPr>
-          <w:ilvl w:val="2"/>
-          <w:numId w:val="8"/>
-        </w:numPr>
-        <w:spacing w:after="240"/>
-        <w:rPr>
-          <w:rFonts w:ascii="Roboto Mono" w:hAnsi="Roboto Mono"/>
-          <w:lang w:val="en-US"/>
-        </w:rPr>
-      </w:pPr>
-      <w:r>
-        <w:rPr>
-          <w:rFonts w:ascii="Roboto Mono" w:hAnsi="Roboto Mono"/>
-          <w:lang w:val="en-US"/>
-        </w:rPr>
-        <w:t>What should be tested next.</w:t>
-      </w:r>
-    </w:p>
-    <w:p>
-      <w:pPr>
-        <w:numPr>
-          <w:ilvl w:val="0"/>
-          <w:numId w:val="8"/>
-        </w:numPr>
-        <w:spacing w:after="240"/>
-        <w:rPr>
-          <w:rFonts w:ascii="Roboto Mono" w:hAnsi="Roboto Mono"/>
-          <w:lang w:val="en-US"/>
-        </w:rPr>
-      </w:pPr>
-      <w:r>
-        <w:rPr>
-          <w:rFonts w:ascii="Roboto Mono" w:hAnsi="Roboto Mono"/>
-          <w:b/>
-          <w:bCs/>
-          <w:lang w:val="en-US"/>
-        </w:rPr>
-        <w:t>Metrics</w:t>
-      </w:r>
-      <w:r>
-        <w:rPr>
-          <w:rFonts w:ascii="Roboto Mono" w:hAnsi="Roboto Mono"/>
-          <w:lang w:val="en-US"/>
-        </w:rPr>
-        <w:t xml:space="preserve"> </w:t>
-      </w:r>
-      <w:r>
-        <w:rPr>
-          <w:rFonts w:ascii="Segoe UI Emoji" w:hAnsi="Segoe UI Emoji" w:cs="Segoe UI Emoji"/>
-          <w:lang w:val="en-US"/>
-        </w:rPr>
-        <w:t>📊</w:t>
-      </w:r>
-    </w:p>
-    <w:p>
-      <w:pPr>
-        <w:numPr>
-          <w:ilvl w:val="1"/>
-          <w:numId w:val="8"/>
-        </w:numPr>
-        <w:spacing w:after="240"/>
-        <w:rPr>
-          <w:rFonts w:ascii="Roboto Mono" w:hAnsi="Roboto Mono"/>
-          <w:lang w:val="en-US"/>
-        </w:rPr>
-      </w:pPr>
-      <w:r>
-        <w:rPr>
-          <w:rFonts w:ascii="Roboto Mono" w:hAnsi="Roboto Mono"/>
-          <w:lang w:val="en-US"/>
-        </w:rPr>
-        <w:t xml:space="preserve">SBET allows tracking coverage, time spent, defects found </w:t>
-      </w:r>
-      <w:r>
-        <w:rPr>
-          <w:lang w:val="en-US"/>
-        </w:rPr>
-        <w:t>→</w:t>
-      </w:r>
-      <w:r>
-        <w:rPr>
-          <w:rFonts w:ascii="Roboto Mono" w:hAnsi="Roboto Mono"/>
-          <w:lang w:val="en-US"/>
-        </w:rPr>
-        <w:t xml:space="preserve"> makes exploratory testing measurable.</w:t>
-      </w:r>
-    </w:p>
-    <w:p>
-      <w:pPr>
-        <w:spacing w:after="240"/>
-        <w:rPr>
-          <w:rFonts w:ascii="Roboto Mono" w:hAnsi="Roboto Mono"/>
-          <w:lang w:val="en-US"/>
-        </w:rPr>
-      </w:pPr>
-      <w:r>
-        <w:rPr>
-          <w:rFonts w:ascii="Roboto Mono" w:hAnsi="Roboto Mono"/>
-          <w:lang w:val="en-US"/>
-        </w:rPr>
-        <w:pict w14:anchorId="5FEFFD20">
-          <v:rect id="_x0000_i1071" style="width:0;height:1.5pt" o:hralign="center" o:hrstd="t" o:hr="t" fillcolor="#a0a0a0" stroked="f"/>
-        </w:pict>
+        <w:t>Debrief</w:t>
+      </w:r>
+      <w:r>
+        <w:rPr>
+          <w:rFonts w:ascii="Roboto Mono" w:hAnsi="Roboto Mono"/>
+          <w:lang w:val="en-US"/>
+        </w:rPr>
+        <w:t>: Share findings with the team and decide what to test next (maybe focus on discounts or coupons in the next session).</w:t>
       </w:r>
     </w:p>
     <w:p>
       <w:pPr>
         <w:pStyle w:val="Heading3"/>
-        <w:rPr>
-          <w:lang w:val="en-US"/>
-        </w:rPr>
-      </w:pPr>
-      <w:r>
-        <w:rPr>
-          <w:rFonts w:ascii="Segoe UI Emoji" w:hAnsi="Segoe UI Emoji" w:cs="Segoe UI Emoji"/>
-          <w:lang w:val="en-US"/>
-        </w:rPr>
-        <w:t>💡</w:t>
-      </w:r>
-      <w:r>
-        <w:rPr>
-          <w:lang w:val="en-US"/>
-        </w:rPr>
-        <w:t xml:space="preserve"> Example</w:t>
+      </w:pPr>
+      <w:r>
+        <w:t>Coverage</w:t>
       </w:r>
     </w:p>
     <w:p>
@@ -2897,21 +3150,12 @@
         </w:rPr>
         <w:t xml:space="preserve">: </w:t>
       </w:r>
-      <w:proofErr w:type="spellStart"/>
       <w:r>
         <w:rPr>
           <w:b/>
           <w:shd w:val="clear" w:color="auto" w:fill="B7B7B7"/>
         </w:rPr>
-        <w:t>Chatgpt</w:t>
-      </w:r>
-      <w:proofErr w:type="spellEnd"/>
-      <w:r>
-        <w:rPr>
-          <w:b/>
-          <w:shd w:val="clear" w:color="auto" w:fill="B7B7B7"/>
-        </w:rPr>
-        <w:t xml:space="preserve"> </w:t>
+        <w:t xml:space="preserve">Chatgpt </w:t>
       </w:r>
       <w:r>
         <w:rPr>
@@ -2920,39 +3164,185 @@
           <w:szCs w:val="14"/>
           <w:shd w:val="clear" w:color="auto" w:fill="B7B7B7"/>
         </w:rPr>
-        <w:t>(GPT-5-Standard) at [9/13/2025]</w:t>
-      </w:r>
-    </w:p>
-    <w:p>
-      <w:pPr>
-        <w:spacing w:after="240"/>
-        <w:rPr>
-          <w:rFonts w:ascii="Roboto Mono" w:hAnsi="Roboto Mono"/>
-          <w:lang w:val="en-US"/>
-        </w:rPr>
-      </w:pPr>
-      <w:r>
-        <w:rPr>
-          <w:rFonts w:ascii="Roboto Mono" w:hAnsi="Roboto Mono"/>
-          <w:lang w:val="en-US"/>
-        </w:rPr>
-        <w:t xml:space="preserve">Suppose you’re testing an </w:t>
-      </w:r>
-      <w:r>
-        <w:rPr>
-          <w:rFonts w:ascii="Roboto Mono" w:hAnsi="Roboto Mono"/>
-          <w:b/>
-          <w:bCs/>
-          <w:lang w:val="en-US"/>
-        </w:rPr>
-        <w:t>e-commerce checkout system</w:t>
-      </w:r>
-      <w:r>
-        <w:rPr>
-          <w:rFonts w:ascii="Roboto Mono" w:hAnsi="Roboto Mono"/>
-          <w:lang w:val="en-US"/>
-        </w:rPr>
-        <w:t>:</w:t>
+        <w:t>(GPT</w:t>
+      </w:r>
+      <w:r>
+        <w:rPr>
+          <w:rFonts w:ascii="Cambria Math" w:hAnsi="Cambria Math" w:cs="Cambria Math"/>
+          <w:b/>
+          <w:sz w:val="14"/>
+          <w:szCs w:val="14"/>
+          <w:shd w:val="clear" w:color="auto" w:fill="B7B7B7"/>
+        </w:rPr>
+        <w:t>‑</w:t>
+      </w:r>
+      <w:r>
+        <w:rPr>
+          <w:b/>
+          <w:sz w:val="14"/>
+          <w:szCs w:val="14"/>
+          <w:shd w:val="clear" w:color="auto" w:fill="B7B7B7"/>
+        </w:rPr>
+        <w:t>5 Mini) at [9/13/2025]</w:t>
+      </w:r>
+    </w:p>
+    <w:p>
+      <w:pPr>
+        <w:rPr>
+          <w:rFonts w:ascii="Roboto Mono" w:hAnsi="Roboto Mono"/>
+          <w:lang w:val="en-US"/>
+        </w:rPr>
+      </w:pPr>
+      <w:r>
+        <w:rPr>
+          <w:rFonts w:ascii="Roboto Mono" w:hAnsi="Roboto Mono"/>
+          <w:lang w:val="en-US"/>
+        </w:rPr>
+        <w:lastRenderedPageBreak/>
+        <w:t xml:space="preserve">coverage in </w:t>
+      </w:r>
+      <w:r>
+        <w:rPr>
+          <w:rFonts w:ascii="Roboto Mono" w:hAnsi="Roboto Mono"/>
+          <w:b/>
+          <w:bCs/>
+          <w:lang w:val="en-US"/>
+        </w:rPr>
+        <w:t>Session-Based Exploratory Testing (SBET)</w:t>
+      </w:r>
+      <w:r>
+        <w:rPr>
+          <w:rFonts w:ascii="Roboto Mono" w:hAnsi="Roboto Mono"/>
+          <w:lang w:val="en-US"/>
+        </w:rPr>
+        <w:t xml:space="preserve"> works a bit differently than in scripted testing.</w:t>
+      </w:r>
+    </w:p>
+    <w:p>
+      <w:pPr>
+        <w:rPr>
+          <w:rFonts w:ascii="Roboto Mono" w:hAnsi="Roboto Mono"/>
+          <w:lang w:val="en-US"/>
+        </w:rPr>
+      </w:pPr>
+      <w:r>
+        <w:rPr>
+          <w:rFonts w:ascii="Roboto Mono" w:hAnsi="Roboto Mono"/>
+          <w:lang w:val="en-US"/>
+        </w:rPr>
+        <w:pict w14:anchorId="5D5D58FF">
+          <v:rect id="_x0000_i1035" style="width:0;height:1.5pt" o:hralign="center" o:hrstd="t" o:hr="t" fillcolor="#a0a0a0" stroked="f"/>
+        </w:pict>
+      </w:r>
+    </w:p>
+    <w:p>
+      <w:pPr>
+        <w:rPr>
+          <w:rFonts w:ascii="Roboto Mono" w:hAnsi="Roboto Mono"/>
+          <w:b/>
+          <w:bCs/>
+          <w:lang w:val="en-US"/>
+        </w:rPr>
+      </w:pPr>
+      <w:r>
+        <w:rPr>
+          <w:rFonts w:ascii="Segoe UI Emoji" w:hAnsi="Segoe UI Emoji" w:cs="Segoe UI Emoji"/>
+          <w:b/>
+          <w:bCs/>
+          <w:lang w:val="en-US"/>
+        </w:rPr>
+        <w:t>🔹</w:t>
+      </w:r>
+      <w:r>
+        <w:rPr>
+          <w:rFonts w:ascii="Roboto Mono" w:hAnsi="Roboto Mono"/>
+          <w:b/>
+          <w:bCs/>
+          <w:lang w:val="en-US"/>
+        </w:rPr>
+        <w:t xml:space="preserve"> What does </w:t>
+      </w:r>
+      <w:r>
+        <w:rPr>
+          <w:rFonts w:ascii="Roboto Mono" w:hAnsi="Roboto Mono"/>
+          <w:b/>
+          <w:bCs/>
+          <w:i/>
+          <w:iCs/>
+          <w:lang w:val="en-US"/>
+        </w:rPr>
+        <w:t>coverage</w:t>
+      </w:r>
+      <w:r>
+        <w:rPr>
+          <w:rFonts w:ascii="Roboto Mono" w:hAnsi="Roboto Mono"/>
+          <w:b/>
+          <w:bCs/>
+          <w:lang w:val="en-US"/>
+        </w:rPr>
+        <w:t xml:space="preserve"> mean in SBET?</w:t>
+      </w:r>
+    </w:p>
+    <w:p>
+      <w:pPr>
+        <w:rPr>
+          <w:rFonts w:ascii="Roboto Mono" w:hAnsi="Roboto Mono"/>
+          <w:lang w:val="en-US"/>
+        </w:rPr>
+      </w:pPr>
+      <w:r>
+        <w:rPr>
+          <w:rFonts w:ascii="Roboto Mono" w:hAnsi="Roboto Mono"/>
+          <w:lang w:val="en-US"/>
+        </w:rPr>
+        <w:t xml:space="preserve">Coverage in SBET = </w:t>
+      </w:r>
+      <w:r>
+        <w:rPr>
+          <w:rFonts w:ascii="Roboto Mono" w:hAnsi="Roboto Mono"/>
+          <w:b/>
+          <w:bCs/>
+          <w:lang w:val="en-US"/>
+        </w:rPr>
+        <w:t>what areas of the system have been explored during the sessions</w:t>
+      </w:r>
+      <w:r>
+        <w:rPr>
+          <w:rFonts w:ascii="Roboto Mono" w:hAnsi="Roboto Mono"/>
+          <w:lang w:val="en-US"/>
+        </w:rPr>
+        <w:t>, tracked in a structured way.</w:t>
+      </w:r>
+    </w:p>
+    <w:p>
+      <w:pPr>
+        <w:rPr>
+          <w:rFonts w:ascii="Roboto Mono" w:hAnsi="Roboto Mono"/>
+          <w:lang w:val="en-US"/>
+        </w:rPr>
+      </w:pPr>
+      <w:r>
+        <w:rPr>
+          <w:rFonts w:ascii="Roboto Mono" w:hAnsi="Roboto Mono"/>
+          <w:lang w:val="en-US"/>
+        </w:rPr>
+        <w:t xml:space="preserve">Because SBET uses </w:t>
+      </w:r>
+      <w:r>
+        <w:rPr>
+          <w:rFonts w:ascii="Roboto Mono" w:hAnsi="Roboto Mono"/>
+          <w:b/>
+          <w:bCs/>
+          <w:lang w:val="en-US"/>
+        </w:rPr>
+        <w:t>charters, notes, and debriefs</w:t>
+      </w:r>
+      <w:r>
+        <w:rPr>
+          <w:rFonts w:ascii="Roboto Mono" w:hAnsi="Roboto Mono"/>
+          <w:lang w:val="en-US"/>
+        </w:rPr>
+        <w:t>, it provides visibility into:</w:t>
       </w:r>
     </w:p>
     <w:p>
@@ -2961,27 +3351,57 @@
           <w:ilvl w:val="0"/>
           <w:numId w:val="9"/>
         </w:numPr>
-        <w:spacing w:after="240"/>
-        <w:rPr>
-          <w:rFonts w:ascii="Roboto Mono" w:hAnsi="Roboto Mono"/>
-          <w:lang w:val="en-US"/>
-        </w:rPr>
-      </w:pPr>
-      <w:r>
-        <w:rPr>
-          <w:rFonts w:ascii="Roboto Mono" w:hAnsi="Roboto Mono"/>
-          <w:b/>
-          <w:bCs/>
-          <w:lang w:val="en-US"/>
-        </w:rPr>
-        <w:t>Charter</w:t>
-      </w:r>
-      <w:r>
-        <w:rPr>
-          <w:rFonts w:ascii="Roboto Mono" w:hAnsi="Roboto Mono"/>
-          <w:lang w:val="en-US"/>
-        </w:rPr>
-        <w:t>: Explore checkout with different payment methods.</w:t>
+        <w:rPr>
+          <w:rFonts w:ascii="Roboto Mono" w:hAnsi="Roboto Mono"/>
+          <w:lang w:val="en-US"/>
+        </w:rPr>
+      </w:pPr>
+      <w:r>
+        <w:rPr>
+          <w:rFonts w:ascii="Roboto Mono" w:hAnsi="Roboto Mono"/>
+          <w:b/>
+          <w:bCs/>
+          <w:lang w:val="en-US"/>
+        </w:rPr>
+        <w:t>Functional Coverage</w:t>
+      </w:r>
+    </w:p>
+    <w:p>
+      <w:pPr>
+        <w:numPr>
+          <w:ilvl w:val="1"/>
+          <w:numId w:val="9"/>
+        </w:numPr>
+        <w:rPr>
+          <w:rFonts w:ascii="Roboto Mono" w:hAnsi="Roboto Mono"/>
+          <w:lang w:val="en-US"/>
+        </w:rPr>
+      </w:pPr>
+      <w:r>
+        <w:rPr>
+          <w:rFonts w:ascii="Roboto Mono" w:hAnsi="Roboto Mono"/>
+          <w:lang w:val="en-US"/>
+        </w:rPr>
+        <w:t>Which features, workflows, or use cases were explored.</w:t>
+      </w:r>
+    </w:p>
+    <w:p>
+      <w:pPr>
+        <w:numPr>
+          <w:ilvl w:val="1"/>
+          <w:numId w:val="9"/>
+        </w:numPr>
+        <w:rPr>
+          <w:rFonts w:ascii="Roboto Mono" w:hAnsi="Roboto Mono"/>
+          <w:lang w:val="en-US"/>
+        </w:rPr>
+      </w:pPr>
+      <w:r>
+        <w:rPr>
+          <w:rFonts w:ascii="Roboto Mono" w:hAnsi="Roboto Mono"/>
+          <w:lang w:val="en-US"/>
+        </w:rPr>
+        <w:t>Example: login, checkout, password reset, search.</w:t>
       </w:r>
     </w:p>
     <w:p>
@@ -2990,27 +3410,19 @@
           <w:ilvl w:val="0"/>
           <w:numId w:val="9"/>
         </w:numPr>
-        <w:spacing w:after="240"/>
-        <w:rPr>
-          <w:rFonts w:ascii="Roboto Mono" w:hAnsi="Roboto Mono"/>
-          <w:lang w:val="en-US"/>
-        </w:rPr>
-      </w:pPr>
-      <w:r>
-        <w:rPr>
-          <w:rFonts w:ascii="Roboto Mono" w:hAnsi="Roboto Mono"/>
-          <w:b/>
-          <w:bCs/>
-          <w:lang w:val="en-US"/>
-        </w:rPr>
-        <w:t>Session</w:t>
-      </w:r>
-      <w:r>
-        <w:rPr>
-          <w:rFonts w:ascii="Roboto Mono" w:hAnsi="Roboto Mono"/>
-          <w:lang w:val="en-US"/>
-        </w:rPr>
-        <w:t xml:space="preserve"> (90 minutes):</w:t>
+        <w:rPr>
+          <w:rFonts w:ascii="Roboto Mono" w:hAnsi="Roboto Mono"/>
+          <w:lang w:val="en-US"/>
+        </w:rPr>
+      </w:pPr>
+      <w:r>
+        <w:rPr>
+          <w:rFonts w:ascii="Roboto Mono" w:hAnsi="Roboto Mono"/>
+          <w:b/>
+          <w:bCs/>
+          <w:lang w:val="en-US"/>
+        </w:rPr>
+        <w:t>Data Coverage</w:t>
       </w:r>
     </w:p>
     <w:p>
@@ -3019,18 +3431,38 @@
           <w:ilvl w:val="1"/>
           <w:numId w:val="9"/>
         </w:numPr>
-        <w:spacing w:after="240"/>
-        <w:rPr>
-          <w:rFonts w:ascii="Roboto Mono" w:hAnsi="Roboto Mono"/>
-          <w:lang w:val="en-US"/>
-        </w:rPr>
-      </w:pPr>
-      <w:r>
-        <w:rPr>
-          <w:rFonts w:ascii="Roboto Mono" w:hAnsi="Roboto Mono"/>
-          <w:lang w:val="en-US"/>
-        </w:rPr>
-        <w:t>Try Visa, MasterCard, invalid card numbers, expired cards, PayPal.</w:t>
+        <w:rPr>
+          <w:rFonts w:ascii="Roboto Mono" w:hAnsi="Roboto Mono"/>
+          <w:lang w:val="en-US"/>
+        </w:rPr>
+      </w:pPr>
+      <w:r>
+        <w:rPr>
+          <w:rFonts w:ascii="Roboto Mono" w:hAnsi="Roboto Mono"/>
+          <w:lang w:val="en-US"/>
+        </w:rPr>
+        <w:t>Types of input values tried (valid, invalid, boundary, null, special characters).</w:t>
+      </w:r>
+    </w:p>
+    <w:p>
+      <w:pPr>
+        <w:numPr>
+          <w:ilvl w:val="0"/>
+          <w:numId w:val="9"/>
+        </w:numPr>
+        <w:rPr>
+          <w:rFonts w:ascii="Roboto Mono" w:hAnsi="Roboto Mono"/>
+          <w:lang w:val="en-US"/>
+        </w:rPr>
+      </w:pPr>
+      <w:r>
+        <w:rPr>
+          <w:rFonts w:ascii="Roboto Mono" w:hAnsi="Roboto Mono"/>
+          <w:b/>
+          <w:bCs/>
+          <w:lang w:val="en-US"/>
+        </w:rPr>
+        <w:t>Risk Coverage</w:t>
       </w:r>
     </w:p>
     <w:p>
@@ -3039,18 +3471,36 @@
           <w:ilvl w:val="1"/>
           <w:numId w:val="9"/>
         </w:numPr>
-        <w:spacing w:after="240"/>
-        <w:rPr>
-          <w:rFonts w:ascii="Roboto Mono" w:hAnsi="Roboto Mono"/>
-          <w:lang w:val="en-US"/>
-        </w:rPr>
-      </w:pPr>
-      <w:r>
-        <w:rPr>
-          <w:rFonts w:ascii="Roboto Mono" w:hAnsi="Roboto Mono"/>
-          <w:lang w:val="en-US"/>
-        </w:rPr>
-        <w:t>Document results and issues (e.g., PayPal redirects not working).</w:t>
+        <w:rPr>
+          <w:rFonts w:ascii="Roboto Mono" w:hAnsi="Roboto Mono"/>
+          <w:lang w:val="en-US"/>
+        </w:rPr>
+      </w:pPr>
+      <w:r>
+        <w:rPr>
+          <w:rFonts w:ascii="Roboto Mono" w:hAnsi="Roboto Mono"/>
+          <w:lang w:val="en-US"/>
+        </w:rPr>
+        <w:t>Which risks or fault-prone areas were attacked.</w:t>
+      </w:r>
+    </w:p>
+    <w:p>
+      <w:pPr>
+        <w:numPr>
+          <w:ilvl w:val="1"/>
+          <w:numId w:val="9"/>
+        </w:numPr>
+        <w:rPr>
+          <w:rFonts w:ascii="Roboto Mono" w:hAnsi="Roboto Mono"/>
+          <w:lang w:val="en-US"/>
+        </w:rPr>
+      </w:pPr>
+      <w:r>
+        <w:rPr>
+          <w:rFonts w:ascii="Roboto Mono" w:hAnsi="Roboto Mono"/>
+          <w:lang w:val="en-US"/>
+        </w:rPr>
+        <w:t>Example: security (SQL injection), performance (large inputs), usability (navigation issues).</w:t>
       </w:r>
     </w:p>
     <w:p>
@@ -3059,129 +3509,113 @@
           <w:ilvl w:val="0"/>
           <w:numId w:val="9"/>
         </w:numPr>
-        <w:spacing w:after="240"/>
-        <w:rPr>
-          <w:rFonts w:ascii="Roboto Mono" w:hAnsi="Roboto Mono"/>
-          <w:lang w:val="en-US"/>
-        </w:rPr>
-      </w:pPr>
-      <w:r>
-        <w:rPr>
-          <w:rFonts w:ascii="Roboto Mono" w:hAnsi="Roboto Mono"/>
-          <w:b/>
-          <w:bCs/>
-          <w:lang w:val="en-US"/>
-        </w:rPr>
-        <w:lastRenderedPageBreak/>
-        <w:t>Debrief</w:t>
-      </w:r>
-      <w:r>
-        <w:rPr>
-          <w:rFonts w:ascii="Roboto Mono" w:hAnsi="Roboto Mono"/>
-          <w:lang w:val="en-US"/>
-        </w:rPr>
-        <w:t>: Share findings with the team and decide what to test next (maybe focus on discounts or coupons in the next session).</w:t>
-      </w:r>
-    </w:p>
-    <w:p>
-      <w:pPr>
-        <w:pStyle w:val="Heading3"/>
-      </w:pPr>
-      <w:r>
-        <w:t>C</w:t>
-      </w:r>
-      <w:r>
-        <w:t>overage</w:t>
-      </w:r>
-    </w:p>
-    <w:p>
-      <w:pPr>
-        <w:spacing w:before="240" w:after="240"/>
-      </w:pPr>
-      <w:r>
-        <w:rPr>
-          <w:b/>
-          <w:shd w:val="clear" w:color="auto" w:fill="B7B7B7"/>
-        </w:rPr>
-        <w:t># Source</w:t>
-      </w:r>
-      <w:r>
-        <w:rPr>
-          <w:shd w:val="clear" w:color="auto" w:fill="B7B7B7"/>
-        </w:rPr>
-        <w:t xml:space="preserve">: </w:t>
-      </w:r>
-      <w:proofErr w:type="spellStart"/>
-      <w:r>
-        <w:rPr>
-          <w:b/>
-          <w:shd w:val="clear" w:color="auto" w:fill="B7B7B7"/>
-        </w:rPr>
-        <w:t>Chatgpt</w:t>
-      </w:r>
-      <w:proofErr w:type="spellEnd"/>
-      <w:r>
-        <w:rPr>
-          <w:b/>
-          <w:shd w:val="clear" w:color="auto" w:fill="B7B7B7"/>
-        </w:rPr>
-        <w:t xml:space="preserve"> </w:t>
-      </w:r>
-      <w:r>
-        <w:rPr>
-          <w:b/>
-          <w:sz w:val="14"/>
-          <w:szCs w:val="14"/>
-          <w:shd w:val="clear" w:color="auto" w:fill="B7B7B7"/>
-        </w:rPr>
-        <w:t>(GPT-5-Standard) at [9/13/2025]</w:t>
-      </w:r>
-    </w:p>
-    <w:p>
-      <w:pPr>
-        <w:rPr>
-          <w:rFonts w:ascii="Roboto Mono" w:hAnsi="Roboto Mono"/>
-          <w:lang w:val="en-US"/>
-        </w:rPr>
-      </w:pPr>
-      <w:r>
-        <w:rPr>
-          <w:rFonts w:ascii="Roboto Mono" w:hAnsi="Roboto Mono"/>
-          <w:lang w:val="en-US"/>
-        </w:rPr>
-        <w:t xml:space="preserve">coverage in </w:t>
-      </w:r>
-      <w:r>
-        <w:rPr>
-          <w:rFonts w:ascii="Roboto Mono" w:hAnsi="Roboto Mono"/>
-          <w:b/>
-          <w:bCs/>
-          <w:lang w:val="en-US"/>
-        </w:rPr>
-        <w:t>Session-Based Exploratory Testing (SBET)</w:t>
-      </w:r>
-      <w:r>
-        <w:rPr>
-          <w:rFonts w:ascii="Roboto Mono" w:hAnsi="Roboto Mono"/>
-          <w:lang w:val="en-US"/>
-        </w:rPr>
-        <w:t xml:space="preserve"> works a bit differently than in scripted testing.</w:t>
-      </w:r>
-    </w:p>
-    <w:p>
-      <w:pPr>
-        <w:rPr>
-          <w:rFonts w:ascii="Roboto Mono" w:hAnsi="Roboto Mono"/>
-          <w:lang w:val="en-US"/>
-        </w:rPr>
-      </w:pPr>
-      <w:r>
-        <w:rPr>
-          <w:rFonts w:ascii="Roboto Mono" w:hAnsi="Roboto Mono"/>
-          <w:lang w:val="en-US"/>
-        </w:rPr>
-        <w:pict w14:anchorId="1234681A">
-          <v:rect id="_x0000_i1158" style="width:0;height:1.5pt" o:hralign="center" o:hrstd="t" o:hr="t" fillcolor="#a0a0a0" stroked="f"/>
+        <w:rPr>
+          <w:rFonts w:ascii="Roboto Mono" w:hAnsi="Roboto Mono"/>
+          <w:lang w:val="en-US"/>
+        </w:rPr>
+      </w:pPr>
+      <w:r>
+        <w:rPr>
+          <w:rFonts w:ascii="Roboto Mono" w:hAnsi="Roboto Mono"/>
+          <w:b/>
+          <w:bCs/>
+          <w:lang w:val="en-US"/>
+        </w:rPr>
+        <w:t>Time Coverage</w:t>
+      </w:r>
+    </w:p>
+    <w:p>
+      <w:pPr>
+        <w:numPr>
+          <w:ilvl w:val="1"/>
+          <w:numId w:val="9"/>
+        </w:numPr>
+        <w:rPr>
+          <w:rFonts w:ascii="Roboto Mono" w:hAnsi="Roboto Mono"/>
+          <w:lang w:val="en-US"/>
+        </w:rPr>
+      </w:pPr>
+      <w:r>
+        <w:rPr>
+          <w:rFonts w:ascii="Roboto Mono" w:hAnsi="Roboto Mono"/>
+          <w:lang w:val="en-US"/>
+        </w:rPr>
+        <w:t>How much testing effort was spent in different areas.</w:t>
+      </w:r>
+    </w:p>
+    <w:p>
+      <w:pPr>
+        <w:numPr>
+          <w:ilvl w:val="1"/>
+          <w:numId w:val="9"/>
+        </w:numPr>
+        <w:rPr>
+          <w:rFonts w:ascii="Roboto Mono" w:hAnsi="Roboto Mono"/>
+          <w:lang w:val="en-US"/>
+        </w:rPr>
+      </w:pPr>
+      <w:r>
+        <w:rPr>
+          <w:rFonts w:ascii="Roboto Mono" w:hAnsi="Roboto Mono"/>
+          <w:lang w:val="en-US"/>
+        </w:rPr>
+        <w:t>Example: 3 sessions on checkout, 1 session on search.</w:t>
+      </w:r>
+    </w:p>
+    <w:p>
+      <w:pPr>
+        <w:numPr>
+          <w:ilvl w:val="0"/>
+          <w:numId w:val="9"/>
+        </w:numPr>
+        <w:rPr>
+          <w:rFonts w:ascii="Roboto Mono" w:hAnsi="Roboto Mono"/>
+          <w:lang w:val="en-US"/>
+        </w:rPr>
+      </w:pPr>
+      <w:r>
+        <w:rPr>
+          <w:rFonts w:ascii="Roboto Mono" w:hAnsi="Roboto Mono"/>
+          <w:b/>
+          <w:bCs/>
+          <w:lang w:val="en-US"/>
+        </w:rPr>
+        <w:t>Defect Coverage</w:t>
+      </w:r>
+    </w:p>
+    <w:p>
+      <w:pPr>
+        <w:numPr>
+          <w:ilvl w:val="1"/>
+          <w:numId w:val="9"/>
+        </w:numPr>
+        <w:rPr>
+          <w:rFonts w:ascii="Roboto Mono" w:hAnsi="Roboto Mono"/>
+          <w:lang w:val="en-US"/>
+        </w:rPr>
+      </w:pPr>
+      <w:r>
+        <w:rPr>
+          <w:rFonts w:ascii="Roboto Mono" w:hAnsi="Roboto Mono"/>
+          <w:lang w:val="en-US"/>
+        </w:rPr>
+        <w:t>Which parts of the system produced defects, and how many.</w:t>
+      </w:r>
+    </w:p>
+    <w:p>
+      <w:pPr>
+        <w:rPr>
+          <w:rFonts w:ascii="Roboto Mono" w:hAnsi="Roboto Mono"/>
+          <w:lang w:val="en-US"/>
+        </w:rPr>
+      </w:pPr>
+      <w:r>
+        <w:rPr>
+          <w:rFonts w:ascii="Roboto Mono" w:hAnsi="Roboto Mono"/>
+          <w:lang w:val="en-US"/>
+        </w:rPr>
+        <w:pict w14:anchorId="612C1357">
+          <v:rect id="_x0000_i1036" style="width:0;height:1.5pt" o:hralign="center" o:hrstd="t" o:hr="t" fillcolor="#a0a0a0" stroked="f"/>
         </w:pict>
       </w:r>
     </w:p>
@@ -3210,89 +3644,7 @@
           <w:bCs/>
           <w:lang w:val="en-US"/>
         </w:rPr>
-        <w:t xml:space="preserve"> What does </w:t>
-      </w:r>
-      <w:r>
-        <w:rPr>
-          <w:rFonts w:ascii="Roboto Mono" w:hAnsi="Roboto Mono"/>
-          <w:b/>
-          <w:bCs/>
-          <w:i/>
-          <w:iCs/>
-          <w:lang w:val="en-US"/>
-        </w:rPr>
-        <w:t>coverage</w:t>
-      </w:r>
-      <w:r>
-        <w:rPr>
-          <w:rFonts w:ascii="Roboto Mono" w:hAnsi="Roboto Mono"/>
-          <w:b/>
-          <w:bCs/>
-          <w:lang w:val="en-US"/>
-        </w:rPr>
-        <w:t xml:space="preserve"> mean in SBET?</w:t>
-      </w:r>
-    </w:p>
-    <w:p>
-      <w:pPr>
-        <w:rPr>
-          <w:rFonts w:ascii="Roboto Mono" w:hAnsi="Roboto Mono"/>
-          <w:lang w:val="en-US"/>
-        </w:rPr>
-      </w:pPr>
-      <w:r>
-        <w:rPr>
-          <w:rFonts w:ascii="Roboto Mono" w:hAnsi="Roboto Mono"/>
-          <w:lang w:val="en-US"/>
-        </w:rPr>
-        <w:t xml:space="preserve">Coverage in SBET = </w:t>
-      </w:r>
-      <w:r>
-        <w:rPr>
-          <w:rFonts w:ascii="Roboto Mono" w:hAnsi="Roboto Mono"/>
-          <w:b/>
-          <w:bCs/>
-          <w:lang w:val="en-US"/>
-        </w:rPr>
-        <w:t>what areas of the system have been explored during the sessions</w:t>
-      </w:r>
-      <w:r>
-        <w:rPr>
-          <w:rFonts w:ascii="Roboto Mono" w:hAnsi="Roboto Mono"/>
-          <w:lang w:val="en-US"/>
-        </w:rPr>
-        <w:t>, tracked in a structured way.</w:t>
-      </w:r>
-    </w:p>
-    <w:p>
-      <w:pPr>
-        <w:rPr>
-          <w:rFonts w:ascii="Roboto Mono" w:hAnsi="Roboto Mono"/>
-          <w:lang w:val="en-US"/>
-        </w:rPr>
-      </w:pPr>
-      <w:r>
-        <w:rPr>
-          <w:rFonts w:ascii="Roboto Mono" w:hAnsi="Roboto Mono"/>
-          <w:lang w:val="en-US"/>
-        </w:rPr>
-        <w:t xml:space="preserve">Because SBET uses </w:t>
-      </w:r>
-      <w:r>
-        <w:rPr>
-          <w:rFonts w:ascii="Roboto Mono" w:hAnsi="Roboto Mono"/>
-          <w:b/>
-          <w:bCs/>
-          <w:lang w:val="en-US"/>
-        </w:rPr>
-        <w:t>charters, notes, and debriefs</w:t>
-      </w:r>
-      <w:r>
-        <w:rPr>
-          <w:rFonts w:ascii="Roboto Mono" w:hAnsi="Roboto Mono"/>
-          <w:lang w:val="en-US"/>
-        </w:rPr>
-        <w:t>, it provides visibility into:</w:t>
+        <w:t xml:space="preserve"> How coverage is tracked in SBET</w:t>
       </w:r>
     </w:p>
     <w:p>
@@ -3313,45 +3665,41 @@
           <w:bCs/>
           <w:lang w:val="en-US"/>
         </w:rPr>
-        <w:t>Functional Coverage</w:t>
-      </w:r>
-    </w:p>
-    <w:p>
-      <w:pPr>
-        <w:numPr>
-          <w:ilvl w:val="1"/>
-          <w:numId w:val="10"/>
-        </w:numPr>
-        <w:rPr>
-          <w:rFonts w:ascii="Roboto Mono" w:hAnsi="Roboto Mono"/>
-          <w:lang w:val="en-US"/>
-        </w:rPr>
-      </w:pPr>
-      <w:r>
-        <w:rPr>
-          <w:rFonts w:ascii="Roboto Mono" w:hAnsi="Roboto Mono"/>
-          <w:lang w:val="en-US"/>
-        </w:rPr>
-        <w:t>Which features, workflows, or use cases were explored.</w:t>
-      </w:r>
-    </w:p>
-    <w:p>
-      <w:pPr>
-        <w:numPr>
-          <w:ilvl w:val="1"/>
-          <w:numId w:val="10"/>
-        </w:numPr>
-        <w:rPr>
-          <w:rFonts w:ascii="Roboto Mono" w:hAnsi="Roboto Mono"/>
-          <w:lang w:val="en-US"/>
-        </w:rPr>
-      </w:pPr>
-      <w:r>
-        <w:rPr>
-          <w:rFonts w:ascii="Roboto Mono" w:hAnsi="Roboto Mono"/>
-          <w:lang w:val="en-US"/>
-        </w:rPr>
-        <w:t>Example: login, checkout, password reset, search.</w:t>
+        <w:t>Session Sheets</w:t>
+      </w:r>
+      <w:r>
+        <w:rPr>
+          <w:rFonts w:ascii="Roboto Mono" w:hAnsi="Roboto Mono"/>
+          <w:lang w:val="en-US"/>
+        </w:rPr>
+        <w:t xml:space="preserve"> </w:t>
+      </w:r>
+      <w:r>
+        <w:rPr>
+          <w:rFonts w:ascii="Segoe UI Emoji" w:hAnsi="Segoe UI Emoji" w:cs="Segoe UI Emoji"/>
+          <w:lang w:val="en-US"/>
+        </w:rPr>
+        <w:t>📝</w:t>
+      </w:r>
+      <w:r>
+        <w:rPr>
+          <w:rFonts w:ascii="Roboto Mono" w:hAnsi="Roboto Mono"/>
+          <w:lang w:val="en-US"/>
+        </w:rPr>
+        <w:t xml:space="preserve"> </w:t>
+      </w:r>
+      <w:r>
+        <w:rPr>
+          <w:lang w:val="en-US"/>
+        </w:rPr>
+        <w:t>→</w:t>
+      </w:r>
+      <w:r>
+        <w:rPr>
+          <w:rFonts w:ascii="Roboto Mono" w:hAnsi="Roboto Mono"/>
+          <w:lang w:val="en-US"/>
+        </w:rPr>
+        <w:t xml:space="preserve"> testers log what was explored.</w:t>
       </w:r>
     </w:p>
     <w:p>
@@ -3372,26 +3720,41 @@
           <w:bCs/>
           <w:lang w:val="en-US"/>
         </w:rPr>
-        <w:t>Data Coverage</w:t>
-      </w:r>
-    </w:p>
-    <w:p>
-      <w:pPr>
-        <w:numPr>
-          <w:ilvl w:val="1"/>
-          <w:numId w:val="10"/>
-        </w:numPr>
-        <w:rPr>
-          <w:rFonts w:ascii="Roboto Mono" w:hAnsi="Roboto Mono"/>
-          <w:lang w:val="en-US"/>
-        </w:rPr>
-      </w:pPr>
-      <w:r>
-        <w:rPr>
-          <w:rFonts w:ascii="Roboto Mono" w:hAnsi="Roboto Mono"/>
-          <w:lang w:val="en-US"/>
-        </w:rPr>
-        <w:t>Types of input values tried (valid, invalid, boundary, null, special characters).</w:t>
+        <w:t>Charter Mapping</w:t>
+      </w:r>
+      <w:r>
+        <w:rPr>
+          <w:rFonts w:ascii="Roboto Mono" w:hAnsi="Roboto Mono"/>
+          <w:lang w:val="en-US"/>
+        </w:rPr>
+        <w:t xml:space="preserve"> </w:t>
+      </w:r>
+      <w:r>
+        <w:rPr>
+          <w:rFonts w:ascii="Segoe UI Emoji" w:hAnsi="Segoe UI Emoji" w:cs="Segoe UI Emoji"/>
+          <w:lang w:val="en-US"/>
+        </w:rPr>
+        <w:t>🎯</w:t>
+      </w:r>
+      <w:r>
+        <w:rPr>
+          <w:rFonts w:ascii="Roboto Mono" w:hAnsi="Roboto Mono"/>
+          <w:lang w:val="en-US"/>
+        </w:rPr>
+        <w:t xml:space="preserve"> </w:t>
+      </w:r>
+      <w:r>
+        <w:rPr>
+          <w:lang w:val="en-US"/>
+        </w:rPr>
+        <w:t>→</w:t>
+      </w:r>
+      <w:r>
+        <w:rPr>
+          <w:rFonts w:ascii="Roboto Mono" w:hAnsi="Roboto Mono"/>
+          <w:lang w:val="en-US"/>
+        </w:rPr>
+        <w:t xml:space="preserve"> each charter corresponds to a functional/risk area.</w:t>
       </w:r>
     </w:p>
     <w:p>
@@ -3412,189 +3775,56 @@
           <w:bCs/>
           <w:lang w:val="en-US"/>
         </w:rPr>
-        <w:t>Risk Coverage</w:t>
-      </w:r>
-    </w:p>
-    <w:p>
-      <w:pPr>
-        <w:numPr>
-          <w:ilvl w:val="1"/>
-          <w:numId w:val="10"/>
-        </w:numPr>
-        <w:rPr>
-          <w:rFonts w:ascii="Roboto Mono" w:hAnsi="Roboto Mono"/>
-          <w:lang w:val="en-US"/>
-        </w:rPr>
-      </w:pPr>
-      <w:r>
-        <w:rPr>
-          <w:rFonts w:ascii="Roboto Mono" w:hAnsi="Roboto Mono"/>
-          <w:lang w:val="en-US"/>
-        </w:rPr>
-        <w:t>Which risks or fault-prone areas were attacked.</w:t>
-      </w:r>
-    </w:p>
-    <w:p>
-      <w:pPr>
-        <w:numPr>
-          <w:ilvl w:val="1"/>
-          <w:numId w:val="10"/>
-        </w:numPr>
-        <w:rPr>
-          <w:rFonts w:ascii="Roboto Mono" w:hAnsi="Roboto Mono"/>
-          <w:lang w:val="en-US"/>
-        </w:rPr>
-      </w:pPr>
-      <w:r>
-        <w:rPr>
-          <w:rFonts w:ascii="Roboto Mono" w:hAnsi="Roboto Mono"/>
-          <w:lang w:val="en-US"/>
-        </w:rPr>
-        <w:t>Example: security (SQL injection), performance (large inputs), usability (navigation issues).</w:t>
-      </w:r>
-    </w:p>
-    <w:p>
-      <w:pPr>
-        <w:numPr>
-          <w:ilvl w:val="0"/>
-          <w:numId w:val="10"/>
-        </w:numPr>
-        <w:rPr>
-          <w:rFonts w:ascii="Roboto Mono" w:hAnsi="Roboto Mono"/>
-          <w:lang w:val="en-US"/>
-        </w:rPr>
-      </w:pPr>
-      <w:r>
-        <w:rPr>
-          <w:rFonts w:ascii="Roboto Mono" w:hAnsi="Roboto Mono"/>
-          <w:b/>
-          <w:bCs/>
-          <w:lang w:val="en-US"/>
-        </w:rPr>
-        <w:t>Time Coverage</w:t>
-      </w:r>
-    </w:p>
-    <w:p>
-      <w:pPr>
-        <w:numPr>
-          <w:ilvl w:val="1"/>
-          <w:numId w:val="10"/>
-        </w:numPr>
-        <w:rPr>
-          <w:rFonts w:ascii="Roboto Mono" w:hAnsi="Roboto Mono"/>
-          <w:lang w:val="en-US"/>
-        </w:rPr>
-      </w:pPr>
-      <w:r>
-        <w:rPr>
-          <w:rFonts w:ascii="Roboto Mono" w:hAnsi="Roboto Mono"/>
-          <w:lang w:val="en-US"/>
-        </w:rPr>
-        <w:t>How much testing effort was spent in different areas.</w:t>
-      </w:r>
-    </w:p>
-    <w:p>
-      <w:pPr>
-        <w:numPr>
-          <w:ilvl w:val="1"/>
-          <w:numId w:val="10"/>
-        </w:numPr>
-        <w:rPr>
-          <w:rFonts w:ascii="Roboto Mono" w:hAnsi="Roboto Mono"/>
-          <w:lang w:val="en-US"/>
-        </w:rPr>
-      </w:pPr>
-      <w:r>
-        <w:rPr>
-          <w:rFonts w:ascii="Roboto Mono" w:hAnsi="Roboto Mono"/>
-          <w:lang w:val="en-US"/>
-        </w:rPr>
-        <w:t>Example: 3 sessions on checkout, 1 session on search.</w:t>
-      </w:r>
-    </w:p>
-    <w:p>
-      <w:pPr>
-        <w:numPr>
-          <w:ilvl w:val="0"/>
-          <w:numId w:val="10"/>
-        </w:numPr>
-        <w:rPr>
-          <w:rFonts w:ascii="Roboto Mono" w:hAnsi="Roboto Mono"/>
-          <w:lang w:val="en-US"/>
-        </w:rPr>
-      </w:pPr>
-      <w:r>
-        <w:rPr>
-          <w:rFonts w:ascii="Roboto Mono" w:hAnsi="Roboto Mono"/>
-          <w:b/>
-          <w:bCs/>
-          <w:lang w:val="en-US"/>
-        </w:rPr>
-        <w:t>Defect Coverage</w:t>
-      </w:r>
-    </w:p>
-    <w:p>
-      <w:pPr>
-        <w:numPr>
-          <w:ilvl w:val="1"/>
-          <w:numId w:val="10"/>
-        </w:numPr>
-        <w:rPr>
-          <w:rFonts w:ascii="Roboto Mono" w:hAnsi="Roboto Mono"/>
-          <w:lang w:val="en-US"/>
-        </w:rPr>
-      </w:pPr>
-      <w:r>
-        <w:rPr>
-          <w:rFonts w:ascii="Roboto Mono" w:hAnsi="Roboto Mono"/>
-          <w:lang w:val="en-US"/>
-        </w:rPr>
-        <w:t>Which parts of the system produced defects, and how many.</w:t>
-      </w:r>
-    </w:p>
-    <w:p>
-      <w:pPr>
-        <w:rPr>
-          <w:rFonts w:ascii="Roboto Mono" w:hAnsi="Roboto Mono"/>
-          <w:lang w:val="en-US"/>
-        </w:rPr>
-      </w:pPr>
-      <w:r>
-        <w:rPr>
-          <w:rFonts w:ascii="Roboto Mono" w:hAnsi="Roboto Mono"/>
-          <w:lang w:val="en-US"/>
-        </w:rPr>
-        <w:pict w14:anchorId="7F8A6411">
-          <v:rect id="_x0000_i1159" style="width:0;height:1.5pt" o:hralign="center" o:hrstd="t" o:hr="t" fillcolor="#a0a0a0" stroked="f"/>
-        </w:pict>
-      </w:r>
-    </w:p>
-    <w:p>
-      <w:pPr>
-        <w:rPr>
-          <w:rFonts w:ascii="Roboto Mono" w:hAnsi="Roboto Mono"/>
-          <w:b/>
-          <w:bCs/>
-          <w:lang w:val="en-US"/>
-        </w:rPr>
-      </w:pPr>
+        <w:t>Dashboards or Metrics</w:t>
+      </w:r>
+      <w:r>
+        <w:rPr>
+          <w:rFonts w:ascii="Roboto Mono" w:hAnsi="Roboto Mono"/>
+          <w:lang w:val="en-US"/>
+        </w:rPr>
+        <w:t xml:space="preserve"> </w:t>
+      </w:r>
       <w:r>
         <w:rPr>
           <w:rFonts w:ascii="Segoe UI Emoji" w:hAnsi="Segoe UI Emoji" w:cs="Segoe UI Emoji"/>
-          <w:b/>
-          <w:bCs/>
-          <w:lang w:val="en-US"/>
-        </w:rPr>
-        <w:t>🔹</w:t>
-      </w:r>
-      <w:r>
-        <w:rPr>
-          <w:rFonts w:ascii="Roboto Mono" w:hAnsi="Roboto Mono"/>
-          <w:b/>
-          <w:bCs/>
-          <w:lang w:val="en-US"/>
-        </w:rPr>
-        <w:t xml:space="preserve"> How coverage is tracked in SBET</w:t>
+          <w:lang w:val="en-US"/>
+        </w:rPr>
+        <w:t>📊</w:t>
+      </w:r>
+      <w:r>
+        <w:rPr>
+          <w:rFonts w:ascii="Roboto Mono" w:hAnsi="Roboto Mono"/>
+          <w:lang w:val="en-US"/>
+        </w:rPr>
+        <w:t xml:space="preserve"> </w:t>
+      </w:r>
+      <w:r>
+        <w:rPr>
+          <w:lang w:val="en-US"/>
+        </w:rPr>
+        <w:t>→</w:t>
+      </w:r>
+      <w:r>
+        <w:rPr>
+          <w:rFonts w:ascii="Roboto Mono" w:hAnsi="Roboto Mono"/>
+          <w:lang w:val="en-US"/>
+        </w:rPr>
+        <w:t xml:space="preserve"> summarize time spent, charters completed, defects found.</w:t>
+      </w:r>
+    </w:p>
+    <w:p>
+      <w:pPr>
+        <w:rPr>
+          <w:rFonts w:ascii="Roboto Mono" w:hAnsi="Roboto Mono"/>
+          <w:lang w:val="en-US"/>
+        </w:rPr>
+      </w:pPr>
+      <w:r>
+        <w:rPr>
+          <w:rFonts w:ascii="Roboto Mono" w:hAnsi="Roboto Mono"/>
+          <w:lang w:val="en-US"/>
+        </w:rPr>
+        <w:t>Example metric:</w:t>
       </w:r>
     </w:p>
     <w:p>
@@ -3611,213 +3841,127 @@
       <w:r>
         <w:rPr>
           <w:rFonts w:ascii="Roboto Mono" w:hAnsi="Roboto Mono"/>
-          <w:b/>
-          <w:bCs/>
-          <w:lang w:val="en-US"/>
-        </w:rPr>
-        <w:t>Session Sheets</w:t>
-      </w:r>
-      <w:r>
-        <w:rPr>
-          <w:rFonts w:ascii="Roboto Mono" w:hAnsi="Roboto Mono"/>
-          <w:lang w:val="en-US"/>
-        </w:rPr>
-        <w:t xml:space="preserve"> </w:t>
-      </w:r>
-      <w:r>
-        <w:rPr>
-          <w:rFonts w:ascii="Segoe UI Emoji" w:hAnsi="Segoe UI Emoji" w:cs="Segoe UI Emoji"/>
-          <w:lang w:val="en-US"/>
-        </w:rPr>
-        <w:t>📝</w:t>
-      </w:r>
-      <w:r>
-        <w:rPr>
-          <w:rFonts w:ascii="Roboto Mono" w:hAnsi="Roboto Mono"/>
-          <w:lang w:val="en-US"/>
-        </w:rPr>
-        <w:t xml:space="preserve"> </w:t>
-      </w:r>
-      <w:r>
-        <w:rPr>
-          <w:lang w:val="en-US"/>
-        </w:rPr>
-        <w:t>→</w:t>
-      </w:r>
-      <w:r>
-        <w:rPr>
-          <w:rFonts w:ascii="Roboto Mono" w:hAnsi="Roboto Mono"/>
-          <w:lang w:val="en-US"/>
-        </w:rPr>
-        <w:t xml:space="preserve"> testers log what was explored.</w:t>
-      </w:r>
-    </w:p>
-    <w:p>
-      <w:pPr>
-        <w:numPr>
-          <w:ilvl w:val="0"/>
-          <w:numId w:val="11"/>
-        </w:numPr>
-        <w:rPr>
-          <w:rFonts w:ascii="Roboto Mono" w:hAnsi="Roboto Mono"/>
-          <w:lang w:val="en-US"/>
-        </w:rPr>
-      </w:pPr>
-      <w:r>
-        <w:rPr>
-          <w:rFonts w:ascii="Roboto Mono" w:hAnsi="Roboto Mono"/>
-          <w:b/>
-          <w:bCs/>
-          <w:lang w:val="en-US"/>
-        </w:rPr>
-        <w:t>Charter Mapping</w:t>
-      </w:r>
-      <w:r>
-        <w:rPr>
-          <w:rFonts w:ascii="Roboto Mono" w:hAnsi="Roboto Mono"/>
-          <w:lang w:val="en-US"/>
-        </w:rPr>
-        <w:t xml:space="preserve"> </w:t>
-      </w:r>
-      <w:r>
-        <w:rPr>
-          <w:rFonts w:ascii="Segoe UI Emoji" w:hAnsi="Segoe UI Emoji" w:cs="Segoe UI Emoji"/>
-          <w:lang w:val="en-US"/>
-        </w:rPr>
-        <w:t>🎯</w:t>
-      </w:r>
-      <w:r>
-        <w:rPr>
-          <w:rFonts w:ascii="Roboto Mono" w:hAnsi="Roboto Mono"/>
-          <w:lang w:val="en-US"/>
-        </w:rPr>
-        <w:t xml:space="preserve"> </w:t>
-      </w:r>
-      <w:r>
-        <w:rPr>
-          <w:lang w:val="en-US"/>
-        </w:rPr>
-        <w:t>→</w:t>
-      </w:r>
-      <w:r>
-        <w:rPr>
-          <w:rFonts w:ascii="Roboto Mono" w:hAnsi="Roboto Mono"/>
-          <w:lang w:val="en-US"/>
-        </w:rPr>
-        <w:t xml:space="preserve"> each charter corresponds to a functional/risk area.</w:t>
-      </w:r>
-    </w:p>
-    <w:p>
-      <w:pPr>
-        <w:numPr>
-          <w:ilvl w:val="0"/>
-          <w:numId w:val="11"/>
-        </w:numPr>
-        <w:rPr>
-          <w:rFonts w:ascii="Roboto Mono" w:hAnsi="Roboto Mono"/>
-          <w:lang w:val="en-US"/>
-        </w:rPr>
-      </w:pPr>
-      <w:r>
-        <w:rPr>
-          <w:rFonts w:ascii="Roboto Mono" w:hAnsi="Roboto Mono"/>
-          <w:b/>
-          <w:bCs/>
-          <w:lang w:val="en-US"/>
-        </w:rPr>
-        <w:t>Dashboards or Metrics</w:t>
-      </w:r>
-      <w:r>
-        <w:rPr>
-          <w:rFonts w:ascii="Roboto Mono" w:hAnsi="Roboto Mono"/>
-          <w:lang w:val="en-US"/>
-        </w:rPr>
-        <w:t xml:space="preserve"> </w:t>
-      </w:r>
-      <w:r>
-        <w:rPr>
-          <w:rFonts w:ascii="Segoe UI Emoji" w:hAnsi="Segoe UI Emoji" w:cs="Segoe UI Emoji"/>
-          <w:lang w:val="en-US"/>
-        </w:rPr>
-        <w:t>📊</w:t>
-      </w:r>
-      <w:r>
-        <w:rPr>
-          <w:rFonts w:ascii="Roboto Mono" w:hAnsi="Roboto Mono"/>
-          <w:lang w:val="en-US"/>
-        </w:rPr>
-        <w:t xml:space="preserve"> </w:t>
-      </w:r>
-      <w:r>
-        <w:rPr>
-          <w:lang w:val="en-US"/>
-        </w:rPr>
-        <w:t>→</w:t>
-      </w:r>
-      <w:r>
-        <w:rPr>
-          <w:rFonts w:ascii="Roboto Mono" w:hAnsi="Roboto Mono"/>
-          <w:lang w:val="en-US"/>
-        </w:rPr>
-        <w:t xml:space="preserve"> summarize time spent, charters completed, defects found.</w:t>
-      </w:r>
-    </w:p>
-    <w:p>
-      <w:pPr>
-        <w:rPr>
-          <w:rFonts w:ascii="Roboto Mono" w:hAnsi="Roboto Mono"/>
-          <w:lang w:val="en-US"/>
-        </w:rPr>
-      </w:pPr>
-      <w:r>
-        <w:rPr>
-          <w:rFonts w:ascii="Roboto Mono" w:hAnsi="Roboto Mono"/>
-          <w:lang w:val="en-US"/>
-        </w:rPr>
-        <w:t>Example metric:</w:t>
-      </w:r>
-    </w:p>
-    <w:p>
-      <w:pPr>
-        <w:numPr>
-          <w:ilvl w:val="0"/>
-          <w:numId w:val="12"/>
-        </w:numPr>
-        <w:rPr>
-          <w:rFonts w:ascii="Roboto Mono" w:hAnsi="Roboto Mono"/>
-          <w:lang w:val="en-US"/>
-        </w:rPr>
-      </w:pPr>
-      <w:r>
-        <w:rPr>
-          <w:rFonts w:ascii="Roboto Mono" w:hAnsi="Roboto Mono"/>
           <w:i/>
           <w:iCs/>
           <w:lang w:val="en-US"/>
         </w:rPr>
+        <w:t>“80% of charters for Checkout completed, 20% left for Discounts/Promotions.”</w:t>
+      </w:r>
+    </w:p>
+    <w:p>
+      <w:pPr>
+        <w:rPr>
+          <w:rFonts w:ascii="Roboto Mono" w:hAnsi="Roboto Mono"/>
+          <w:lang w:val="en-US"/>
+        </w:rPr>
+      </w:pPr>
+      <w:r>
+        <w:rPr>
+          <w:rFonts w:ascii="Roboto Mono" w:hAnsi="Roboto Mono"/>
+          <w:lang w:val="en-US"/>
+        </w:rPr>
+        <w:pict w14:anchorId="72EECF3D">
+          <v:rect id="_x0000_i1037" style="width:0;height:1.5pt" o:hralign="center" o:hrstd="t" o:hr="t" fillcolor="#a0a0a0" stroked="f"/>
+        </w:pict>
+      </w:r>
+    </w:p>
+    <w:p>
+      <w:pPr>
+        <w:rPr>
+          <w:rFonts w:ascii="Roboto Mono" w:hAnsi="Roboto Mono"/>
+          <w:b/>
+          <w:bCs/>
+          <w:lang w:val="en-US"/>
+        </w:rPr>
+      </w:pPr>
+      <w:r>
+        <w:rPr>
+          <w:rFonts w:ascii="Segoe UI Emoji" w:hAnsi="Segoe UI Emoji" w:cs="Segoe UI Emoji"/>
+          <w:b/>
+          <w:bCs/>
+          <w:lang w:val="en-US"/>
+        </w:rPr>
+        <w:t>✅</w:t>
+      </w:r>
+      <w:r>
+        <w:rPr>
+          <w:rFonts w:ascii="Roboto Mono" w:hAnsi="Roboto Mono"/>
+          <w:b/>
+          <w:bCs/>
+          <w:lang w:val="en-US"/>
+        </w:rPr>
+        <w:t xml:space="preserve"> In short:</w:t>
+      </w:r>
+    </w:p>
+    <w:p>
+      <w:pPr>
+        <w:rPr>
+          <w:rFonts w:ascii="Roboto Mono" w:hAnsi="Roboto Mono"/>
+          <w:lang w:val="en-US"/>
+        </w:rPr>
+      </w:pPr>
+      <w:r>
+        <w:rPr>
+          <w:rFonts w:ascii="Roboto Mono" w:hAnsi="Roboto Mono"/>
+          <w:b/>
+          <w:bCs/>
+          <w:lang w:val="en-US"/>
+        </w:rPr>
+        <w:t>SBET coverage = visibility of what has been explored and how thoroughly, using charters, time spent, risks attacked, and defects found.</w:t>
+      </w:r>
+      <w:r>
+        <w:rPr>
+          <w:rFonts w:ascii="Roboto Mono" w:hAnsi="Roboto Mono"/>
+          <w:lang w:val="en-US"/>
+        </w:rPr>
+        <w:br/>
+      </w:r>
+      <w:r>
+        <w:rPr>
+          <w:rFonts w:ascii="Roboto Mono" w:hAnsi="Roboto Mono"/>
+          <w:lang w:val="en-US"/>
+        </w:rPr>
         <w:lastRenderedPageBreak/>
-        <w:t>“80% of charters for Checkout completed, 20% left for Discounts/Promotions.”</w:t>
-      </w:r>
-    </w:p>
-    <w:p>
-      <w:pPr>
-        <w:rPr>
-          <w:rFonts w:ascii="Roboto Mono" w:hAnsi="Roboto Mono"/>
-          <w:lang w:val="en-US"/>
-        </w:rPr>
-      </w:pPr>
-      <w:r>
-        <w:rPr>
-          <w:rFonts w:ascii="Roboto Mono" w:hAnsi="Roboto Mono"/>
-          <w:lang w:val="en-US"/>
-        </w:rPr>
-        <w:pict w14:anchorId="7B2DC9F9">
-          <v:rect id="_x0000_i1160" style="width:0;height:1.5pt" o:hralign="center" o:hrstd="t" o:hr="t" fillcolor="#a0a0a0" stroked="f"/>
+        <w:t xml:space="preserve">It’s not about % of test cases executed (like scripted testing), but about </w:t>
+      </w:r>
+      <w:r>
+        <w:rPr>
+          <w:rFonts w:ascii="Roboto Mono" w:hAnsi="Roboto Mono"/>
+          <w:b/>
+          <w:bCs/>
+          <w:lang w:val="en-US"/>
+        </w:rPr>
+        <w:t>how much of the product space has been meaningfully explored</w:t>
+      </w:r>
+      <w:r>
+        <w:rPr>
+          <w:rFonts w:ascii="Roboto Mono" w:hAnsi="Roboto Mono"/>
+          <w:lang w:val="en-US"/>
+        </w:rPr>
+        <w:t>.</w:t>
+      </w:r>
+    </w:p>
+    <w:p>
+      <w:pPr>
+        <w:spacing w:after="240"/>
+        <w:rPr>
+          <w:rFonts w:ascii="Roboto Mono" w:hAnsi="Roboto Mono"/>
+          <w:lang w:val="en-US"/>
+        </w:rPr>
+      </w:pPr>
+      <w:r>
+        <w:rPr>
+          <w:rFonts w:ascii="Roboto Mono" w:hAnsi="Roboto Mono"/>
+          <w:lang w:val="en-US"/>
+        </w:rPr>
+        <w:pict w14:anchorId="4E9140CF">
+          <v:rect id="_x0000_i1038" style="width:0;height:1.5pt" o:hralign="center" o:hrstd="t" o:hr="t" fillcolor="#a0a0a0" stroked="f"/>
         </w:pict>
       </w:r>
     </w:p>
     <w:p>
       <w:pPr>
+        <w:spacing w:after="240"/>
         <w:rPr>
           <w:rFonts w:ascii="Roboto Mono" w:hAnsi="Roboto Mono"/>
           <w:b/>
@@ -3846,47 +3990,6 @@
     </w:p>
     <w:p>
       <w:pPr>
-        <w:rPr>
-          <w:rFonts w:ascii="Roboto Mono" w:hAnsi="Roboto Mono"/>
-          <w:lang w:val="en-US"/>
-        </w:rPr>
-      </w:pPr>
-      <w:r>
-        <w:rPr>
-          <w:rFonts w:ascii="Roboto Mono" w:hAnsi="Roboto Mono"/>
-          <w:b/>
-          <w:bCs/>
-          <w:lang w:val="en-US"/>
-        </w:rPr>
-        <w:t>SBET coverage = visibility of what has been explored and how thoroughly, using charters, time spent, risks attacked, and defects found.</w:t>
-      </w:r>
-      <w:r>
-        <w:rPr>
-          <w:rFonts w:ascii="Roboto Mono" w:hAnsi="Roboto Mono"/>
-          <w:lang w:val="en-US"/>
-        </w:rPr>
-        <w:br/>
-        <w:t xml:space="preserve">It’s not about % of test cases executed (like scripted testing), but about </w:t>
-      </w:r>
-      <w:r>
-        <w:rPr>
-          <w:rFonts w:ascii="Roboto Mono" w:hAnsi="Roboto Mono"/>
-          <w:b/>
-          <w:bCs/>
-          <w:lang w:val="en-US"/>
-        </w:rPr>
-        <w:t>how much of the product space has been meaningfully explored</w:t>
-      </w:r>
-      <w:r>
-        <w:rPr>
-          <w:rFonts w:ascii="Roboto Mono" w:hAnsi="Roboto Mono"/>
-          <w:lang w:val="en-US"/>
-        </w:rPr>
-        <w:t>.</w:t>
-      </w:r>
-    </w:p>
-    <w:p>
-      <w:pPr>
         <w:spacing w:after="240"/>
         <w:rPr>
           <w:rFonts w:ascii="Roboto Mono" w:hAnsi="Roboto Mono"/>
@@ -3896,53 +3999,6 @@
       <w:r>
         <w:rPr>
           <w:rFonts w:ascii="Roboto Mono" w:hAnsi="Roboto Mono"/>
-          <w:lang w:val="en-US"/>
-        </w:rPr>
-        <w:pict w14:anchorId="14CE9C54">
-          <v:rect id="_x0000_i1072" style="width:0;height:1.5pt" o:hralign="center" o:hrstd="t" o:hr="t" fillcolor="#a0a0a0" stroked="f"/>
-        </w:pict>
-      </w:r>
-    </w:p>
-    <w:p>
-      <w:pPr>
-        <w:spacing w:after="240"/>
-        <w:rPr>
-          <w:rFonts w:ascii="Roboto Mono" w:hAnsi="Roboto Mono"/>
-          <w:b/>
-          <w:bCs/>
-          <w:lang w:val="en-US"/>
-        </w:rPr>
-      </w:pPr>
-      <w:r>
-        <w:rPr>
-          <w:rFonts w:ascii="Segoe UI Emoji" w:hAnsi="Segoe UI Emoji" w:cs="Segoe UI Emoji"/>
-          <w:b/>
-          <w:bCs/>
-          <w:lang w:val="en-US"/>
-        </w:rPr>
-        <w:t>✅</w:t>
-      </w:r>
-      <w:r>
-        <w:rPr>
-          <w:rFonts w:ascii="Roboto Mono" w:hAnsi="Roboto Mono"/>
-          <w:b/>
-          <w:bCs/>
-          <w:lang w:val="en-US"/>
-        </w:rPr>
-        <w:t xml:space="preserve"> In short:</w:t>
-      </w:r>
-    </w:p>
-    <w:p>
-      <w:pPr>
-        <w:spacing w:after="240"/>
-        <w:rPr>
-          <w:rFonts w:ascii="Roboto Mono" w:hAnsi="Roboto Mono"/>
-          <w:lang w:val="en-US"/>
-        </w:rPr>
-      </w:pPr>
-      <w:r>
-        <w:rPr>
-          <w:rFonts w:ascii="Roboto Mono" w:hAnsi="Roboto Mono"/>
           <w:b/>
           <w:bCs/>
           <w:lang w:val="en-US"/>
@@ -3991,8 +4047,8 @@
     </w:p>
     <w:p>
       <w:r>
-        <w:pict w14:anchorId="49F996C0">
-          <v:rect id="_x0000_i1030" style="width:0;height:1.5pt" o:hralign="center" o:hrstd="t" o:hr="t" fillcolor="#a0a0a0" stroked="f"/>
+        <w:pict w14:anchorId="35702389">
+          <v:rect id="_x0000_i1039" style="width:0;height:1.5pt" o:hralign="center" o:hrstd="t" o:hr="t" fillcolor="#a0a0a0" stroked="f"/>
         </w:pict>
       </w:r>
     </w:p>
@@ -4027,11 +4083,12 @@
     </w:p>
     <w:p>
       <w:r>
-        <w:pict w14:anchorId="13F5FE89">
-          <v:rect id="_x0000_i1031" style="width:0;height:1.5pt" o:hralign="center" o:hrstd="t" o:hr="t" fillcolor="#a0a0a0" stroked="f"/>
+        <w:pict w14:anchorId="2A100C8C">
+          <v:rect id="_x0000_i1040" style="width:0;height:1.5pt" o:hralign="center" o:hrstd="t" o:hr="t" fillcolor="#a0a0a0" stroked="f"/>
         </w:pict>
       </w:r>
     </w:p>
+    <w:p/>
     <w:p/>
     <w:sectPr>
       <w:pgSz w:w="12240" w:h="15840"/>
@@ -5219,155 +5276,6 @@
     </w:lvl>
   </w:abstractNum>
   <w:abstractNum w:abstractNumId="9" w15:restartNumberingAfterBreak="0">
-    <w:nsid w:val="3C8E41BA"/>
-    <w:multiLevelType w:val="multilevel"/>
-    <w:tmpl w:val="6208222C"/>
-    <w:lvl w:ilvl="0">
-      <w:start w:val="1"/>
-      <w:numFmt w:val="bullet"/>
-      <w:lvlText w:val=""/>
-      <w:lvlJc w:val="left"/>
-      <w:pPr>
-        <w:tabs>
-          <w:tab w:val="num" w:pos="720"/>
-        </w:tabs>
-        <w:ind w:left="720" w:hanging="360"/>
-      </w:pPr>
-      <w:rPr>
-        <w:rFonts w:ascii="Symbol" w:hAnsi="Symbol" w:hint="default"/>
-        <w:sz w:val="20"/>
-      </w:rPr>
-    </w:lvl>
-    <w:lvl w:ilvl="1" w:tentative="1">
-      <w:start w:val="1"/>
-      <w:numFmt w:val="bullet"/>
-      <w:lvlText w:val="o"/>
-      <w:lvlJc w:val="left"/>
-      <w:pPr>
-        <w:tabs>
-          <w:tab w:val="num" w:pos="1440"/>
-        </w:tabs>
-        <w:ind w:left="1440" w:hanging="360"/>
-      </w:pPr>
-      <w:rPr>
-        <w:rFonts w:ascii="Courier New" w:hAnsi="Courier New" w:hint="default"/>
-        <w:sz w:val="20"/>
-      </w:rPr>
-    </w:lvl>
-    <w:lvl w:ilvl="2" w:tentative="1">
-      <w:start w:val="1"/>
-      <w:numFmt w:val="bullet"/>
-      <w:lvlText w:val=""/>
-      <w:lvlJc w:val="left"/>
-      <w:pPr>
-        <w:tabs>
-          <w:tab w:val="num" w:pos="2160"/>
-        </w:tabs>
-        <w:ind w:left="2160" w:hanging="360"/>
-      </w:pPr>
-      <w:rPr>
-        <w:rFonts w:ascii="Wingdings" w:hAnsi="Wingdings" w:hint="default"/>
-        <w:sz w:val="20"/>
-      </w:rPr>
-    </w:lvl>
-    <w:lvl w:ilvl="3" w:tentative="1">
-      <w:start w:val="1"/>
-      <w:numFmt w:val="bullet"/>
-      <w:lvlText w:val=""/>
-      <w:lvlJc w:val="left"/>
-      <w:pPr>
-        <w:tabs>
-          <w:tab w:val="num" w:pos="2880"/>
-        </w:tabs>
-        <w:ind w:left="2880" w:hanging="360"/>
-      </w:pPr>
-      <w:rPr>
-        <w:rFonts w:ascii="Wingdings" w:hAnsi="Wingdings" w:hint="default"/>
-        <w:sz w:val="20"/>
-      </w:rPr>
-    </w:lvl>
-    <w:lvl w:ilvl="4" w:tentative="1">
-      <w:start w:val="1"/>
-      <w:numFmt w:val="bullet"/>
-      <w:lvlText w:val=""/>
-      <w:lvlJc w:val="left"/>
-      <w:pPr>
-        <w:tabs>
-          <w:tab w:val="num" w:pos="3600"/>
-        </w:tabs>
-        <w:ind w:left="3600" w:hanging="360"/>
-      </w:pPr>
-      <w:rPr>
-        <w:rFonts w:ascii="Wingdings" w:hAnsi="Wingdings" w:hint="default"/>
-        <w:sz w:val="20"/>
-      </w:rPr>
-    </w:lvl>
-    <w:lvl w:ilvl="5" w:tentative="1">
-      <w:start w:val="1"/>
-      <w:numFmt w:val="bullet"/>
-      <w:lvlText w:val=""/>
-      <w:lvlJc w:val="left"/>
-      <w:pPr>
-        <w:tabs>
-          <w:tab w:val="num" w:pos="4320"/>
-        </w:tabs>
-        <w:ind w:left="4320" w:hanging="360"/>
-      </w:pPr>
-      <w:rPr>
-        <w:rFonts w:ascii="Wingdings" w:hAnsi="Wingdings" w:hint="default"/>
-        <w:sz w:val="20"/>
-      </w:rPr>
-    </w:lvl>
-    <w:lvl w:ilvl="6" w:tentative="1">
-      <w:start w:val="1"/>
-      <w:numFmt w:val="bullet"/>
-      <w:lvlText w:val=""/>
-      <w:lvlJc w:val="left"/>
-      <w:pPr>
-        <w:tabs>
-          <w:tab w:val="num" w:pos="5040"/>
-        </w:tabs>
-        <w:ind w:left="5040" w:hanging="360"/>
-      </w:pPr>
-      <w:rPr>
-        <w:rFonts w:ascii="Wingdings" w:hAnsi="Wingdings" w:hint="default"/>
-        <w:sz w:val="20"/>
-      </w:rPr>
-    </w:lvl>
-    <w:lvl w:ilvl="7" w:tentative="1">
-      <w:start w:val="1"/>
-      <w:numFmt w:val="bullet"/>
-      <w:lvlText w:val=""/>
-      <w:lvlJc w:val="left"/>
-      <w:pPr>
-        <w:tabs>
-          <w:tab w:val="num" w:pos="5760"/>
-        </w:tabs>
-        <w:ind w:left="5760" w:hanging="360"/>
-      </w:pPr>
-      <w:rPr>
-        <w:rFonts w:ascii="Wingdings" w:hAnsi="Wingdings" w:hint="default"/>
-        <w:sz w:val="20"/>
-      </w:rPr>
-    </w:lvl>
-    <w:lvl w:ilvl="8" w:tentative="1">
-      <w:start w:val="1"/>
-      <w:numFmt w:val="bullet"/>
-      <w:lvlText w:val=""/>
-      <w:lvlJc w:val="left"/>
-      <w:pPr>
-        <w:tabs>
-          <w:tab w:val="num" w:pos="6480"/>
-        </w:tabs>
-        <w:ind w:left="6480" w:hanging="360"/>
-      </w:pPr>
-      <w:rPr>
-        <w:rFonts w:ascii="Wingdings" w:hAnsi="Wingdings" w:hint="default"/>
-        <w:sz w:val="20"/>
-      </w:rPr>
-    </w:lvl>
-  </w:abstractNum>
-  <w:abstractNum w:abstractNumId="10" w15:restartNumberingAfterBreak="0">
     <w:nsid w:val="419A00EB"/>
     <w:multiLevelType w:val="multilevel"/>
     <w:tmpl w:val="DC0EC80C"/>
@@ -5516,7 +5424,7 @@
       </w:rPr>
     </w:lvl>
   </w:abstractNum>
-  <w:abstractNum w:abstractNumId="11" w15:restartNumberingAfterBreak="0">
+  <w:abstractNum w:abstractNumId="10" w15:restartNumberingAfterBreak="0">
     <w:nsid w:val="444713C8"/>
     <w:multiLevelType w:val="multilevel"/>
     <w:tmpl w:val="2C6A6D72"/>
@@ -5665,7 +5573,7 @@
       </w:rPr>
     </w:lvl>
   </w:abstractNum>
-  <w:abstractNum w:abstractNumId="12" w15:restartNumberingAfterBreak="0">
+  <w:abstractNum w:abstractNumId="11" w15:restartNumberingAfterBreak="0">
     <w:nsid w:val="45AB6487"/>
     <w:multiLevelType w:val="multilevel"/>
     <w:tmpl w:val="ACB29B72"/>
@@ -5814,7 +5722,7 @@
       </w:rPr>
     </w:lvl>
   </w:abstractNum>
-  <w:abstractNum w:abstractNumId="13" w15:restartNumberingAfterBreak="0">
+  <w:abstractNum w:abstractNumId="12" w15:restartNumberingAfterBreak="0">
     <w:nsid w:val="46F90356"/>
     <w:multiLevelType w:val="multilevel"/>
     <w:tmpl w:val="6F36E2C8"/>
@@ -5927,7 +5835,7 @@
       </w:rPr>
     </w:lvl>
   </w:abstractNum>
-  <w:abstractNum w:abstractNumId="14" w15:restartNumberingAfterBreak="0">
+  <w:abstractNum w:abstractNumId="13" w15:restartNumberingAfterBreak="0">
     <w:nsid w:val="4A863764"/>
     <w:multiLevelType w:val="multilevel"/>
     <w:tmpl w:val="67B0508A"/>
@@ -6040,7 +5948,7 @@
       </w:rPr>
     </w:lvl>
   </w:abstractNum>
-  <w:abstractNum w:abstractNumId="15" w15:restartNumberingAfterBreak="0">
+  <w:abstractNum w:abstractNumId="14" w15:restartNumberingAfterBreak="0">
     <w:nsid w:val="7A863BA0"/>
     <w:multiLevelType w:val="multilevel"/>
     <w:tmpl w:val="3250B8A6"/>
@@ -6154,7 +6062,7 @@
     </w:lvl>
   </w:abstractNum>
   <w:num w:numId="1" w16cid:durableId="267200166">
-    <w:abstractNumId w:val="13"/>
+    <w:abstractNumId w:val="12"/>
   </w:num>
   <w:num w:numId="2" w16cid:durableId="1875996378">
     <w:abstractNumId w:val="7"/>
@@ -6163,43 +6071,40 @@
     <w:abstractNumId w:val="8"/>
   </w:num>
   <w:num w:numId="4" w16cid:durableId="1180973934">
+    <w:abstractNumId w:val="13"/>
+  </w:num>
+  <w:num w:numId="5" w16cid:durableId="1906724708">
     <w:abstractNumId w:val="14"/>
   </w:num>
-  <w:num w:numId="5" w16cid:durableId="1906724708">
-    <w:abstractNumId w:val="15"/>
-  </w:num>
-  <w:num w:numId="6" w16cid:durableId="475417507">
-    <w:abstractNumId w:val="9"/>
-  </w:num>
-  <w:num w:numId="7" w16cid:durableId="1899583210">
+  <w:num w:numId="6" w16cid:durableId="1899583210">
     <w:abstractNumId w:val="1"/>
   </w:num>
-  <w:num w:numId="8" w16cid:durableId="846795248">
+  <w:num w:numId="7" w16cid:durableId="846795248">
     <w:abstractNumId w:val="4"/>
   </w:num>
-  <w:num w:numId="9" w16cid:durableId="1825075661">
-    <w:abstractNumId w:val="12"/>
+  <w:num w:numId="8" w16cid:durableId="1825075661">
+    <w:abstractNumId w:val="11"/>
   </w:num>
-  <w:num w:numId="10" w16cid:durableId="139346359">
+  <w:num w:numId="9" w16cid:durableId="139346359">
     <w:abstractNumId w:val="3"/>
   </w:num>
-  <w:num w:numId="11" w16cid:durableId="482084821">
-    <w:abstractNumId w:val="11"/>
+  <w:num w:numId="10" w16cid:durableId="482084821">
+    <w:abstractNumId w:val="10"/>
   </w:num>
-  <w:num w:numId="12" w16cid:durableId="1032220159">
+  <w:num w:numId="11" w16cid:durableId="1032220159">
     <w:abstractNumId w:val="5"/>
   </w:num>
-  <w:num w:numId="13" w16cid:durableId="1725906043">
+  <w:num w:numId="12" w16cid:durableId="1725906043">
     <w:abstractNumId w:val="6"/>
   </w:num>
-  <w:num w:numId="14" w16cid:durableId="1927884775">
+  <w:num w:numId="13" w16cid:durableId="1927884775">
     <w:abstractNumId w:val="0"/>
   </w:num>
-  <w:num w:numId="15" w16cid:durableId="632174960">
+  <w:num w:numId="14" w16cid:durableId="632174960">
     <w:abstractNumId w:val="2"/>
   </w:num>
-  <w:num w:numId="16" w16cid:durableId="382993628">
-    <w:abstractNumId w:val="10"/>
+  <w:num w:numId="15" w16cid:durableId="382993628">
+    <w:abstractNumId w:val="9"/>
   </w:num>
 </w:numbering>
 </file>
@@ -6209,15 +6114,17 @@
   <w:docDefaults>
     <w:rPrDefault>
       <w:rPr>
-        <w:rFonts w:ascii="Arial" w:eastAsia="Arial" w:hAnsi="Arial" w:cs="Arial"/>
-        <w:sz w:val="22"/>
-        <w:szCs w:val="22"/>
-        <w:lang w:val="en" w:eastAsia="en-US" w:bidi="ar-SA"/>
+        <w:rFonts w:asciiTheme="minorHAnsi" w:eastAsiaTheme="minorHAnsi" w:hAnsiTheme="minorHAnsi" w:cstheme="minorBidi"/>
+        <w:kern w:val="2"/>
+        <w:sz w:val="24"/>
+        <w:szCs w:val="24"/>
+        <w:lang w:val="en-US" w:eastAsia="en-US" w:bidi="ar-SA"/>
+        <w14:ligatures w14:val="standardContextual"/>
       </w:rPr>
     </w:rPrDefault>
     <w:pPrDefault>
       <w:pPr>
-        <w:spacing w:line="276" w:lineRule="auto"/>
+        <w:spacing w:after="160" w:line="278" w:lineRule="auto"/>
       </w:pPr>
     </w:pPrDefault>
   </w:docDefaults>
@@ -6602,21 +6509,36 @@
   <w:style w:type="paragraph" w:default="1" w:styleId="Normal">
     <w:name w:val="Normal"/>
     <w:qFormat/>
-    <w:rsid w:val="00B677A8"/>
+    <w:rsid w:val="00A8539A"/>
+    <w:pPr>
+      <w:spacing w:after="0" w:line="276" w:lineRule="auto"/>
+    </w:pPr>
+    <w:rPr>
+      <w:rFonts w:ascii="Arial" w:eastAsia="Arial" w:hAnsi="Arial" w:cs="Arial"/>
+      <w:kern w:val="0"/>
+      <w:sz w:val="22"/>
+      <w:szCs w:val="22"/>
+      <w:lang w:val="en"/>
+      <w14:ligatures w14:val="none"/>
+    </w:rPr>
   </w:style>
   <w:style w:type="paragraph" w:styleId="Heading1">
     <w:name w:val="heading 1"/>
     <w:basedOn w:val="Normal"/>
     <w:next w:val="Normal"/>
+    <w:link w:val="Heading1Char"/>
     <w:uiPriority w:val="9"/>
     <w:qFormat/>
+    <w:rsid w:val="00D126FF"/>
     <w:pPr>
       <w:keepNext/>
       <w:keepLines/>
-      <w:spacing w:before="400" w:after="120"/>
+      <w:spacing w:before="360" w:after="80"/>
       <w:outlineLvl w:val="0"/>
     </w:pPr>
     <w:rPr>
+      <w:rFonts w:asciiTheme="majorHAnsi" w:eastAsiaTheme="majorEastAsia" w:hAnsiTheme="majorHAnsi" w:cstheme="majorBidi"/>
+      <w:color w:val="2F5496" w:themeColor="accent1" w:themeShade="BF"/>
       <w:sz w:val="40"/>
       <w:szCs w:val="40"/>
     </w:rPr>
@@ -6625,16 +6547,20 @@
     <w:name w:val="heading 2"/>
     <w:basedOn w:val="Normal"/>
     <w:next w:val="Normal"/>
+    <w:link w:val="Heading2Char"/>
     <w:uiPriority w:val="9"/>
     <w:unhideWhenUsed/>
     <w:qFormat/>
+    <w:rsid w:val="00D126FF"/>
     <w:pPr>
       <w:keepNext/>
       <w:keepLines/>
-      <w:spacing w:before="360" w:after="120"/>
+      <w:spacing w:before="160" w:after="80"/>
       <w:outlineLvl w:val="1"/>
     </w:pPr>
     <w:rPr>
+      <w:rFonts w:asciiTheme="majorHAnsi" w:eastAsiaTheme="majorEastAsia" w:hAnsiTheme="majorHAnsi" w:cstheme="majorBidi"/>
+      <w:color w:val="2F5496" w:themeColor="accent1" w:themeShade="BF"/>
       <w:sz w:val="32"/>
       <w:szCs w:val="32"/>
     </w:rPr>
@@ -6643,17 +6569,20 @@
     <w:name w:val="heading 3"/>
     <w:basedOn w:val="Normal"/>
     <w:next w:val="Normal"/>
+    <w:link w:val="Heading3Char"/>
     <w:uiPriority w:val="9"/>
     <w:unhideWhenUsed/>
     <w:qFormat/>
+    <w:rsid w:val="00D126FF"/>
     <w:pPr>
       <w:keepNext/>
       <w:keepLines/>
-      <w:spacing w:before="320" w:after="80"/>
+      <w:spacing w:before="160" w:after="80"/>
       <w:outlineLvl w:val="2"/>
     </w:pPr>
     <w:rPr>
-      <w:color w:val="434343"/>
+      <w:rFonts w:eastAsiaTheme="majorEastAsia" w:cstheme="majorBidi"/>
+      <w:color w:val="2F5496" w:themeColor="accent1" w:themeShade="BF"/>
       <w:sz w:val="28"/>
       <w:szCs w:val="28"/>
     </w:rPr>
@@ -6662,62 +6591,136 @@
     <w:name w:val="heading 4"/>
     <w:basedOn w:val="Normal"/>
     <w:next w:val="Normal"/>
+    <w:link w:val="Heading4Char"/>
     <w:uiPriority w:val="9"/>
     <w:semiHidden/>
     <w:unhideWhenUsed/>
     <w:qFormat/>
+    <w:rsid w:val="00D126FF"/>
     <w:pPr>
       <w:keepNext/>
       <w:keepLines/>
-      <w:spacing w:before="280" w:after="80"/>
+      <w:spacing w:before="80" w:after="40"/>
       <w:outlineLvl w:val="3"/>
     </w:pPr>
     <w:rPr>
-      <w:color w:val="666666"/>
-      <w:sz w:val="24"/>
-      <w:szCs w:val="24"/>
+      <w:rFonts w:eastAsiaTheme="majorEastAsia" w:cstheme="majorBidi"/>
+      <w:i/>
+      <w:iCs/>
+      <w:color w:val="2F5496" w:themeColor="accent1" w:themeShade="BF"/>
     </w:rPr>
   </w:style>
   <w:style w:type="paragraph" w:styleId="Heading5">
     <w:name w:val="heading 5"/>
     <w:basedOn w:val="Normal"/>
     <w:next w:val="Normal"/>
+    <w:link w:val="Heading5Char"/>
     <w:uiPriority w:val="9"/>
     <w:semiHidden/>
     <w:unhideWhenUsed/>
     <w:qFormat/>
+    <w:rsid w:val="00D126FF"/>
     <w:pPr>
       <w:keepNext/>
       <w:keepLines/>
-      <w:spacing w:before="240" w:after="80"/>
+      <w:spacing w:before="80" w:after="40"/>
       <w:outlineLvl w:val="4"/>
     </w:pPr>
     <w:rPr>
-      <w:color w:val="666666"/>
+      <w:rFonts w:eastAsiaTheme="majorEastAsia" w:cstheme="majorBidi"/>
+      <w:color w:val="2F5496" w:themeColor="accent1" w:themeShade="BF"/>
     </w:rPr>
   </w:style>
   <w:style w:type="paragraph" w:styleId="Heading6">
     <w:name w:val="heading 6"/>
     <w:basedOn w:val="Normal"/>
     <w:next w:val="Normal"/>
+    <w:link w:val="Heading6Char"/>
     <w:uiPriority w:val="9"/>
     <w:semiHidden/>
     <w:unhideWhenUsed/>
     <w:qFormat/>
+    <w:rsid w:val="00D126FF"/>
     <w:pPr>
       <w:keepNext/>
       <w:keepLines/>
-      <w:spacing w:before="240" w:after="80"/>
+      <w:spacing w:before="40"/>
       <w:outlineLvl w:val="5"/>
     </w:pPr>
     <w:rPr>
+      <w:rFonts w:eastAsiaTheme="majorEastAsia" w:cstheme="majorBidi"/>
       <w:i/>
-      <w:color w:val="666666"/>
+      <w:iCs/>
+      <w:color w:val="595959" w:themeColor="text1" w:themeTint="A6"/>
+    </w:rPr>
+  </w:style>
+  <w:style w:type="paragraph" w:styleId="Heading7">
+    <w:name w:val="heading 7"/>
+    <w:basedOn w:val="Normal"/>
+    <w:next w:val="Normal"/>
+    <w:link w:val="Heading7Char"/>
+    <w:uiPriority w:val="9"/>
+    <w:semiHidden/>
+    <w:unhideWhenUsed/>
+    <w:qFormat/>
+    <w:rsid w:val="00D126FF"/>
+    <w:pPr>
+      <w:keepNext/>
+      <w:keepLines/>
+      <w:spacing w:before="40"/>
+      <w:outlineLvl w:val="6"/>
+    </w:pPr>
+    <w:rPr>
+      <w:rFonts w:eastAsiaTheme="majorEastAsia" w:cstheme="majorBidi"/>
+      <w:color w:val="595959" w:themeColor="text1" w:themeTint="A6"/>
+    </w:rPr>
+  </w:style>
+  <w:style w:type="paragraph" w:styleId="Heading8">
+    <w:name w:val="heading 8"/>
+    <w:basedOn w:val="Normal"/>
+    <w:next w:val="Normal"/>
+    <w:link w:val="Heading8Char"/>
+    <w:uiPriority w:val="9"/>
+    <w:semiHidden/>
+    <w:unhideWhenUsed/>
+    <w:qFormat/>
+    <w:rsid w:val="00D126FF"/>
+    <w:pPr>
+      <w:keepNext/>
+      <w:keepLines/>
+      <w:outlineLvl w:val="7"/>
+    </w:pPr>
+    <w:rPr>
+      <w:rFonts w:eastAsiaTheme="majorEastAsia" w:cstheme="majorBidi"/>
+      <w:i/>
+      <w:iCs/>
+      <w:color w:val="272727" w:themeColor="text1" w:themeTint="D8"/>
+    </w:rPr>
+  </w:style>
+  <w:style w:type="paragraph" w:styleId="Heading9">
+    <w:name w:val="heading 9"/>
+    <w:basedOn w:val="Normal"/>
+    <w:next w:val="Normal"/>
+    <w:link w:val="Heading9Char"/>
+    <w:uiPriority w:val="9"/>
+    <w:semiHidden/>
+    <w:unhideWhenUsed/>
+    <w:qFormat/>
+    <w:rsid w:val="00D126FF"/>
+    <w:pPr>
+      <w:keepNext/>
+      <w:keepLines/>
+      <w:outlineLvl w:val="8"/>
+    </w:pPr>
+    <w:rPr>
+      <w:rFonts w:eastAsiaTheme="majorEastAsia" w:cstheme="majorBidi"/>
+      <w:color w:val="272727" w:themeColor="text1" w:themeTint="D8"/>
     </w:rPr>
   </w:style>
   <w:style w:type="character" w:default="1" w:styleId="DefaultParagraphFont">
     <w:name w:val="Default Paragraph Font"/>
     <w:uiPriority w:val="1"/>
+    <w:semiHidden/>
     <w:unhideWhenUsed/>
   </w:style>
   <w:style w:type="table" w:default="1" w:styleId="TableNormal">
@@ -6741,48 +6744,292 @@
     <w:semiHidden/>
     <w:unhideWhenUsed/>
   </w:style>
-  <w:style w:type="table" w:customStyle="1" w:styleId="TableNormal0">
-    <w:name w:val="TableNormal"/>
-    <w:tblPr>
-      <w:tblCellMar>
-        <w:top w:w="0" w:type="dxa"/>
-        <w:left w:w="0" w:type="dxa"/>
-        <w:bottom w:w="0" w:type="dxa"/>
-        <w:right w:w="0" w:type="dxa"/>
-      </w:tblCellMar>
-    </w:tblPr>
+  <w:style w:type="character" w:customStyle="1" w:styleId="Heading1Char">
+    <w:name w:val="Heading 1 Char"/>
+    <w:basedOn w:val="DefaultParagraphFont"/>
+    <w:link w:val="Heading1"/>
+    <w:uiPriority w:val="9"/>
+    <w:rsid w:val="00D126FF"/>
+    <w:rPr>
+      <w:rFonts w:asciiTheme="majorHAnsi" w:eastAsiaTheme="majorEastAsia" w:hAnsiTheme="majorHAnsi" w:cstheme="majorBidi"/>
+      <w:color w:val="2F5496" w:themeColor="accent1" w:themeShade="BF"/>
+      <w:sz w:val="40"/>
+      <w:szCs w:val="40"/>
+    </w:rPr>
+  </w:style>
+  <w:style w:type="character" w:customStyle="1" w:styleId="Heading2Char">
+    <w:name w:val="Heading 2 Char"/>
+    <w:basedOn w:val="DefaultParagraphFont"/>
+    <w:link w:val="Heading2"/>
+    <w:uiPriority w:val="9"/>
+    <w:rsid w:val="00D126FF"/>
+    <w:rPr>
+      <w:rFonts w:asciiTheme="majorHAnsi" w:eastAsiaTheme="majorEastAsia" w:hAnsiTheme="majorHAnsi" w:cstheme="majorBidi"/>
+      <w:color w:val="2F5496" w:themeColor="accent1" w:themeShade="BF"/>
+      <w:sz w:val="32"/>
+      <w:szCs w:val="32"/>
+    </w:rPr>
+  </w:style>
+  <w:style w:type="character" w:customStyle="1" w:styleId="Heading3Char">
+    <w:name w:val="Heading 3 Char"/>
+    <w:basedOn w:val="DefaultParagraphFont"/>
+    <w:link w:val="Heading3"/>
+    <w:uiPriority w:val="9"/>
+    <w:rsid w:val="00D126FF"/>
+    <w:rPr>
+      <w:rFonts w:eastAsiaTheme="majorEastAsia" w:cstheme="majorBidi"/>
+      <w:color w:val="2F5496" w:themeColor="accent1" w:themeShade="BF"/>
+      <w:sz w:val="28"/>
+      <w:szCs w:val="28"/>
+    </w:rPr>
+  </w:style>
+  <w:style w:type="character" w:customStyle="1" w:styleId="Heading4Char">
+    <w:name w:val="Heading 4 Char"/>
+    <w:basedOn w:val="DefaultParagraphFont"/>
+    <w:link w:val="Heading4"/>
+    <w:uiPriority w:val="9"/>
+    <w:semiHidden/>
+    <w:rsid w:val="00D126FF"/>
+    <w:rPr>
+      <w:rFonts w:eastAsiaTheme="majorEastAsia" w:cstheme="majorBidi"/>
+      <w:i/>
+      <w:iCs/>
+      <w:color w:val="2F5496" w:themeColor="accent1" w:themeShade="BF"/>
+    </w:rPr>
+  </w:style>
+  <w:style w:type="character" w:customStyle="1" w:styleId="Heading5Char">
+    <w:name w:val="Heading 5 Char"/>
+    <w:basedOn w:val="DefaultParagraphFont"/>
+    <w:link w:val="Heading5"/>
+    <w:uiPriority w:val="9"/>
+    <w:semiHidden/>
+    <w:rsid w:val="00D126FF"/>
+    <w:rPr>
+      <w:rFonts w:eastAsiaTheme="majorEastAsia" w:cstheme="majorBidi"/>
+      <w:color w:val="2F5496" w:themeColor="accent1" w:themeShade="BF"/>
+    </w:rPr>
+  </w:style>
+  <w:style w:type="character" w:customStyle="1" w:styleId="Heading6Char">
+    <w:name w:val="Heading 6 Char"/>
+    <w:basedOn w:val="DefaultParagraphFont"/>
+    <w:link w:val="Heading6"/>
+    <w:uiPriority w:val="9"/>
+    <w:semiHidden/>
+    <w:rsid w:val="00D126FF"/>
+    <w:rPr>
+      <w:rFonts w:eastAsiaTheme="majorEastAsia" w:cstheme="majorBidi"/>
+      <w:i/>
+      <w:iCs/>
+      <w:color w:val="595959" w:themeColor="text1" w:themeTint="A6"/>
+    </w:rPr>
+  </w:style>
+  <w:style w:type="character" w:customStyle="1" w:styleId="Heading7Char">
+    <w:name w:val="Heading 7 Char"/>
+    <w:basedOn w:val="DefaultParagraphFont"/>
+    <w:link w:val="Heading7"/>
+    <w:uiPriority w:val="9"/>
+    <w:semiHidden/>
+    <w:rsid w:val="00D126FF"/>
+    <w:rPr>
+      <w:rFonts w:eastAsiaTheme="majorEastAsia" w:cstheme="majorBidi"/>
+      <w:color w:val="595959" w:themeColor="text1" w:themeTint="A6"/>
+    </w:rPr>
+  </w:style>
+  <w:style w:type="character" w:customStyle="1" w:styleId="Heading8Char">
+    <w:name w:val="Heading 8 Char"/>
+    <w:basedOn w:val="DefaultParagraphFont"/>
+    <w:link w:val="Heading8"/>
+    <w:uiPriority w:val="9"/>
+    <w:semiHidden/>
+    <w:rsid w:val="00D126FF"/>
+    <w:rPr>
+      <w:rFonts w:eastAsiaTheme="majorEastAsia" w:cstheme="majorBidi"/>
+      <w:i/>
+      <w:iCs/>
+      <w:color w:val="272727" w:themeColor="text1" w:themeTint="D8"/>
+    </w:rPr>
+  </w:style>
+  <w:style w:type="character" w:customStyle="1" w:styleId="Heading9Char">
+    <w:name w:val="Heading 9 Char"/>
+    <w:basedOn w:val="DefaultParagraphFont"/>
+    <w:link w:val="Heading9"/>
+    <w:uiPriority w:val="9"/>
+    <w:semiHidden/>
+    <w:rsid w:val="00D126FF"/>
+    <w:rPr>
+      <w:rFonts w:eastAsiaTheme="majorEastAsia" w:cstheme="majorBidi"/>
+      <w:color w:val="272727" w:themeColor="text1" w:themeTint="D8"/>
+    </w:rPr>
   </w:style>
   <w:style w:type="paragraph" w:styleId="Title">
     <w:name w:val="Title"/>
     <w:basedOn w:val="Normal"/>
     <w:next w:val="Normal"/>
+    <w:link w:val="TitleChar"/>
     <w:uiPriority w:val="10"/>
     <w:qFormat/>
+    <w:rsid w:val="00D126FF"/>
     <w:pPr>
-      <w:keepNext/>
-      <w:keepLines/>
-      <w:spacing w:after="60"/>
+      <w:spacing w:after="80" w:line="240" w:lineRule="auto"/>
+      <w:contextualSpacing/>
     </w:pPr>
     <w:rPr>
-      <w:sz w:val="52"/>
-      <w:szCs w:val="52"/>
+      <w:rFonts w:asciiTheme="majorHAnsi" w:eastAsiaTheme="majorEastAsia" w:hAnsiTheme="majorHAnsi" w:cstheme="majorBidi"/>
+      <w:spacing w:val="-10"/>
+      <w:kern w:val="28"/>
+      <w:sz w:val="56"/>
+      <w:szCs w:val="56"/>
+    </w:rPr>
+  </w:style>
+  <w:style w:type="character" w:customStyle="1" w:styleId="TitleChar">
+    <w:name w:val="Title Char"/>
+    <w:basedOn w:val="DefaultParagraphFont"/>
+    <w:link w:val="Title"/>
+    <w:uiPriority w:val="10"/>
+    <w:rsid w:val="00D126FF"/>
+    <w:rPr>
+      <w:rFonts w:asciiTheme="majorHAnsi" w:eastAsiaTheme="majorEastAsia" w:hAnsiTheme="majorHAnsi" w:cstheme="majorBidi"/>
+      <w:spacing w:val="-10"/>
+      <w:kern w:val="28"/>
+      <w:sz w:val="56"/>
+      <w:szCs w:val="56"/>
     </w:rPr>
   </w:style>
   <w:style w:type="paragraph" w:styleId="Subtitle">
     <w:name w:val="Subtitle"/>
     <w:basedOn w:val="Normal"/>
     <w:next w:val="Normal"/>
+    <w:link w:val="SubtitleChar"/>
     <w:uiPriority w:val="11"/>
     <w:qFormat/>
+    <w:rsid w:val="00D126FF"/>
     <w:pPr>
-      <w:keepNext/>
-      <w:keepLines/>
-      <w:spacing w:after="320"/>
+      <w:numPr>
+        <w:ilvl w:val="1"/>
+      </w:numPr>
     </w:pPr>
     <w:rPr>
-      <w:color w:val="666666"/>
-      <w:sz w:val="30"/>
-      <w:szCs w:val="30"/>
+      <w:rFonts w:eastAsiaTheme="majorEastAsia" w:cstheme="majorBidi"/>
+      <w:color w:val="595959" w:themeColor="text1" w:themeTint="A6"/>
+      <w:spacing w:val="15"/>
+      <w:sz w:val="28"/>
+      <w:szCs w:val="28"/>
+    </w:rPr>
+  </w:style>
+  <w:style w:type="character" w:customStyle="1" w:styleId="SubtitleChar">
+    <w:name w:val="Subtitle Char"/>
+    <w:basedOn w:val="DefaultParagraphFont"/>
+    <w:link w:val="Subtitle"/>
+    <w:uiPriority w:val="11"/>
+    <w:rsid w:val="00D126FF"/>
+    <w:rPr>
+      <w:rFonts w:eastAsiaTheme="majorEastAsia" w:cstheme="majorBidi"/>
+      <w:color w:val="595959" w:themeColor="text1" w:themeTint="A6"/>
+      <w:spacing w:val="15"/>
+      <w:sz w:val="28"/>
+      <w:szCs w:val="28"/>
+    </w:rPr>
+  </w:style>
+  <w:style w:type="paragraph" w:styleId="Quote">
+    <w:name w:val="Quote"/>
+    <w:basedOn w:val="Normal"/>
+    <w:next w:val="Normal"/>
+    <w:link w:val="QuoteChar"/>
+    <w:uiPriority w:val="29"/>
+    <w:qFormat/>
+    <w:rsid w:val="00D126FF"/>
+    <w:pPr>
+      <w:spacing w:before="160"/>
+      <w:jc w:val="center"/>
+    </w:pPr>
+    <w:rPr>
+      <w:i/>
+      <w:iCs/>
+      <w:color w:val="404040" w:themeColor="text1" w:themeTint="BF"/>
+    </w:rPr>
+  </w:style>
+  <w:style w:type="character" w:customStyle="1" w:styleId="QuoteChar">
+    <w:name w:val="Quote Char"/>
+    <w:basedOn w:val="DefaultParagraphFont"/>
+    <w:link w:val="Quote"/>
+    <w:uiPriority w:val="29"/>
+    <w:rsid w:val="00D126FF"/>
+    <w:rPr>
+      <w:i/>
+      <w:iCs/>
+      <w:color w:val="404040" w:themeColor="text1" w:themeTint="BF"/>
+    </w:rPr>
+  </w:style>
+  <w:style w:type="paragraph" w:styleId="ListParagraph">
+    <w:name w:val="List Paragraph"/>
+    <w:basedOn w:val="Normal"/>
+    <w:uiPriority w:val="34"/>
+    <w:qFormat/>
+    <w:rsid w:val="00D126FF"/>
+    <w:pPr>
+      <w:ind w:left="720"/>
+      <w:contextualSpacing/>
+    </w:pPr>
+  </w:style>
+  <w:style w:type="character" w:styleId="IntenseEmphasis">
+    <w:name w:val="Intense Emphasis"/>
+    <w:basedOn w:val="DefaultParagraphFont"/>
+    <w:uiPriority w:val="21"/>
+    <w:qFormat/>
+    <w:rsid w:val="00D126FF"/>
+    <w:rPr>
+      <w:i/>
+      <w:iCs/>
+      <w:color w:val="2F5496" w:themeColor="accent1" w:themeShade="BF"/>
+    </w:rPr>
+  </w:style>
+  <w:style w:type="paragraph" w:styleId="IntenseQuote">
+    <w:name w:val="Intense Quote"/>
+    <w:basedOn w:val="Normal"/>
+    <w:next w:val="Normal"/>
+    <w:link w:val="IntenseQuoteChar"/>
+    <w:uiPriority w:val="30"/>
+    <w:qFormat/>
+    <w:rsid w:val="00D126FF"/>
+    <w:pPr>
+      <w:pBdr>
+        <w:top w:val="single" w:sz="4" w:space="10" w:color="2F5496" w:themeColor="accent1" w:themeShade="BF"/>
+        <w:bottom w:val="single" w:sz="4" w:space="10" w:color="2F5496" w:themeColor="accent1" w:themeShade="BF"/>
+      </w:pBdr>
+      <w:spacing w:before="360" w:after="360"/>
+      <w:ind w:left="864" w:right="864"/>
+      <w:jc w:val="center"/>
+    </w:pPr>
+    <w:rPr>
+      <w:i/>
+      <w:iCs/>
+      <w:color w:val="2F5496" w:themeColor="accent1" w:themeShade="BF"/>
+    </w:rPr>
+  </w:style>
+  <w:style w:type="character" w:customStyle="1" w:styleId="IntenseQuoteChar">
+    <w:name w:val="Intense Quote Char"/>
+    <w:basedOn w:val="DefaultParagraphFont"/>
+    <w:link w:val="IntenseQuote"/>
+    <w:uiPriority w:val="30"/>
+    <w:rsid w:val="00D126FF"/>
+    <w:rPr>
+      <w:i/>
+      <w:iCs/>
+      <w:color w:val="2F5496" w:themeColor="accent1" w:themeShade="BF"/>
+    </w:rPr>
+  </w:style>
+  <w:style w:type="character" w:styleId="IntenseReference">
+    <w:name w:val="Intense Reference"/>
+    <w:basedOn w:val="DefaultParagraphFont"/>
+    <w:uiPriority w:val="32"/>
+    <w:qFormat/>
+    <w:rsid w:val="00D126FF"/>
+    <w:rPr>
+      <w:b/>
+      <w:bCs/>
+      <w:smallCaps/>
+      <w:color w:val="2F5496" w:themeColor="accent1" w:themeShade="BF"/>
+      <w:spacing w:val="5"/>
     </w:rPr>
   </w:style>
   <w:style w:type="character" w:styleId="Strong">
@@ -6790,7 +7037,7 @@
     <w:basedOn w:val="DefaultParagraphFont"/>
     <w:uiPriority w:val="22"/>
     <w:qFormat/>
-    <w:rsid w:val="001F342C"/>
+    <w:rsid w:val="00A8539A"/>
     <w:rPr>
       <w:b/>
       <w:bCs/>
@@ -6810,44 +7057,44 @@
         <a:sysClr val="window" lastClr="FFFFFF"/>
       </a:lt1>
       <a:dk2>
-        <a:srgbClr val="1F497D"/>
+        <a:srgbClr val="44546A"/>
       </a:dk2>
       <a:lt2>
-        <a:srgbClr val="EEECE1"/>
+        <a:srgbClr val="E7E6E6"/>
       </a:lt2>
       <a:accent1>
-        <a:srgbClr val="4F81BD"/>
+        <a:srgbClr val="4472C4"/>
       </a:accent1>
       <a:accent2>
-        <a:srgbClr val="C0504D"/>
+        <a:srgbClr val="ED7D31"/>
       </a:accent2>
       <a:accent3>
-        <a:srgbClr val="9BBB59"/>
+        <a:srgbClr val="A5A5A5"/>
       </a:accent3>
       <a:accent4>
-        <a:srgbClr val="8064A2"/>
+        <a:srgbClr val="FFC000"/>
       </a:accent4>
       <a:accent5>
-        <a:srgbClr val="4BACC6"/>
+        <a:srgbClr val="5B9BD5"/>
       </a:accent5>
       <a:accent6>
-        <a:srgbClr val="F79646"/>
+        <a:srgbClr val="70AD47"/>
       </a:accent6>
       <a:hlink>
-        <a:srgbClr val="0000FF"/>
+        <a:srgbClr val="0563C1"/>
       </a:hlink>
       <a:folHlink>
-        <a:srgbClr val="800080"/>
+        <a:srgbClr val="954F72"/>
       </a:folHlink>
     </a:clrScheme>
     <a:fontScheme name="Office">
       <a:majorFont>
-        <a:latin typeface="Calibri"/>
+        <a:latin typeface="Calibri Light" panose="020F0302020204030204"/>
         <a:ea typeface=""/>
         <a:cs typeface=""/>
-        <a:font script="Jpan" typeface="ＭＳ ゴシック"/>
+        <a:font script="Jpan" typeface="游ゴシック Light"/>
         <a:font script="Hang" typeface="맑은 고딕"/>
-        <a:font script="Hans" typeface="宋体"/>
+        <a:font script="Hans" typeface="等线 Light"/>
         <a:font script="Hant" typeface="新細明體"/>
         <a:font script="Arab" typeface="Times New Roman"/>
         <a:font script="Hebr" typeface="Times New Roman"/>
@@ -6875,14 +7122,31 @@
         <a:font script="Viet" typeface="Times New Roman"/>
         <a:font script="Uigh" typeface="Microsoft Uighur"/>
         <a:font script="Geor" typeface="Sylfaen"/>
+        <a:font script="Armn" typeface="Arial"/>
+        <a:font script="Bugi" typeface="Leelawadee UI"/>
+        <a:font script="Bopo" typeface="Microsoft JhengHei"/>
+        <a:font script="Java" typeface="Javanese Text"/>
+        <a:font script="Lisu" typeface="Segoe UI"/>
+        <a:font script="Mymr" typeface="Myanmar Text"/>
+        <a:font script="Nkoo" typeface="Ebrima"/>
+        <a:font script="Olck" typeface="Nirmala UI"/>
+        <a:font script="Osma" typeface="Ebrima"/>
+        <a:font script="Phag" typeface="Phagspa"/>
+        <a:font script="Syrn" typeface="Estrangelo Edessa"/>
+        <a:font script="Syrj" typeface="Estrangelo Edessa"/>
+        <a:font script="Syre" typeface="Estrangelo Edessa"/>
+        <a:font script="Sora" typeface="Nirmala UI"/>
+        <a:font script="Tale" typeface="Microsoft Tai Le"/>
+        <a:font script="Talu" typeface="Microsoft New Tai Lue"/>
+        <a:font script="Tfng" typeface="Ebrima"/>
       </a:majorFont>
       <a:minorFont>
-        <a:latin typeface="Cambria"/>
+        <a:latin typeface="Calibri" panose="020F0502020204030204"/>
         <a:ea typeface=""/>
         <a:cs typeface=""/>
-        <a:font script="Jpan" typeface="ＭＳ 明朝"/>
+        <a:font script="Jpan" typeface="游ゴシック"/>
         <a:font script="Hang" typeface="맑은 고딕"/>
-        <a:font script="Hans" typeface="宋体"/>
+        <a:font script="Hans" typeface="等线"/>
         <a:font script="Hant" typeface="新細明體"/>
         <a:font script="Arab" typeface="Arial"/>
         <a:font script="Hebr" typeface="Arial"/>
@@ -6910,6 +7174,23 @@
         <a:font script="Viet" typeface="Arial"/>
         <a:font script="Uigh" typeface="Microsoft Uighur"/>
         <a:font script="Geor" typeface="Sylfaen"/>
+        <a:font script="Armn" typeface="Arial"/>
+        <a:font script="Bugi" typeface="Leelawadee UI"/>
+        <a:font script="Bopo" typeface="Microsoft JhengHei"/>
+        <a:font script="Java" typeface="Javanese Text"/>
+        <a:font script="Lisu" typeface="Segoe UI"/>
+        <a:font script="Mymr" typeface="Myanmar Text"/>
+        <a:font script="Nkoo" typeface="Ebrima"/>
+        <a:font script="Olck" typeface="Nirmala UI"/>
+        <a:font script="Osma" typeface="Ebrima"/>
+        <a:font script="Phag" typeface="Phagspa"/>
+        <a:font script="Syrn" typeface="Estrangelo Edessa"/>
+        <a:font script="Syrj" typeface="Estrangelo Edessa"/>
+        <a:font script="Syre" typeface="Estrangelo Edessa"/>
+        <a:font script="Sora" typeface="Nirmala UI"/>
+        <a:font script="Tale" typeface="Microsoft Tai Le"/>
+        <a:font script="Talu" typeface="Microsoft New Tai Lue"/>
+        <a:font script="Tfng" typeface="Ebrima"/>
       </a:minorFont>
     </a:fontScheme>
     <a:fmtScheme name="Office">
@@ -6921,200 +7202,141 @@
           <a:gsLst>
             <a:gs pos="0">
               <a:schemeClr val="phClr">
-                <a:tint val="50000"/>
-                <a:satMod val="300000"/>
+                <a:lumMod val="110000"/>
+                <a:satMod val="105000"/>
+                <a:tint val="67000"/>
               </a:schemeClr>
             </a:gs>
-            <a:gs pos="35000">
+            <a:gs pos="50000">
               <a:schemeClr val="phClr">
-                <a:tint val="37000"/>
-                <a:satMod val="300000"/>
+                <a:lumMod val="105000"/>
+                <a:satMod val="103000"/>
+                <a:tint val="73000"/>
               </a:schemeClr>
             </a:gs>
             <a:gs pos="100000">
               <a:schemeClr val="phClr">
-                <a:tint val="15000"/>
-                <a:satMod val="350000"/>
+                <a:lumMod val="105000"/>
+                <a:satMod val="109000"/>
+                <a:tint val="81000"/>
               </a:schemeClr>
             </a:gs>
           </a:gsLst>
-          <a:lin ang="16200000" scaled="1"/>
+          <a:lin ang="5400000" scaled="0"/>
         </a:gradFill>
         <a:gradFill rotWithShape="1">
           <a:gsLst>
             <a:gs pos="0">
               <a:schemeClr val="phClr">
-                <a:tint val="100000"/>
+                <a:satMod val="103000"/>
+                <a:lumMod val="102000"/>
+                <a:tint val="94000"/>
+              </a:schemeClr>
+            </a:gs>
+            <a:gs pos="50000">
+              <a:schemeClr val="phClr">
+                <a:satMod val="110000"/>
+                <a:lumMod val="100000"/>
                 <a:shade val="100000"/>
-                <a:satMod val="130000"/>
               </a:schemeClr>
             </a:gs>
             <a:gs pos="100000">
               <a:schemeClr val="phClr">
-                <a:tint val="50000"/>
-                <a:shade val="100000"/>
-                <a:satMod val="350000"/>
+                <a:lumMod val="99000"/>
+                <a:satMod val="120000"/>
+                <a:shade val="78000"/>
               </a:schemeClr>
             </a:gs>
           </a:gsLst>
-          <a:lin ang="16200000" scaled="0"/>
+          <a:lin ang="5400000" scaled="0"/>
         </a:gradFill>
       </a:fillStyleLst>
       <a:lnStyleLst>
-        <a:ln w="9525" cap="flat" cmpd="sng" algn="ctr">
-          <a:solidFill>
-            <a:schemeClr val="phClr">
-              <a:shade val="95000"/>
-              <a:satMod val="105000"/>
-            </a:schemeClr>
-          </a:solidFill>
-          <a:prstDash val="solid"/>
-        </a:ln>
-        <a:ln w="25400" cap="flat" cmpd="sng" algn="ctr">
+        <a:ln w="6350" cap="flat" cmpd="sng" algn="ctr">
           <a:solidFill>
             <a:schemeClr val="phClr"/>
           </a:solidFill>
           <a:prstDash val="solid"/>
+          <a:miter lim="800000"/>
         </a:ln>
-        <a:ln w="38100" cap="flat" cmpd="sng" algn="ctr">
+        <a:ln w="12700" cap="flat" cmpd="sng" algn="ctr">
           <a:solidFill>
             <a:schemeClr val="phClr"/>
           </a:solidFill>
           <a:prstDash val="solid"/>
+          <a:miter lim="800000"/>
+        </a:ln>
+        <a:ln w="19050" cap="flat" cmpd="sng" algn="ctr">
+          <a:solidFill>
+            <a:schemeClr val="phClr"/>
+          </a:solidFill>
+          <a:prstDash val="solid"/>
+          <a:miter lim="800000"/>
         </a:ln>
       </a:lnStyleLst>
       <a:effectStyleLst>
         <a:effectStyle>
+          <a:effectLst/>
+        </a:effectStyle>
+        <a:effectStyle>
+          <a:effectLst/>
+        </a:effectStyle>
+        <a:effectStyle>
           <a:effectLst>
-            <a:outerShdw blurRad="40000" dist="20000" dir="5400000" rotWithShape="0">
+            <a:outerShdw blurRad="57150" dist="19050" dir="5400000" algn="ctr" rotWithShape="0">
               <a:srgbClr val="000000">
-                <a:alpha val="38000"/>
+                <a:alpha val="63000"/>
               </a:srgbClr>
             </a:outerShdw>
           </a:effectLst>
-        </a:effectStyle>
-        <a:effectStyle>
-          <a:effectLst>
-            <a:outerShdw blurRad="40000" dist="23000" dir="5400000" rotWithShape="0">
-              <a:srgbClr val="000000">
-                <a:alpha val="35000"/>
-              </a:srgbClr>
-            </a:outerShdw>
-          </a:effectLst>
-        </a:effectStyle>
-        <a:effectStyle>
-          <a:effectLst>
-            <a:outerShdw blurRad="40000" dist="23000" dir="5400000" rotWithShape="0">
-              <a:srgbClr val="000000">
-                <a:alpha val="35000"/>
-              </a:srgbClr>
-            </a:outerShdw>
-          </a:effectLst>
-          <a:scene3d>
-            <a:camera prst="orthographicFront">
-              <a:rot lat="0" lon="0" rev="0"/>
-            </a:camera>
-            <a:lightRig rig="threePt" dir="t">
-              <a:rot lat="0" lon="0" rev="1200000"/>
-            </a:lightRig>
-          </a:scene3d>
-          <a:sp3d>
-            <a:bevelT w="63500" h="25400"/>
-          </a:sp3d>
         </a:effectStyle>
       </a:effectStyleLst>
       <a:bgFillStyleLst>
         <a:solidFill>
           <a:schemeClr val="phClr"/>
         </a:solidFill>
+        <a:solidFill>
+          <a:schemeClr val="phClr">
+            <a:tint val="95000"/>
+            <a:satMod val="170000"/>
+          </a:schemeClr>
+        </a:solidFill>
         <a:gradFill rotWithShape="1">
           <a:gsLst>
             <a:gs pos="0">
               <a:schemeClr val="phClr">
-                <a:tint val="40000"/>
-                <a:satMod val="350000"/>
+                <a:tint val="93000"/>
+                <a:satMod val="150000"/>
+                <a:shade val="98000"/>
+                <a:lumMod val="102000"/>
               </a:schemeClr>
             </a:gs>
-            <a:gs pos="40000">
+            <a:gs pos="50000">
               <a:schemeClr val="phClr">
-                <a:tint val="45000"/>
-                <a:shade val="99000"/>
-                <a:satMod val="350000"/>
+                <a:tint val="98000"/>
+                <a:satMod val="130000"/>
+                <a:shade val="90000"/>
+                <a:lumMod val="103000"/>
               </a:schemeClr>
             </a:gs>
             <a:gs pos="100000">
               <a:schemeClr val="phClr">
-                <a:shade val="20000"/>
-                <a:satMod val="255000"/>
+                <a:shade val="63000"/>
+                <a:satMod val="120000"/>
               </a:schemeClr>
             </a:gs>
           </a:gsLst>
-          <a:path path="circle">
-            <a:fillToRect l="50000" t="-80000" r="50000" b="180000"/>
-          </a:path>
-        </a:gradFill>
-        <a:gradFill rotWithShape="1">
-          <a:gsLst>
-            <a:gs pos="0">
-              <a:schemeClr val="phClr">
-                <a:tint val="80000"/>
-                <a:satMod val="300000"/>
-              </a:schemeClr>
-            </a:gs>
-            <a:gs pos="100000">
-              <a:schemeClr val="phClr">
-                <a:shade val="30000"/>
-                <a:satMod val="200000"/>
-              </a:schemeClr>
-            </a:gs>
-          </a:gsLst>
-          <a:path path="circle">
-            <a:fillToRect l="50000" t="50000" r="50000" b="50000"/>
-          </a:path>
+          <a:lin ang="5400000" scaled="0"/>
         </a:gradFill>
       </a:bgFillStyleLst>
     </a:fmtScheme>
   </a:themeElements>
-  <a:objectDefaults>
-    <a:spDef>
-      <a:spPr/>
-      <a:bodyPr/>
-      <a:lstStyle/>
-      <a:style>
-        <a:lnRef idx="1">
-          <a:schemeClr val="accent1"/>
-        </a:lnRef>
-        <a:fillRef idx="3">
-          <a:schemeClr val="accent1"/>
-        </a:fillRef>
-        <a:effectRef idx="2">
-          <a:schemeClr val="accent1"/>
-        </a:effectRef>
-        <a:fontRef idx="minor">
-          <a:schemeClr val="lt1"/>
-        </a:fontRef>
-      </a:style>
-    </a:spDef>
-    <a:lnDef>
-      <a:spPr/>
-      <a:bodyPr/>
-      <a:lstStyle/>
-      <a:style>
-        <a:lnRef idx="2">
-          <a:schemeClr val="accent1"/>
-        </a:lnRef>
-        <a:fillRef idx="0">
-          <a:schemeClr val="accent1"/>
-        </a:fillRef>
-        <a:effectRef idx="1">
-          <a:schemeClr val="accent1"/>
-        </a:effectRef>
-        <a:fontRef idx="minor">
-          <a:schemeClr val="tx1"/>
-        </a:fontRef>
-      </a:style>
-    </a:lnDef>
-  </a:objectDefaults>
+  <a:objectDefaults/>
   <a:extraClrSchemeLst/>
+  <a:extLst>
+    <a:ext uri="{05A4C25C-085E-4340-85A3-A5531E510DB2}">
+      <thm15:themeFamily xmlns:thm15="http://schemas.microsoft.com/office/thememl/2012/main" name="Office Theme" id="{62F939B6-93AF-4DB8-9C6B-D6C7DFDC589F}" vid="{4A3C46E8-61CC-4603-A589-7422A47A8E4A}"/>
+    </a:ext>
+  </a:extLst>
 </a:theme>
 </file>